--- a/contracts/PECH_OFFICE_MARKETER_AGREEMENT.docx
+++ b/contracts/PECH_OFFICE_MARKETER_AGREEMENT.docx
@@ -2,12 +2,79 @@
 <file path=word/document.xml><?xml version="1.0" encoding="utf-8"?>
 <w:document xmlns:w="http://schemas.openxmlformats.org/wordprocessingml/2006/main" xmlns:m="http://schemas.openxmlformats.org/officeDocument/2006/math" xmlns:r="http://schemas.openxmlformats.org/officeDocument/2006/relationships" xmlns:o="urn:schemas-microsoft-com:office:office" xmlns:v="urn:schemas-microsoft-com:vml" xmlns:w10="urn:schemas-microsoft-com:office:word" xmlns:a="http://schemas.openxmlformats.org/drawingml/2006/main" xmlns:pic="http://schemas.openxmlformats.org/drawingml/2006/picture" xmlns:wp="http://schemas.openxmlformats.org/drawingml/2006/wordprocessingDrawing">
   <w:body>
+    <w:p>
+      <w:pPr>
+        <w:pBdr>
+          <w:top w:val="single" w:sz="12" w:space="1" w:color="00BFFF"/>
+          <w:bottom w:val="single" w:sz="36" w:space="0" w:color="F5A623"/>
+        </w:pBdr>
+        <w:spacing w:before="0" w:after="240"/>
+      </w:pPr>
+    </w:p>
+    <w:p>
+      <w:pPr>
+        <w:pBdr>
+          <w:bottom w:val="single" w:sz="6" w:space="1" w:color="00BFFF"/>
+        </w:pBdr>
+        <w:spacing w:before="0" w:after="120"/>
+      </w:pPr>
+    </w:p>
+    <w:p>
+      <w:pPr>
+        <w:jc w:val="center"/>
+        <w:spacing w:before="0" w:after="60"/>
+      </w:pPr>
+      <w:r>
+        <w:rPr>
+          <w:i/>
+          <w:color w:val="E08A00"/>
+          <w:sz w:val="18"/>
+          <w:szCs w:val="18"/>
+        </w:rPr>
+        <w:t>Technology &amp; Infrastructure Enablers for Africa</w:t>
+      </w:r>
+    </w:p>
+    <w:p>
+      <w:pPr>
+        <w:jc w:val="center"/>
+        <w:spacing w:before="200" w:after="40"/>
+      </w:pPr>
+      <w:r>
+        <w:rPr>
+          <w:b/>
+          <w:color w:val="0099CC"/>
+          <w:sz w:val="28"/>
+          <w:szCs w:val="28"/>
+        </w:rPr>
+        <w:t>PECH GROUP HOLDINGS LTD</w:t>
+      </w:r>
+    </w:p>
+    <w:p>
+      <w:pPr>
+        <w:pBdr>
+          <w:top w:val="single" w:sz="36" w:space="0" w:color="F5A623"/>
+          <w:bottom w:val="single" w:sz="12" w:space="1" w:color="00BFFF"/>
+        </w:pBdr>
+        <w:spacing w:after="0"/>
+      </w:pPr>
+    </w:p>
     <w:bookmarkStart w:id="21" w:name="pech-group-holdings-ltd"/>
     <w:p>
       <w:pPr>
         <w:pStyle w:val="Heading1"/>
-      </w:pPr>
-      <w:r>
+        <w:rPr>
+          <w:color w:val="0099CC"/>
+        </w:rPr>
+        <w:pBdr>
+          <w:bottom w:val="single" w:sz="18" w:space="2" w:color="F5A623"/>
+        </w:pBdr>
+      </w:pPr>
+      <w:r>
+        <w:rPr>
+          <w:b/>
+          <w:color w:val="0099CC"/>
+          <w:sz w:val="44"/>
+        </w:rPr>
         <w:t xml:space="preserve">PECH GROUP HOLDINGS LTD</w:t>
       </w:r>
     </w:p>
@@ -54,8 +121,19 @@
     <w:p>
       <w:pPr>
         <w:pStyle w:val="Heading1"/>
-      </w:pPr>
-      <w:r>
+        <w:rPr>
+          <w:color w:val="0099CC"/>
+        </w:rPr>
+        <w:pBdr>
+          <w:bottom w:val="single" w:sz="18" w:space="2" w:color="F5A623"/>
+        </w:pBdr>
+      </w:pPr>
+      <w:r>
+        <w:rPr>
+          <w:b/>
+          <w:color w:val="0099CC"/>
+          <w:sz w:val="44"/>
+        </w:rPr>
         <w:t xml:space="preserve">OFFICE MARKETER EMPLOYMENT AGREEMENT</w:t>
       </w:r>
     </w:p>
@@ -135,9 +213,29 @@
     <w:bookmarkStart w:id="22" w:name="table-of-contents"/>
     <w:p>
       <w:pPr>
+        <w:pBdr>
+          <w:top w:val="single" w:sz="18" w:space="1" w:color="F5A623"/>
+          <w:bottom w:val="single" w:sz="6" w:space="1" w:color="0099CC"/>
+        </w:pBdr>
+        <w:spacing w:before="200" w:after="200"/>
+      </w:pPr>
+    </w:p>
+    <w:p>
+      <w:pPr>
         <w:pStyle w:val="Heading2"/>
-      </w:pPr>
-      <w:r>
+        <w:rPr>
+          <w:color w:val="0099CC"/>
+        </w:rPr>
+        <w:pBdr>
+          <w:bottom w:val="single" w:sz="6" w:space="2" w:color="00BFFF"/>
+        </w:pBdr>
+      </w:pPr>
+      <w:r>
+        <w:rPr>
+          <w:b/>
+          <w:color w:val="0099CC"/>
+          <w:sz w:val="32"/>
+        </w:rPr>
         <w:t xml:space="preserve">TABLE OF CONTENTS</w:t>
       </w:r>
     </w:p>
@@ -428,9 +526,29 @@
     <w:bookmarkStart w:id="23" w:name="parties-definitions"/>
     <w:p>
       <w:pPr>
+        <w:pBdr>
+          <w:top w:val="single" w:sz="18" w:space="1" w:color="F5A623"/>
+          <w:bottom w:val="single" w:sz="6" w:space="1" w:color="0099CC"/>
+        </w:pBdr>
+        <w:spacing w:before="200" w:after="200"/>
+      </w:pPr>
+    </w:p>
+    <w:p>
+      <w:pPr>
         <w:pStyle w:val="Heading2"/>
-      </w:pPr>
-      <w:r>
+        <w:rPr>
+          <w:color w:val="0099CC"/>
+        </w:rPr>
+        <w:pBdr>
+          <w:bottom w:val="single" w:sz="6" w:space="2" w:color="00BFFF"/>
+        </w:pBdr>
+      </w:pPr>
+      <w:r>
+        <w:rPr>
+          <w:b/>
+          <w:color w:val="0099CC"/>
+          <w:sz w:val="32"/>
+        </w:rPr>
         <w:t xml:space="preserve">1. PARTIES &amp; DEFINITIONS</w:t>
       </w:r>
     </w:p>
@@ -919,6 +1037,14 @@
         <w:tblW w:type="pct" w:w="5000"/>
         <w:tblLook w:firstRow="1" w:lastRow="0" w:firstColumn="0" w:lastColumn="0" w:noHBand="0" w:noVBand="0" w:val="0020"/>
         <w:jc w:val="start"/>
+        <w:tblBorders>
+          <w:top w:val="single" w:sz="4" w:space="0" w:color="B0D4E8"/>
+          <w:left w:val="single" w:sz="4" w:space="0" w:color="B0D4E8"/>
+          <w:bottom w:val="single" w:sz="4" w:space="0" w:color="B0D4E8"/>
+          <w:right w:val="single" w:sz="4" w:space="0" w:color="B0D4E8"/>
+          <w:insideH w:val="single" w:sz="4" w:space="0" w:color="B0D4E8"/>
+          <w:insideV w:val="single" w:sz="4" w:space="0" w:color="B0D4E8"/>
+        </w:tblBorders>
       </w:tblPr>
       <w:tblGrid>
         <w:gridCol w:w="2795"/>
@@ -929,25 +1055,39 @@
           <w:tblHeader w:val="true"/>
         </w:trPr>
         <w:tc>
-          <w:tcPr/>
-          <w:p>
-            <w:pPr>
-              <w:pStyle w:val="Compact"/>
-              <w:jc w:val="left"/>
-            </w:pPr>
-            <w:r>
+          <w:tcPr>
+            <w:shd w:fill="0099CC" w:val="clear"/>
+          </w:tcPr>
+          <w:p>
+            <w:pPr>
+              <w:pStyle w:val="Compact"/>
+              <w:jc w:val="left"/>
+            </w:pPr>
+            <w:r>
+              <w:rPr>
+                <w:b/>
+                <w:color w:val="FFFFFF"/>
+                <w:sz w:val="20"/>
+              </w:rPr>
               <w:t xml:space="preserve">Term</w:t>
             </w:r>
           </w:p>
         </w:tc>
         <w:tc>
-          <w:tcPr/>
-          <w:p>
-            <w:pPr>
-              <w:pStyle w:val="Compact"/>
-              <w:jc w:val="left"/>
-            </w:pPr>
-            <w:r>
+          <w:tcPr>
+            <w:shd w:fill="0099CC" w:val="clear"/>
+          </w:tcPr>
+          <w:p>
+            <w:pPr>
+              <w:pStyle w:val="Compact"/>
+              <w:jc w:val="left"/>
+            </w:pPr>
+            <w:r>
+              <w:rPr>
+                <w:b/>
+                <w:color w:val="FFFFFF"/>
+                <w:sz w:val="20"/>
+              </w:rPr>
               <w:t xml:space="preserve">Definition</w:t>
             </w:r>
           </w:p>
@@ -955,7 +1095,9 @@
       </w:tr>
       <w:tr>
         <w:tc>
-          <w:tcPr/>
+          <w:tcPr>
+            <w:shd w:fill="FFFFFF" w:val="clear"/>
+          </w:tcPr>
           <w:p>
             <w:pPr>
               <w:pStyle w:val="Compact"/>
@@ -965,19 +1107,27 @@
               <w:rPr>
                 <w:bCs/>
                 <w:b/>
+                <w:color w:val="1A1A1A"/>
+                <w:sz w:val="19"/>
               </w:rPr>
               <w:t xml:space="preserve">Business Day</w:t>
             </w:r>
           </w:p>
         </w:tc>
         <w:tc>
-          <w:tcPr/>
-          <w:p>
-            <w:pPr>
-              <w:pStyle w:val="Compact"/>
-              <w:jc w:val="left"/>
-            </w:pPr>
-            <w:r>
+          <w:tcPr>
+            <w:shd w:fill="FFFFFF" w:val="clear"/>
+          </w:tcPr>
+          <w:p>
+            <w:pPr>
+              <w:pStyle w:val="Compact"/>
+              <w:jc w:val="left"/>
+            </w:pPr>
+            <w:r>
+              <w:rPr>
+                <w:color w:val="1A1A1A"/>
+                <w:sz w:val="19"/>
+              </w:rPr>
               <w:t xml:space="preserve">Any day other than a Saturday, Sunday, or public holiday in Nigeria</w:t>
             </w:r>
           </w:p>
@@ -985,7 +1135,9 @@
       </w:tr>
       <w:tr>
         <w:tc>
-          <w:tcPr/>
+          <w:tcPr>
+            <w:shd w:fill="E8F8FF" w:val="clear"/>
+          </w:tcPr>
           <w:p>
             <w:pPr>
               <w:pStyle w:val="Compact"/>
@@ -995,19 +1147,27 @@
               <w:rPr>
                 <w:bCs/>
                 <w:b/>
+                <w:color w:val="1A1A1A"/>
+                <w:sz w:val="19"/>
               </w:rPr>
               <w:t xml:space="preserve">Commencement Date</w:t>
             </w:r>
           </w:p>
         </w:tc>
         <w:tc>
-          <w:tcPr/>
-          <w:p>
-            <w:pPr>
-              <w:pStyle w:val="Compact"/>
-              <w:jc w:val="left"/>
-            </w:pPr>
-            <w:r>
+          <w:tcPr>
+            <w:shd w:fill="E8F8FF" w:val="clear"/>
+          </w:tcPr>
+          <w:p>
+            <w:pPr>
+              <w:pStyle w:val="Compact"/>
+              <w:jc w:val="left"/>
+            </w:pPr>
+            <w:r>
+              <w:rPr>
+                <w:color w:val="1A1A1A"/>
+                <w:sz w:val="19"/>
+              </w:rPr>
               <w:t xml:space="preserve">The date specified in Clause 3.1</w:t>
             </w:r>
           </w:p>
@@ -1015,7 +1175,9 @@
       </w:tr>
       <w:tr>
         <w:tc>
-          <w:tcPr/>
+          <w:tcPr>
+            <w:shd w:fill="FFFFFF" w:val="clear"/>
+          </w:tcPr>
           <w:p>
             <w:pPr>
               <w:pStyle w:val="Compact"/>
@@ -1025,19 +1187,27 @@
               <w:rPr>
                 <w:bCs/>
                 <w:b/>
+                <w:color w:val="1A1A1A"/>
+                <w:sz w:val="19"/>
               </w:rPr>
               <w:t xml:space="preserve">Commission</w:t>
             </w:r>
           </w:p>
         </w:tc>
         <w:tc>
-          <w:tcPr/>
-          <w:p>
-            <w:pPr>
-              <w:pStyle w:val="Compact"/>
-              <w:jc w:val="left"/>
-            </w:pPr>
-            <w:r>
+          <w:tcPr>
+            <w:shd w:fill="FFFFFF" w:val="clear"/>
+          </w:tcPr>
+          <w:p>
+            <w:pPr>
+              <w:pStyle w:val="Compact"/>
+              <w:jc w:val="left"/>
+            </w:pPr>
+            <w:r>
+              <w:rPr>
+                <w:color w:val="1A1A1A"/>
+                <w:sz w:val="19"/>
+              </w:rPr>
               <w:t xml:space="preserve">Variable compensation paid to the Employee based on sales performance as detailed in Clause 10 and Schedule A</w:t>
             </w:r>
           </w:p>
@@ -1045,7 +1215,9 @@
       </w:tr>
       <w:tr>
         <w:tc>
-          <w:tcPr/>
+          <w:tcPr>
+            <w:shd w:fill="E8F8FF" w:val="clear"/>
+          </w:tcPr>
           <w:p>
             <w:pPr>
               <w:pStyle w:val="Compact"/>
@@ -1055,19 +1227,27 @@
               <w:rPr>
                 <w:bCs/>
                 <w:b/>
+                <w:color w:val="1A1A1A"/>
+                <w:sz w:val="19"/>
               </w:rPr>
               <w:t xml:space="preserve">Confidential Information</w:t>
             </w:r>
           </w:p>
         </w:tc>
         <w:tc>
-          <w:tcPr/>
-          <w:p>
-            <w:pPr>
-              <w:pStyle w:val="Compact"/>
-              <w:jc w:val="left"/>
-            </w:pPr>
-            <w:r>
+          <w:tcPr>
+            <w:shd w:fill="E8F8FF" w:val="clear"/>
+          </w:tcPr>
+          <w:p>
+            <w:pPr>
+              <w:pStyle w:val="Compact"/>
+              <w:jc w:val="left"/>
+            </w:pPr>
+            <w:r>
+              <w:rPr>
+                <w:color w:val="1A1A1A"/>
+                <w:sz w:val="19"/>
+              </w:rPr>
               <w:t xml:space="preserve">As defined in Clause 14.1</w:t>
             </w:r>
           </w:p>
@@ -1075,7 +1255,9 @@
       </w:tr>
       <w:tr>
         <w:tc>
-          <w:tcPr/>
+          <w:tcPr>
+            <w:shd w:fill="FFFFFF" w:val="clear"/>
+          </w:tcPr>
           <w:p>
             <w:pPr>
               <w:pStyle w:val="Compact"/>
@@ -1085,19 +1267,27 @@
               <w:rPr>
                 <w:bCs/>
                 <w:b/>
+                <w:color w:val="1A1A1A"/>
+                <w:sz w:val="19"/>
               </w:rPr>
               <w:t xml:space="preserve">Group</w:t>
             </w:r>
           </w:p>
         </w:tc>
         <w:tc>
-          <w:tcPr/>
-          <w:p>
-            <w:pPr>
-              <w:pStyle w:val="Compact"/>
-              <w:jc w:val="left"/>
-            </w:pPr>
-            <w:r>
+          <w:tcPr>
+            <w:shd w:fill="FFFFFF" w:val="clear"/>
+          </w:tcPr>
+          <w:p>
+            <w:pPr>
+              <w:pStyle w:val="Compact"/>
+              <w:jc w:val="left"/>
+            </w:pPr>
+            <w:r>
+              <w:rPr>
+                <w:color w:val="1A1A1A"/>
+                <w:sz w:val="19"/>
+              </w:rPr>
               <w:t xml:space="preserve">PECH Group Holdings Ltd and any subsidiary, affiliate, or associated company</w:t>
             </w:r>
           </w:p>
@@ -1105,7 +1295,9 @@
       </w:tr>
       <w:tr>
         <w:tc>
-          <w:tcPr/>
+          <w:tcPr>
+            <w:shd w:fill="E8F8FF" w:val="clear"/>
+          </w:tcPr>
           <w:p>
             <w:pPr>
               <w:pStyle w:val="Compact"/>
@@ -1115,19 +1307,27 @@
               <w:rPr>
                 <w:bCs/>
                 <w:b/>
+                <w:color w:val="1A1A1A"/>
+                <w:sz w:val="19"/>
               </w:rPr>
               <w:t xml:space="preserve">Gross Misconduct</w:t>
             </w:r>
           </w:p>
         </w:tc>
         <w:tc>
-          <w:tcPr/>
-          <w:p>
-            <w:pPr>
-              <w:pStyle w:val="Compact"/>
-              <w:jc w:val="left"/>
-            </w:pPr>
-            <w:r>
+          <w:tcPr>
+            <w:shd w:fill="E8F8FF" w:val="clear"/>
+          </w:tcPr>
+          <w:p>
+            <w:pPr>
+              <w:pStyle w:val="Compact"/>
+              <w:jc w:val="left"/>
+            </w:pPr>
+            <w:r>
+              <w:rPr>
+                <w:color w:val="1A1A1A"/>
+                <w:sz w:val="19"/>
+              </w:rPr>
               <w:t xml:space="preserve">As defined in Clause 20.3</w:t>
             </w:r>
           </w:p>
@@ -1135,7 +1335,9 @@
       </w:tr>
       <w:tr>
         <w:tc>
-          <w:tcPr/>
+          <w:tcPr>
+            <w:shd w:fill="FFFFFF" w:val="clear"/>
+          </w:tcPr>
           <w:p>
             <w:pPr>
               <w:pStyle w:val="Compact"/>
@@ -1145,19 +1347,27 @@
               <w:rPr>
                 <w:bCs/>
                 <w:b/>
+                <w:color w:val="1A1A1A"/>
+                <w:sz w:val="19"/>
               </w:rPr>
               <w:t xml:space="preserve">Intellectual Property</w:t>
             </w:r>
           </w:p>
         </w:tc>
         <w:tc>
-          <w:tcPr/>
-          <w:p>
-            <w:pPr>
-              <w:pStyle w:val="Compact"/>
-              <w:jc w:val="left"/>
-            </w:pPr>
-            <w:r>
+          <w:tcPr>
+            <w:shd w:fill="FFFFFF" w:val="clear"/>
+          </w:tcPr>
+          <w:p>
+            <w:pPr>
+              <w:pStyle w:val="Compact"/>
+              <w:jc w:val="left"/>
+            </w:pPr>
+            <w:r>
+              <w:rPr>
+                <w:color w:val="1A1A1A"/>
+                <w:sz w:val="19"/>
+              </w:rPr>
               <w:t xml:space="preserve">All patents, copyrights, trademarks, trade secrets, designs, inventions, algorithms, source code, databases, know-how, and all other intellectual property rights</w:t>
             </w:r>
           </w:p>
@@ -1165,7 +1375,9 @@
       </w:tr>
       <w:tr>
         <w:tc>
-          <w:tcPr/>
+          <w:tcPr>
+            <w:shd w:fill="E8F8FF" w:val="clear"/>
+          </w:tcPr>
           <w:p>
             <w:pPr>
               <w:pStyle w:val="Compact"/>
@@ -1175,19 +1387,27 @@
               <w:rPr>
                 <w:bCs/>
                 <w:b/>
+                <w:color w:val="1A1A1A"/>
+                <w:sz w:val="19"/>
               </w:rPr>
               <w:t xml:space="preserve">KPIs</w:t>
             </w:r>
           </w:p>
         </w:tc>
         <w:tc>
-          <w:tcPr/>
-          <w:p>
-            <w:pPr>
-              <w:pStyle w:val="Compact"/>
-              <w:jc w:val="left"/>
-            </w:pPr>
-            <w:r>
+          <w:tcPr>
+            <w:shd w:fill="E8F8FF" w:val="clear"/>
+          </w:tcPr>
+          <w:p>
+            <w:pPr>
+              <w:pStyle w:val="Compact"/>
+              <w:jc w:val="left"/>
+            </w:pPr>
+            <w:r>
+              <w:rPr>
+                <w:color w:val="1A1A1A"/>
+                <w:sz w:val="19"/>
+              </w:rPr>
               <w:t xml:space="preserve">Key Performance Indicators as set out in Clause 9 and Schedule A</w:t>
             </w:r>
           </w:p>
@@ -1195,7 +1415,9 @@
       </w:tr>
       <w:tr>
         <w:tc>
-          <w:tcPr/>
+          <w:tcPr>
+            <w:shd w:fill="FFFFFF" w:val="clear"/>
+          </w:tcPr>
           <w:p>
             <w:pPr>
               <w:pStyle w:val="Compact"/>
@@ -1205,19 +1427,27 @@
               <w:rPr>
                 <w:bCs/>
                 <w:b/>
+                <w:color w:val="1A1A1A"/>
+                <w:sz w:val="19"/>
               </w:rPr>
               <w:t xml:space="preserve">PECH Products</w:t>
             </w:r>
           </w:p>
         </w:tc>
         <w:tc>
-          <w:tcPr/>
-          <w:p>
-            <w:pPr>
-              <w:pStyle w:val="Compact"/>
-              <w:jc w:val="left"/>
-            </w:pPr>
-            <w:r>
+          <w:tcPr>
+            <w:shd w:fill="FFFFFF" w:val="clear"/>
+          </w:tcPr>
+          <w:p>
+            <w:pPr>
+              <w:pStyle w:val="Compact"/>
+              <w:jc w:val="left"/>
+            </w:pPr>
+            <w:r>
+              <w:rPr>
+                <w:color w:val="1A1A1A"/>
+                <w:sz w:val="19"/>
+              </w:rPr>
               <w:t xml:space="preserve">All products, services, platforms, and solutions offered by the Company including IoT devices, platform subscriptions, solar solutions, marketplace listings, and enterprise/custom solutions</w:t>
             </w:r>
           </w:p>
@@ -1225,7 +1455,9 @@
       </w:tr>
       <w:tr>
         <w:tc>
-          <w:tcPr/>
+          <w:tcPr>
+            <w:shd w:fill="E8F8FF" w:val="clear"/>
+          </w:tcPr>
           <w:p>
             <w:pPr>
               <w:pStyle w:val="Compact"/>
@@ -1235,19 +1467,27 @@
               <w:rPr>
                 <w:bCs/>
                 <w:b/>
+                <w:color w:val="1A1A1A"/>
+                <w:sz w:val="19"/>
               </w:rPr>
               <w:t xml:space="preserve">Probationary Period</w:t>
             </w:r>
           </w:p>
         </w:tc>
         <w:tc>
-          <w:tcPr/>
-          <w:p>
-            <w:pPr>
-              <w:pStyle w:val="Compact"/>
-              <w:jc w:val="left"/>
-            </w:pPr>
-            <w:r>
+          <w:tcPr>
+            <w:shd w:fill="E8F8FF" w:val="clear"/>
+          </w:tcPr>
+          <w:p>
+            <w:pPr>
+              <w:pStyle w:val="Compact"/>
+              <w:jc w:val="left"/>
+            </w:pPr>
+            <w:r>
+              <w:rPr>
+                <w:color w:val="1A1A1A"/>
+                <w:sz w:val="19"/>
+              </w:rPr>
               <w:t xml:space="preserve">The period specified in Clause 3.2</w:t>
             </w:r>
           </w:p>
@@ -1255,7 +1495,9 @@
       </w:tr>
       <w:tr>
         <w:tc>
-          <w:tcPr/>
+          <w:tcPr>
+            <w:shd w:fill="FFFFFF" w:val="clear"/>
+          </w:tcPr>
           <w:p>
             <w:pPr>
               <w:pStyle w:val="Compact"/>
@@ -1265,19 +1507,27 @@
               <w:rPr>
                 <w:bCs/>
                 <w:b/>
+                <w:color w:val="1A1A1A"/>
+                <w:sz w:val="19"/>
               </w:rPr>
               <w:t xml:space="preserve">Quarterly Sales Target</w:t>
             </w:r>
           </w:p>
         </w:tc>
         <w:tc>
-          <w:tcPr/>
-          <w:p>
-            <w:pPr>
-              <w:pStyle w:val="Compact"/>
-              <w:jc w:val="left"/>
-            </w:pPr>
-            <w:r>
+          <w:tcPr>
+            <w:shd w:fill="FFFFFF" w:val="clear"/>
+          </w:tcPr>
+          <w:p>
+            <w:pPr>
+              <w:pStyle w:val="Compact"/>
+              <w:jc w:val="left"/>
+            </w:pPr>
+            <w:r>
+              <w:rPr>
+                <w:color w:val="1A1A1A"/>
+                <w:sz w:val="19"/>
+              </w:rPr>
               <w:t xml:space="preserve">The minimum sales value the Employee is expected to achieve per quarter as specified in Clause 9</w:t>
             </w:r>
           </w:p>
@@ -1285,7 +1535,9 @@
       </w:tr>
       <w:tr>
         <w:tc>
-          <w:tcPr/>
+          <w:tcPr>
+            <w:shd w:fill="E8F8FF" w:val="clear"/>
+          </w:tcPr>
           <w:p>
             <w:pPr>
               <w:pStyle w:val="Compact"/>
@@ -1295,19 +1547,27 @@
               <w:rPr>
                 <w:bCs/>
                 <w:b/>
+                <w:color w:val="1A1A1A"/>
+                <w:sz w:val="19"/>
               </w:rPr>
               <w:t xml:space="preserve">Sale Value</w:t>
             </w:r>
           </w:p>
         </w:tc>
         <w:tc>
-          <w:tcPr/>
-          <w:p>
-            <w:pPr>
-              <w:pStyle w:val="Compact"/>
-              <w:jc w:val="left"/>
-            </w:pPr>
-            <w:r>
+          <w:tcPr>
+            <w:shd w:fill="E8F8FF" w:val="clear"/>
+          </w:tcPr>
+          <w:p>
+            <w:pPr>
+              <w:pStyle w:val="Compact"/>
+              <w:jc w:val="left"/>
+            </w:pPr>
+            <w:r>
+              <w:rPr>
+                <w:color w:val="1A1A1A"/>
+                <w:sz w:val="19"/>
+              </w:rPr>
               <w:t xml:space="preserve">The total invoiced amount (exclusive of VAT) for a confirmed and completed sale attributable to the Employee</w:t>
             </w:r>
           </w:p>
@@ -1381,9 +1641,29 @@
     <w:bookmarkStart w:id="24" w:name="appointment-position"/>
     <w:p>
       <w:pPr>
+        <w:pBdr>
+          <w:top w:val="single" w:sz="18" w:space="1" w:color="F5A623"/>
+          <w:bottom w:val="single" w:sz="6" w:space="1" w:color="0099CC"/>
+        </w:pBdr>
+        <w:spacing w:before="200" w:after="200"/>
+      </w:pPr>
+    </w:p>
+    <w:p>
+      <w:pPr>
         <w:pStyle w:val="Heading2"/>
-      </w:pPr>
-      <w:r>
+        <w:rPr>
+          <w:color w:val="0099CC"/>
+        </w:rPr>
+        <w:pBdr>
+          <w:bottom w:val="single" w:sz="6" w:space="2" w:color="00BFFF"/>
+        </w:pBdr>
+      </w:pPr>
+      <w:r>
+        <w:rPr>
+          <w:b/>
+          <w:color w:val="0099CC"/>
+          <w:sz w:val="32"/>
+        </w:rPr>
         <w:t xml:space="preserve">2. APPOINTMENT &amp; POSITION</w:t>
       </w:r>
     </w:p>
@@ -1591,9 +1871,29 @@
     <w:bookmarkStart w:id="25" w:name="commencement-probation"/>
     <w:p>
       <w:pPr>
+        <w:pBdr>
+          <w:top w:val="single" w:sz="18" w:space="1" w:color="F5A623"/>
+          <w:bottom w:val="single" w:sz="6" w:space="1" w:color="0099CC"/>
+        </w:pBdr>
+        <w:spacing w:before="200" w:after="200"/>
+      </w:pPr>
+    </w:p>
+    <w:p>
+      <w:pPr>
         <w:pStyle w:val="Heading2"/>
-      </w:pPr>
-      <w:r>
+        <w:rPr>
+          <w:color w:val="0099CC"/>
+        </w:rPr>
+        <w:pBdr>
+          <w:bottom w:val="single" w:sz="6" w:space="2" w:color="00BFFF"/>
+        </w:pBdr>
+      </w:pPr>
+      <w:r>
+        <w:rPr>
+          <w:b/>
+          <w:color w:val="0099CC"/>
+          <w:sz w:val="32"/>
+        </w:rPr>
         <w:t xml:space="preserve">3. COMMENCEMENT &amp; PROBATION</w:t>
       </w:r>
     </w:p>
@@ -1851,9 +2151,29 @@
     <w:bookmarkStart w:id="26" w:name="place-of-work"/>
     <w:p>
       <w:pPr>
+        <w:pBdr>
+          <w:top w:val="single" w:sz="18" w:space="1" w:color="F5A623"/>
+          <w:bottom w:val="single" w:sz="6" w:space="1" w:color="0099CC"/>
+        </w:pBdr>
+        <w:spacing w:before="200" w:after="200"/>
+      </w:pPr>
+    </w:p>
+    <w:p>
+      <w:pPr>
         <w:pStyle w:val="Heading2"/>
-      </w:pPr>
-      <w:r>
+        <w:rPr>
+          <w:color w:val="0099CC"/>
+        </w:rPr>
+        <w:pBdr>
+          <w:bottom w:val="single" w:sz="6" w:space="2" w:color="00BFFF"/>
+        </w:pBdr>
+      </w:pPr>
+      <w:r>
+        <w:rPr>
+          <w:b/>
+          <w:color w:val="0099CC"/>
+          <w:sz w:val="32"/>
+        </w:rPr>
         <w:t xml:space="preserve">4. PLACE OF WORK</w:t>
       </w:r>
     </w:p>
@@ -1921,9 +2241,29 @@
     <w:bookmarkStart w:id="27" w:name="working-hours"/>
     <w:p>
       <w:pPr>
+        <w:pBdr>
+          <w:top w:val="single" w:sz="18" w:space="1" w:color="F5A623"/>
+          <w:bottom w:val="single" w:sz="6" w:space="1" w:color="0099CC"/>
+        </w:pBdr>
+        <w:spacing w:before="200" w:after="200"/>
+      </w:pPr>
+    </w:p>
+    <w:p>
+      <w:pPr>
         <w:pStyle w:val="Heading2"/>
-      </w:pPr>
-      <w:r>
+        <w:rPr>
+          <w:color w:val="0099CC"/>
+        </w:rPr>
+        <w:pBdr>
+          <w:bottom w:val="single" w:sz="6" w:space="2" w:color="00BFFF"/>
+        </w:pBdr>
+      </w:pPr>
+      <w:r>
+        <w:rPr>
+          <w:b/>
+          <w:color w:val="0099CC"/>
+          <w:sz w:val="32"/>
+        </w:rPr>
         <w:t xml:space="preserve">5. WORKING HOURS</w:t>
       </w:r>
     </w:p>
@@ -1986,9 +2326,29 @@
     <w:bookmarkStart w:id="28" w:name="remuneration"/>
     <w:p>
       <w:pPr>
+        <w:pBdr>
+          <w:top w:val="single" w:sz="18" w:space="1" w:color="F5A623"/>
+          <w:bottom w:val="single" w:sz="6" w:space="1" w:color="0099CC"/>
+        </w:pBdr>
+        <w:spacing w:before="200" w:after="200"/>
+      </w:pPr>
+    </w:p>
+    <w:p>
+      <w:pPr>
         <w:pStyle w:val="Heading2"/>
-      </w:pPr>
-      <w:r>
+        <w:rPr>
+          <w:color w:val="0099CC"/>
+        </w:rPr>
+        <w:pBdr>
+          <w:bottom w:val="single" w:sz="6" w:space="2" w:color="00BFFF"/>
+        </w:pBdr>
+      </w:pPr>
+      <w:r>
+        <w:rPr>
+          <w:b/>
+          <w:color w:val="0099CC"/>
+          <w:sz w:val="32"/>
+        </w:rPr>
         <w:t xml:space="preserve">6. REMUNERATION</w:t>
       </w:r>
     </w:p>
@@ -2313,9 +2673,29 @@
     <w:bookmarkStart w:id="29" w:name="statutory-benefits"/>
     <w:p>
       <w:pPr>
+        <w:pBdr>
+          <w:top w:val="single" w:sz="18" w:space="1" w:color="F5A623"/>
+          <w:bottom w:val="single" w:sz="6" w:space="1" w:color="0099CC"/>
+        </w:pBdr>
+        <w:spacing w:before="200" w:after="200"/>
+      </w:pPr>
+    </w:p>
+    <w:p>
+      <w:pPr>
         <w:pStyle w:val="Heading2"/>
-      </w:pPr>
-      <w:r>
+        <w:rPr>
+          <w:color w:val="0099CC"/>
+        </w:rPr>
+        <w:pBdr>
+          <w:bottom w:val="single" w:sz="6" w:space="2" w:color="00BFFF"/>
+        </w:pBdr>
+      </w:pPr>
+      <w:r>
+        <w:rPr>
+          <w:b/>
+          <w:color w:val="0099CC"/>
+          <w:sz w:val="32"/>
+        </w:rPr>
         <w:t xml:space="preserve">7. STATUTORY BENEFITS</w:t>
       </w:r>
     </w:p>
@@ -2544,9 +2924,29 @@
     <w:bookmarkStart w:id="30" w:name="additional-benefits"/>
     <w:p>
       <w:pPr>
+        <w:pBdr>
+          <w:top w:val="single" w:sz="18" w:space="1" w:color="F5A623"/>
+          <w:bottom w:val="single" w:sz="6" w:space="1" w:color="0099CC"/>
+        </w:pBdr>
+        <w:spacing w:before="200" w:after="200"/>
+      </w:pPr>
+    </w:p>
+    <w:p>
+      <w:pPr>
         <w:pStyle w:val="Heading2"/>
-      </w:pPr>
-      <w:r>
+        <w:rPr>
+          <w:color w:val="0099CC"/>
+        </w:rPr>
+        <w:pBdr>
+          <w:bottom w:val="single" w:sz="6" w:space="2" w:color="00BFFF"/>
+        </w:pBdr>
+      </w:pPr>
+      <w:r>
+        <w:rPr>
+          <w:b/>
+          <w:color w:val="0099CC"/>
+          <w:sz w:val="32"/>
+        </w:rPr>
         <w:t xml:space="preserve">8. ADDITIONAL BENEFITS</w:t>
       </w:r>
     </w:p>
@@ -2753,9 +3153,29 @@
     <w:bookmarkStart w:id="31" w:name="sales-targets-kpis"/>
     <w:p>
       <w:pPr>
+        <w:pBdr>
+          <w:top w:val="single" w:sz="18" w:space="1" w:color="F5A623"/>
+          <w:bottom w:val="single" w:sz="6" w:space="1" w:color="0099CC"/>
+        </w:pBdr>
+        <w:spacing w:before="200" w:after="200"/>
+      </w:pPr>
+    </w:p>
+    <w:p>
+      <w:pPr>
         <w:pStyle w:val="Heading2"/>
-      </w:pPr>
-      <w:r>
+        <w:rPr>
+          <w:color w:val="0099CC"/>
+        </w:rPr>
+        <w:pBdr>
+          <w:bottom w:val="single" w:sz="6" w:space="2" w:color="00BFFF"/>
+        </w:pBdr>
+      </w:pPr>
+      <w:r>
+        <w:rPr>
+          <w:b/>
+          <w:color w:val="0099CC"/>
+          <w:sz w:val="32"/>
+        </w:rPr>
         <w:t xml:space="preserve">9. SALES TARGETS &amp; KPIs</w:t>
       </w:r>
     </w:p>
@@ -2853,6 +3273,14 @@
         <w:tblW w:type="pct" w:w="5000"/>
         <w:tblLook w:firstRow="1" w:lastRow="0" w:firstColumn="0" w:lastColumn="0" w:noHBand="0" w:noVBand="0" w:val="0020"/>
         <w:jc w:val="start"/>
+        <w:tblBorders>
+          <w:top w:val="single" w:sz="4" w:space="0" w:color="B0D4E8"/>
+          <w:left w:val="single" w:sz="4" w:space="0" w:color="B0D4E8"/>
+          <w:bottom w:val="single" w:sz="4" w:space="0" w:color="B0D4E8"/>
+          <w:right w:val="single" w:sz="4" w:space="0" w:color="B0D4E8"/>
+          <w:insideH w:val="single" w:sz="4" w:space="0" w:color="B0D4E8"/>
+          <w:insideV w:val="single" w:sz="4" w:space="0" w:color="B0D4E8"/>
+        </w:tblBorders>
       </w:tblPr>
       <w:tblGrid>
         <w:gridCol w:w="1277"/>
@@ -2864,37 +3292,58 @@
           <w:tblHeader w:val="true"/>
         </w:trPr>
         <w:tc>
-          <w:tcPr/>
-          <w:p>
-            <w:pPr>
-              <w:pStyle w:val="Compact"/>
-              <w:jc w:val="left"/>
-            </w:pPr>
-            <w:r>
+          <w:tcPr>
+            <w:shd w:fill="0099CC" w:val="clear"/>
+          </w:tcPr>
+          <w:p>
+            <w:pPr>
+              <w:pStyle w:val="Compact"/>
+              <w:jc w:val="left"/>
+            </w:pPr>
+            <w:r>
+              <w:rPr>
+                <w:b/>
+                <w:color w:val="FFFFFF"/>
+                <w:sz w:val="20"/>
+              </w:rPr>
               <w:t xml:space="preserve">KPI</w:t>
             </w:r>
           </w:p>
         </w:tc>
         <w:tc>
-          <w:tcPr/>
-          <w:p>
-            <w:pPr>
-              <w:pStyle w:val="Compact"/>
-              <w:jc w:val="left"/>
-            </w:pPr>
-            <w:r>
+          <w:tcPr>
+            <w:shd w:fill="0099CC" w:val="clear"/>
+          </w:tcPr>
+          <w:p>
+            <w:pPr>
+              <w:pStyle w:val="Compact"/>
+              <w:jc w:val="left"/>
+            </w:pPr>
+            <w:r>
+              <w:rPr>
+                <w:b/>
+                <w:color w:val="FFFFFF"/>
+                <w:sz w:val="20"/>
+              </w:rPr>
               <w:t xml:space="preserve">Description</w:t>
             </w:r>
           </w:p>
         </w:tc>
         <w:tc>
-          <w:tcPr/>
-          <w:p>
-            <w:pPr>
-              <w:pStyle w:val="Compact"/>
-              <w:jc w:val="left"/>
-            </w:pPr>
-            <w:r>
+          <w:tcPr>
+            <w:shd w:fill="0099CC" w:val="clear"/>
+          </w:tcPr>
+          <w:p>
+            <w:pPr>
+              <w:pStyle w:val="Compact"/>
+              <w:jc w:val="left"/>
+            </w:pPr>
+            <w:r>
+              <w:rPr>
+                <w:b/>
+                <w:color w:val="FFFFFF"/>
+                <w:sz w:val="20"/>
+              </w:rPr>
               <w:t xml:space="preserve">Measurement</w:t>
             </w:r>
           </w:p>
@@ -2902,7 +3351,9 @@
       </w:tr>
       <w:tr>
         <w:tc>
-          <w:tcPr/>
+          <w:tcPr>
+            <w:shd w:fill="FFFFFF" w:val="clear"/>
+          </w:tcPr>
           <w:p>
             <w:pPr>
               <w:pStyle w:val="Compact"/>
@@ -2912,31 +3363,45 @@
               <w:rPr>
                 <w:bCs/>
                 <w:b/>
+                <w:color w:val="1A1A1A"/>
+                <w:sz w:val="19"/>
               </w:rPr>
               <w:t xml:space="preserve">Sales Revenue</w:t>
             </w:r>
           </w:p>
         </w:tc>
         <w:tc>
-          <w:tcPr/>
-          <w:p>
-            <w:pPr>
-              <w:pStyle w:val="Compact"/>
-              <w:jc w:val="left"/>
-            </w:pPr>
-            <w:r>
+          <w:tcPr>
+            <w:shd w:fill="FFFFFF" w:val="clear"/>
+          </w:tcPr>
+          <w:p>
+            <w:pPr>
+              <w:pStyle w:val="Compact"/>
+              <w:jc w:val="left"/>
+            </w:pPr>
+            <w:r>
+              <w:rPr>
+                <w:color w:val="1A1A1A"/>
+                <w:sz w:val="19"/>
+              </w:rPr>
               <w:t xml:space="preserve">Total value of confirmed sales per quarter</w:t>
             </w:r>
           </w:p>
         </w:tc>
         <w:tc>
-          <w:tcPr/>
-          <w:p>
-            <w:pPr>
-              <w:pStyle w:val="Compact"/>
-              <w:jc w:val="left"/>
-            </w:pPr>
-            <w:r>
+          <w:tcPr>
+            <w:shd w:fill="FFFFFF" w:val="clear"/>
+          </w:tcPr>
+          <w:p>
+            <w:pPr>
+              <w:pStyle w:val="Compact"/>
+              <w:jc w:val="left"/>
+            </w:pPr>
+            <w:r>
+              <w:rPr>
+                <w:color w:val="1A1A1A"/>
+                <w:sz w:val="19"/>
+              </w:rPr>
               <w:t xml:space="preserve">NGN value against Quarterly Sales Target</w:t>
             </w:r>
           </w:p>
@@ -2944,7 +3409,9 @@
       </w:tr>
       <w:tr>
         <w:tc>
-          <w:tcPr/>
+          <w:tcPr>
+            <w:shd w:fill="E8F8FF" w:val="clear"/>
+          </w:tcPr>
           <w:p>
             <w:pPr>
               <w:pStyle w:val="Compact"/>
@@ -2954,31 +3421,45 @@
               <w:rPr>
                 <w:bCs/>
                 <w:b/>
+                <w:color w:val="1A1A1A"/>
+                <w:sz w:val="19"/>
               </w:rPr>
               <w:t xml:space="preserve">Lead Generation</w:t>
             </w:r>
           </w:p>
         </w:tc>
         <w:tc>
-          <w:tcPr/>
-          <w:p>
-            <w:pPr>
-              <w:pStyle w:val="Compact"/>
-              <w:jc w:val="left"/>
-            </w:pPr>
-            <w:r>
+          <w:tcPr>
+            <w:shd w:fill="E8F8FF" w:val="clear"/>
+          </w:tcPr>
+          <w:p>
+            <w:pPr>
+              <w:pStyle w:val="Compact"/>
+              <w:jc w:val="left"/>
+            </w:pPr>
+            <w:r>
+              <w:rPr>
+                <w:color w:val="1A1A1A"/>
+                <w:sz w:val="19"/>
+              </w:rPr>
               <w:t xml:space="preserve">Number of qualified leads generated per month</w:t>
             </w:r>
           </w:p>
         </w:tc>
         <w:tc>
-          <w:tcPr/>
-          <w:p>
-            <w:pPr>
-              <w:pStyle w:val="Compact"/>
-              <w:jc w:val="left"/>
-            </w:pPr>
-            <w:r>
+          <w:tcPr>
+            <w:shd w:fill="E8F8FF" w:val="clear"/>
+          </w:tcPr>
+          <w:p>
+            <w:pPr>
+              <w:pStyle w:val="Compact"/>
+              <w:jc w:val="left"/>
+            </w:pPr>
+            <w:r>
+              <w:rPr>
+                <w:color w:val="1A1A1A"/>
+                <w:sz w:val="19"/>
+              </w:rPr>
               <w:t xml:space="preserve">Minimum _____ qualified leads per month</w:t>
             </w:r>
           </w:p>
@@ -2986,7 +3467,9 @@
       </w:tr>
       <w:tr>
         <w:tc>
-          <w:tcPr/>
+          <w:tcPr>
+            <w:shd w:fill="FFFFFF" w:val="clear"/>
+          </w:tcPr>
           <w:p>
             <w:pPr>
               <w:pStyle w:val="Compact"/>
@@ -2996,31 +3479,45 @@
               <w:rPr>
                 <w:bCs/>
                 <w:b/>
+                <w:color w:val="1A1A1A"/>
+                <w:sz w:val="19"/>
               </w:rPr>
               <w:t xml:space="preserve">Conversion Rate</w:t>
             </w:r>
           </w:p>
         </w:tc>
         <w:tc>
-          <w:tcPr/>
-          <w:p>
-            <w:pPr>
-              <w:pStyle w:val="Compact"/>
-              <w:jc w:val="left"/>
-            </w:pPr>
-            <w:r>
+          <w:tcPr>
+            <w:shd w:fill="FFFFFF" w:val="clear"/>
+          </w:tcPr>
+          <w:p>
+            <w:pPr>
+              <w:pStyle w:val="Compact"/>
+              <w:jc w:val="left"/>
+            </w:pPr>
+            <w:r>
+              <w:rPr>
+                <w:color w:val="1A1A1A"/>
+                <w:sz w:val="19"/>
+              </w:rPr>
               <w:t xml:space="preserve">Percentage of qualified leads converted to sales</w:t>
             </w:r>
           </w:p>
         </w:tc>
         <w:tc>
-          <w:tcPr/>
-          <w:p>
-            <w:pPr>
-              <w:pStyle w:val="Compact"/>
-              <w:jc w:val="left"/>
-            </w:pPr>
-            <w:r>
+          <w:tcPr>
+            <w:shd w:fill="FFFFFF" w:val="clear"/>
+          </w:tcPr>
+          <w:p>
+            <w:pPr>
+              <w:pStyle w:val="Compact"/>
+              <w:jc w:val="left"/>
+            </w:pPr>
+            <w:r>
+              <w:rPr>
+                <w:color w:val="1A1A1A"/>
+                <w:sz w:val="19"/>
+              </w:rPr>
               <w:t xml:space="preserve">Minimum _____% conversion rate</w:t>
             </w:r>
           </w:p>
@@ -3028,7 +3525,9 @@
       </w:tr>
       <w:tr>
         <w:tc>
-          <w:tcPr/>
+          <w:tcPr>
+            <w:shd w:fill="E8F8FF" w:val="clear"/>
+          </w:tcPr>
           <w:p>
             <w:pPr>
               <w:pStyle w:val="Compact"/>
@@ -3038,31 +3537,45 @@
               <w:rPr>
                 <w:bCs/>
                 <w:b/>
+                <w:color w:val="1A1A1A"/>
+                <w:sz w:val="19"/>
               </w:rPr>
               <w:t xml:space="preserve">Customer Retention</w:t>
             </w:r>
           </w:p>
         </w:tc>
         <w:tc>
-          <w:tcPr/>
-          <w:p>
-            <w:pPr>
-              <w:pStyle w:val="Compact"/>
-              <w:jc w:val="left"/>
-            </w:pPr>
-            <w:r>
+          <w:tcPr>
+            <w:shd w:fill="E8F8FF" w:val="clear"/>
+          </w:tcPr>
+          <w:p>
+            <w:pPr>
+              <w:pStyle w:val="Compact"/>
+              <w:jc w:val="left"/>
+            </w:pPr>
+            <w:r>
+              <w:rPr>
+                <w:color w:val="1A1A1A"/>
+                <w:sz w:val="19"/>
+              </w:rPr>
               <w:t xml:space="preserve">Percentage of existing customers retained or renewed</w:t>
             </w:r>
           </w:p>
         </w:tc>
         <w:tc>
-          <w:tcPr/>
-          <w:p>
-            <w:pPr>
-              <w:pStyle w:val="Compact"/>
-              <w:jc w:val="left"/>
-            </w:pPr>
-            <w:r>
+          <w:tcPr>
+            <w:shd w:fill="E8F8FF" w:val="clear"/>
+          </w:tcPr>
+          <w:p>
+            <w:pPr>
+              <w:pStyle w:val="Compact"/>
+              <w:jc w:val="left"/>
+            </w:pPr>
+            <w:r>
+              <w:rPr>
+                <w:color w:val="1A1A1A"/>
+                <w:sz w:val="19"/>
+              </w:rPr>
               <w:t xml:space="preserve">Minimum _____% retention rate</w:t>
             </w:r>
           </w:p>
@@ -3070,7 +3583,9 @@
       </w:tr>
       <w:tr>
         <w:tc>
-          <w:tcPr/>
+          <w:tcPr>
+            <w:shd w:fill="FFFFFF" w:val="clear"/>
+          </w:tcPr>
           <w:p>
             <w:pPr>
               <w:pStyle w:val="Compact"/>
@@ -3080,31 +3595,45 @@
               <w:rPr>
                 <w:bCs/>
                 <w:b/>
+                <w:color w:val="1A1A1A"/>
+                <w:sz w:val="19"/>
               </w:rPr>
               <w:t xml:space="preserve">Pipeline Value</w:t>
             </w:r>
           </w:p>
         </w:tc>
         <w:tc>
-          <w:tcPr/>
-          <w:p>
-            <w:pPr>
-              <w:pStyle w:val="Compact"/>
-              <w:jc w:val="left"/>
-            </w:pPr>
-            <w:r>
+          <w:tcPr>
+            <w:shd w:fill="FFFFFF" w:val="clear"/>
+          </w:tcPr>
+          <w:p>
+            <w:pPr>
+              <w:pStyle w:val="Compact"/>
+              <w:jc w:val="left"/>
+            </w:pPr>
+            <w:r>
+              <w:rPr>
+                <w:color w:val="1A1A1A"/>
+                <w:sz w:val="19"/>
+              </w:rPr>
               <w:t xml:space="preserve">Total value of active sales pipeline</w:t>
             </w:r>
           </w:p>
         </w:tc>
         <w:tc>
-          <w:tcPr/>
-          <w:p>
-            <w:pPr>
-              <w:pStyle w:val="Compact"/>
-              <w:jc w:val="left"/>
-            </w:pPr>
-            <w:r>
+          <w:tcPr>
+            <w:shd w:fill="FFFFFF" w:val="clear"/>
+          </w:tcPr>
+          <w:p>
+            <w:pPr>
+              <w:pStyle w:val="Compact"/>
+              <w:jc w:val="left"/>
+            </w:pPr>
+            <w:r>
+              <w:rPr>
+                <w:color w:val="1A1A1A"/>
+                <w:sz w:val="19"/>
+              </w:rPr>
               <w:t xml:space="preserve">Minimum _____x quarterly target</w:t>
             </w:r>
           </w:p>
@@ -3112,7 +3641,9 @@
       </w:tr>
       <w:tr>
         <w:tc>
-          <w:tcPr/>
+          <w:tcPr>
+            <w:shd w:fill="E8F8FF" w:val="clear"/>
+          </w:tcPr>
           <w:p>
             <w:pPr>
               <w:pStyle w:val="Compact"/>
@@ -3122,31 +3653,45 @@
               <w:rPr>
                 <w:bCs/>
                 <w:b/>
+                <w:color w:val="1A1A1A"/>
+                <w:sz w:val="19"/>
               </w:rPr>
               <w:t xml:space="preserve">CRM Compliance</w:t>
             </w:r>
           </w:p>
         </w:tc>
         <w:tc>
-          <w:tcPr/>
-          <w:p>
-            <w:pPr>
-              <w:pStyle w:val="Compact"/>
-              <w:jc w:val="left"/>
-            </w:pPr>
-            <w:r>
+          <w:tcPr>
+            <w:shd w:fill="E8F8FF" w:val="clear"/>
+          </w:tcPr>
+          <w:p>
+            <w:pPr>
+              <w:pStyle w:val="Compact"/>
+              <w:jc w:val="left"/>
+            </w:pPr>
+            <w:r>
+              <w:rPr>
+                <w:color w:val="1A1A1A"/>
+                <w:sz w:val="19"/>
+              </w:rPr>
               <w:t xml:space="preserve">Accuracy and timeliness of CRM data entry</w:t>
             </w:r>
           </w:p>
         </w:tc>
         <w:tc>
-          <w:tcPr/>
-          <w:p>
-            <w:pPr>
-              <w:pStyle w:val="Compact"/>
-              <w:jc w:val="left"/>
-            </w:pPr>
-            <w:r>
+          <w:tcPr>
+            <w:shd w:fill="E8F8FF" w:val="clear"/>
+          </w:tcPr>
+          <w:p>
+            <w:pPr>
+              <w:pStyle w:val="Compact"/>
+              <w:jc w:val="left"/>
+            </w:pPr>
+            <w:r>
+              <w:rPr>
+                <w:color w:val="1A1A1A"/>
+                <w:sz w:val="19"/>
+              </w:rPr>
               <w:t xml:space="preserve">100% of activities logged within 24 hours</w:t>
             </w:r>
           </w:p>
@@ -3154,7 +3699,9 @@
       </w:tr>
       <w:tr>
         <w:tc>
-          <w:tcPr/>
+          <w:tcPr>
+            <w:shd w:fill="FFFFFF" w:val="clear"/>
+          </w:tcPr>
           <w:p>
             <w:pPr>
               <w:pStyle w:val="Compact"/>
@@ -3164,31 +3711,45 @@
               <w:rPr>
                 <w:bCs/>
                 <w:b/>
+                <w:color w:val="1A1A1A"/>
+                <w:sz w:val="19"/>
               </w:rPr>
               <w:t xml:space="preserve">Customer Satisfaction</w:t>
             </w:r>
           </w:p>
         </w:tc>
         <w:tc>
-          <w:tcPr/>
-          <w:p>
-            <w:pPr>
-              <w:pStyle w:val="Compact"/>
-              <w:jc w:val="left"/>
-            </w:pPr>
-            <w:r>
+          <w:tcPr>
+            <w:shd w:fill="FFFFFF" w:val="clear"/>
+          </w:tcPr>
+          <w:p>
+            <w:pPr>
+              <w:pStyle w:val="Compact"/>
+              <w:jc w:val="left"/>
+            </w:pPr>
+            <w:r>
+              <w:rPr>
+                <w:color w:val="1A1A1A"/>
+                <w:sz w:val="19"/>
+              </w:rPr>
               <w:t xml:space="preserve">Customer feedback and satisfaction scores</w:t>
             </w:r>
           </w:p>
         </w:tc>
         <w:tc>
-          <w:tcPr/>
-          <w:p>
-            <w:pPr>
-              <w:pStyle w:val="Compact"/>
-              <w:jc w:val="left"/>
-            </w:pPr>
-            <w:r>
+          <w:tcPr>
+            <w:shd w:fill="FFFFFF" w:val="clear"/>
+          </w:tcPr>
+          <w:p>
+            <w:pPr>
+              <w:pStyle w:val="Compact"/>
+              <w:jc w:val="left"/>
+            </w:pPr>
+            <w:r>
+              <w:rPr>
+                <w:color w:val="1A1A1A"/>
+                <w:sz w:val="19"/>
+              </w:rPr>
               <w:t xml:space="preserve">Average score of _____/5 or above</w:t>
             </w:r>
           </w:p>
@@ -3331,9 +3892,29 @@
     <w:bookmarkStart w:id="32" w:name="commission-structure"/>
     <w:p>
       <w:pPr>
+        <w:pBdr>
+          <w:top w:val="single" w:sz="18" w:space="1" w:color="F5A623"/>
+          <w:bottom w:val="single" w:sz="6" w:space="1" w:color="0099CC"/>
+        </w:pBdr>
+        <w:spacing w:before="200" w:after="200"/>
+      </w:pPr>
+    </w:p>
+    <w:p>
+      <w:pPr>
         <w:pStyle w:val="Heading2"/>
-      </w:pPr>
-      <w:r>
+        <w:rPr>
+          <w:color w:val="0099CC"/>
+        </w:rPr>
+        <w:pBdr>
+          <w:bottom w:val="single" w:sz="6" w:space="2" w:color="00BFFF"/>
+        </w:pBdr>
+      </w:pPr>
+      <w:r>
+        <w:rPr>
+          <w:b/>
+          <w:color w:val="0099CC"/>
+          <w:sz w:val="32"/>
+        </w:rPr>
         <w:t xml:space="preserve">10. COMMISSION STRUCTURE</w:t>
       </w:r>
     </w:p>
@@ -3351,6 +3932,14 @@
         <w:tblW w:type="pct" w:w="5000"/>
         <w:tblLook w:firstRow="1" w:lastRow="0" w:firstColumn="0" w:lastColumn="0" w:noHBand="0" w:noVBand="0" w:val="0020"/>
         <w:jc w:val="start"/>
+        <w:tblBorders>
+          <w:top w:val="single" w:sz="4" w:space="0" w:color="B0D4E8"/>
+          <w:left w:val="single" w:sz="4" w:space="0" w:color="B0D4E8"/>
+          <w:bottom w:val="single" w:sz="4" w:space="0" w:color="B0D4E8"/>
+          <w:right w:val="single" w:sz="4" w:space="0" w:color="B0D4E8"/>
+          <w:insideH w:val="single" w:sz="4" w:space="0" w:color="B0D4E8"/>
+          <w:insideV w:val="single" w:sz="4" w:space="0" w:color="B0D4E8"/>
+        </w:tblBorders>
       </w:tblPr>
       <w:tblGrid>
         <w:gridCol w:w="3268"/>
@@ -3362,37 +3951,58 @@
           <w:tblHeader w:val="true"/>
         </w:trPr>
         <w:tc>
-          <w:tcPr/>
-          <w:p>
-            <w:pPr>
-              <w:pStyle w:val="Compact"/>
-              <w:jc w:val="left"/>
-            </w:pPr>
-            <w:r>
+          <w:tcPr>
+            <w:shd w:fill="0099CC" w:val="clear"/>
+          </w:tcPr>
+          <w:p>
+            <w:pPr>
+              <w:pStyle w:val="Compact"/>
+              <w:jc w:val="left"/>
+            </w:pPr>
+            <w:r>
+              <w:rPr>
+                <w:b/>
+                <w:color w:val="FFFFFF"/>
+                <w:sz w:val="20"/>
+              </w:rPr>
               <w:t xml:space="preserve">Product/Service Category</w:t>
             </w:r>
           </w:p>
         </w:tc>
         <w:tc>
-          <w:tcPr/>
-          <w:p>
-            <w:pPr>
-              <w:pStyle w:val="Compact"/>
-              <w:jc w:val="left"/>
-            </w:pPr>
-            <w:r>
+          <w:tcPr>
+            <w:shd w:fill="0099CC" w:val="clear"/>
+          </w:tcPr>
+          <w:p>
+            <w:pPr>
+              <w:pStyle w:val="Compact"/>
+              <w:jc w:val="left"/>
+            </w:pPr>
+            <w:r>
+              <w:rPr>
+                <w:b/>
+                <w:color w:val="FFFFFF"/>
+                <w:sz w:val="20"/>
+              </w:rPr>
               <w:t xml:space="preserve">Commission Rate</w:t>
             </w:r>
           </w:p>
         </w:tc>
         <w:tc>
-          <w:tcPr/>
-          <w:p>
-            <w:pPr>
-              <w:pStyle w:val="Compact"/>
-              <w:jc w:val="left"/>
-            </w:pPr>
-            <w:r>
+          <w:tcPr>
+            <w:shd w:fill="0099CC" w:val="clear"/>
+          </w:tcPr>
+          <w:p>
+            <w:pPr>
+              <w:pStyle w:val="Compact"/>
+              <w:jc w:val="left"/>
+            </w:pPr>
+            <w:r>
+              <w:rPr>
+                <w:b/>
+                <w:color w:val="FFFFFF"/>
+                <w:sz w:val="20"/>
+              </w:rPr>
               <w:t xml:space="preserve">Basis of Calculation</w:t>
             </w:r>
           </w:p>
@@ -3400,7 +4010,9 @@
       </w:tr>
       <w:tr>
         <w:tc>
-          <w:tcPr/>
+          <w:tcPr>
+            <w:shd w:fill="FFFFFF" w:val="clear"/>
+          </w:tcPr>
           <w:p>
             <w:pPr>
               <w:pStyle w:val="Compact"/>
@@ -3410,31 +4022,45 @@
               <w:rPr>
                 <w:bCs/>
                 <w:b/>
+                <w:color w:val="1A1A1A"/>
+                <w:sz w:val="19"/>
               </w:rPr>
               <w:t xml:space="preserve">IoT Devices &amp; Hardware</w:t>
             </w:r>
           </w:p>
         </w:tc>
         <w:tc>
-          <w:tcPr/>
-          <w:p>
-            <w:pPr>
-              <w:pStyle w:val="Compact"/>
-              <w:jc w:val="left"/>
-            </w:pPr>
-            <w:r>
+          <w:tcPr>
+            <w:shd w:fill="FFFFFF" w:val="clear"/>
+          </w:tcPr>
+          <w:p>
+            <w:pPr>
+              <w:pStyle w:val="Compact"/>
+              <w:jc w:val="left"/>
+            </w:pPr>
+            <w:r>
+              <w:rPr>
+                <w:color w:val="1A1A1A"/>
+                <w:sz w:val="19"/>
+              </w:rPr>
               <w:t xml:space="preserve">5%</w:t>
             </w:r>
           </w:p>
         </w:tc>
         <w:tc>
-          <w:tcPr/>
-          <w:p>
-            <w:pPr>
-              <w:pStyle w:val="Compact"/>
-              <w:jc w:val="left"/>
-            </w:pPr>
-            <w:r>
+          <w:tcPr>
+            <w:shd w:fill="FFFFFF" w:val="clear"/>
+          </w:tcPr>
+          <w:p>
+            <w:pPr>
+              <w:pStyle w:val="Compact"/>
+              <w:jc w:val="left"/>
+            </w:pPr>
+            <w:r>
+              <w:rPr>
+                <w:color w:val="1A1A1A"/>
+                <w:sz w:val="19"/>
+              </w:rPr>
               <w:t xml:space="preserve">Of the total sale value (exclusive of VAT)</w:t>
             </w:r>
           </w:p>
@@ -3442,7 +4068,9 @@
       </w:tr>
       <w:tr>
         <w:tc>
-          <w:tcPr/>
+          <w:tcPr>
+            <w:shd w:fill="E8F8FF" w:val="clear"/>
+          </w:tcPr>
           <w:p>
             <w:pPr>
               <w:pStyle w:val="Compact"/>
@@ -3452,31 +4080,45 @@
               <w:rPr>
                 <w:bCs/>
                 <w:b/>
+                <w:color w:val="1A1A1A"/>
+                <w:sz w:val="19"/>
               </w:rPr>
               <w:t xml:space="preserve">Platform Subscriptions</w:t>
             </w:r>
           </w:p>
         </w:tc>
         <w:tc>
-          <w:tcPr/>
-          <w:p>
-            <w:pPr>
-              <w:pStyle w:val="Compact"/>
-              <w:jc w:val="left"/>
-            </w:pPr>
-            <w:r>
+          <w:tcPr>
+            <w:shd w:fill="E8F8FF" w:val="clear"/>
+          </w:tcPr>
+          <w:p>
+            <w:pPr>
+              <w:pStyle w:val="Compact"/>
+              <w:jc w:val="left"/>
+            </w:pPr>
+            <w:r>
+              <w:rPr>
+                <w:color w:val="1A1A1A"/>
+                <w:sz w:val="19"/>
+              </w:rPr>
               <w:t xml:space="preserve">8%</w:t>
             </w:r>
           </w:p>
         </w:tc>
         <w:tc>
-          <w:tcPr/>
-          <w:p>
-            <w:pPr>
-              <w:pStyle w:val="Compact"/>
-              <w:jc w:val="left"/>
-            </w:pPr>
-            <w:r>
+          <w:tcPr>
+            <w:shd w:fill="E8F8FF" w:val="clear"/>
+          </w:tcPr>
+          <w:p>
+            <w:pPr>
+              <w:pStyle w:val="Compact"/>
+              <w:jc w:val="left"/>
+            </w:pPr>
+            <w:r>
+              <w:rPr>
+                <w:color w:val="1A1A1A"/>
+                <w:sz w:val="19"/>
+              </w:rPr>
               <w:t xml:space="preserve">Of the first 12 months’ subscription value</w:t>
             </w:r>
           </w:p>
@@ -3484,7 +4126,9 @@
       </w:tr>
       <w:tr>
         <w:tc>
-          <w:tcPr/>
+          <w:tcPr>
+            <w:shd w:fill="FFFFFF" w:val="clear"/>
+          </w:tcPr>
           <w:p>
             <w:pPr>
               <w:pStyle w:val="Compact"/>
@@ -3494,31 +4138,45 @@
               <w:rPr>
                 <w:bCs/>
                 <w:b/>
+                <w:color w:val="1A1A1A"/>
+                <w:sz w:val="19"/>
               </w:rPr>
               <w:t xml:space="preserve">Solar Solutions</w:t>
             </w:r>
           </w:p>
         </w:tc>
         <w:tc>
-          <w:tcPr/>
-          <w:p>
-            <w:pPr>
-              <w:pStyle w:val="Compact"/>
-              <w:jc w:val="left"/>
-            </w:pPr>
-            <w:r>
+          <w:tcPr>
+            <w:shd w:fill="FFFFFF" w:val="clear"/>
+          </w:tcPr>
+          <w:p>
+            <w:pPr>
+              <w:pStyle w:val="Compact"/>
+              <w:jc w:val="left"/>
+            </w:pPr>
+            <w:r>
+              <w:rPr>
+                <w:color w:val="1A1A1A"/>
+                <w:sz w:val="19"/>
+              </w:rPr>
               <w:t xml:space="preserve">6%</w:t>
             </w:r>
           </w:p>
         </w:tc>
         <w:tc>
-          <w:tcPr/>
-          <w:p>
-            <w:pPr>
-              <w:pStyle w:val="Compact"/>
-              <w:jc w:val="left"/>
-            </w:pPr>
-            <w:r>
+          <w:tcPr>
+            <w:shd w:fill="FFFFFF" w:val="clear"/>
+          </w:tcPr>
+          <w:p>
+            <w:pPr>
+              <w:pStyle w:val="Compact"/>
+              <w:jc w:val="left"/>
+            </w:pPr>
+            <w:r>
+              <w:rPr>
+                <w:color w:val="1A1A1A"/>
+                <w:sz w:val="19"/>
+              </w:rPr>
               <w:t xml:space="preserve">Of the total installation value (exclusive of VAT)</w:t>
             </w:r>
           </w:p>
@@ -3526,7 +4184,9 @@
       </w:tr>
       <w:tr>
         <w:tc>
-          <w:tcPr/>
+          <w:tcPr>
+            <w:shd w:fill="E8F8FF" w:val="clear"/>
+          </w:tcPr>
           <w:p>
             <w:pPr>
               <w:pStyle w:val="Compact"/>
@@ -3536,31 +4196,45 @@
               <w:rPr>
                 <w:bCs/>
                 <w:b/>
+                <w:color w:val="1A1A1A"/>
+                <w:sz w:val="19"/>
               </w:rPr>
               <w:t xml:space="preserve">Marketplace Listings</w:t>
             </w:r>
           </w:p>
         </w:tc>
         <w:tc>
-          <w:tcPr/>
-          <w:p>
-            <w:pPr>
-              <w:pStyle w:val="Compact"/>
-              <w:jc w:val="left"/>
-            </w:pPr>
-            <w:r>
+          <w:tcPr>
+            <w:shd w:fill="E8F8FF" w:val="clear"/>
+          </w:tcPr>
+          <w:p>
+            <w:pPr>
+              <w:pStyle w:val="Compact"/>
+              <w:jc w:val="left"/>
+            </w:pPr>
+            <w:r>
+              <w:rPr>
+                <w:color w:val="1A1A1A"/>
+                <w:sz w:val="19"/>
+              </w:rPr>
               <w:t xml:space="preserve">3%</w:t>
             </w:r>
           </w:p>
         </w:tc>
         <w:tc>
-          <w:tcPr/>
-          <w:p>
-            <w:pPr>
-              <w:pStyle w:val="Compact"/>
-              <w:jc w:val="left"/>
-            </w:pPr>
-            <w:r>
+          <w:tcPr>
+            <w:shd w:fill="E8F8FF" w:val="clear"/>
+          </w:tcPr>
+          <w:p>
+            <w:pPr>
+              <w:pStyle w:val="Compact"/>
+              <w:jc w:val="left"/>
+            </w:pPr>
+            <w:r>
+              <w:rPr>
+                <w:color w:val="1A1A1A"/>
+                <w:sz w:val="19"/>
+              </w:rPr>
               <w:t xml:space="preserve">Of the listing fees collected</w:t>
             </w:r>
           </w:p>
@@ -3568,7 +4242,9 @@
       </w:tr>
       <w:tr>
         <w:tc>
-          <w:tcPr/>
+          <w:tcPr>
+            <w:shd w:fill="FFFFFF" w:val="clear"/>
+          </w:tcPr>
           <w:p>
             <w:pPr>
               <w:pStyle w:val="Compact"/>
@@ -3578,31 +4254,45 @@
               <w:rPr>
                 <w:bCs/>
                 <w:b/>
+                <w:color w:val="1A1A1A"/>
+                <w:sz w:val="19"/>
               </w:rPr>
               <w:t xml:space="preserve">Enterprise/Custom Solutions</w:t>
             </w:r>
           </w:p>
         </w:tc>
         <w:tc>
-          <w:tcPr/>
-          <w:p>
-            <w:pPr>
-              <w:pStyle w:val="Compact"/>
-              <w:jc w:val="left"/>
-            </w:pPr>
-            <w:r>
+          <w:tcPr>
+            <w:shd w:fill="FFFFFF" w:val="clear"/>
+          </w:tcPr>
+          <w:p>
+            <w:pPr>
+              <w:pStyle w:val="Compact"/>
+              <w:jc w:val="left"/>
+            </w:pPr>
+            <w:r>
+              <w:rPr>
+                <w:color w:val="1A1A1A"/>
+                <w:sz w:val="19"/>
+              </w:rPr>
               <w:t xml:space="preserve">As per approved SOW</w:t>
             </w:r>
           </w:p>
         </w:tc>
         <w:tc>
-          <w:tcPr/>
-          <w:p>
-            <w:pPr>
-              <w:pStyle w:val="Compact"/>
-              <w:jc w:val="left"/>
-            </w:pPr>
-            <w:r>
+          <w:tcPr>
+            <w:shd w:fill="FFFFFF" w:val="clear"/>
+          </w:tcPr>
+          <w:p>
+            <w:pPr>
+              <w:pStyle w:val="Compact"/>
+              <w:jc w:val="left"/>
+            </w:pPr>
+            <w:r>
+              <w:rPr>
+                <w:color w:val="1A1A1A"/>
+                <w:sz w:val="19"/>
+              </w:rPr>
               <w:t xml:space="preserve">Commission rate to be specified in each approved Statement of Work</w:t>
             </w:r>
           </w:p>
@@ -3841,9 +4531,29 @@
     <w:bookmarkStart w:id="33" w:name="marketing-materials-brand-guidelines"/>
     <w:p>
       <w:pPr>
+        <w:pBdr>
+          <w:top w:val="single" w:sz="18" w:space="1" w:color="F5A623"/>
+          <w:bottom w:val="single" w:sz="6" w:space="1" w:color="0099CC"/>
+        </w:pBdr>
+        <w:spacing w:before="200" w:after="200"/>
+      </w:pPr>
+    </w:p>
+    <w:p>
+      <w:pPr>
         <w:pStyle w:val="Heading2"/>
-      </w:pPr>
-      <w:r>
+        <w:rPr>
+          <w:color w:val="0099CC"/>
+        </w:rPr>
+        <w:pBdr>
+          <w:bottom w:val="single" w:sz="6" w:space="2" w:color="00BFFF"/>
+        </w:pBdr>
+      </w:pPr>
+      <w:r>
+        <w:rPr>
+          <w:b/>
+          <w:color w:val="0099CC"/>
+          <w:sz w:val="32"/>
+        </w:rPr>
         <w:t xml:space="preserve">11. MARKETING MATERIALS &amp; BRAND GUIDELINES</w:t>
       </w:r>
     </w:p>
@@ -4026,9 +4736,29 @@
     <w:bookmarkStart w:id="34" w:name="customer-relationship-management"/>
     <w:p>
       <w:pPr>
+        <w:pBdr>
+          <w:top w:val="single" w:sz="18" w:space="1" w:color="F5A623"/>
+          <w:bottom w:val="single" w:sz="6" w:space="1" w:color="0099CC"/>
+        </w:pBdr>
+        <w:spacing w:before="200" w:after="200"/>
+      </w:pPr>
+    </w:p>
+    <w:p>
+      <w:pPr>
         <w:pStyle w:val="Heading2"/>
-      </w:pPr>
-      <w:r>
+        <w:rPr>
+          <w:color w:val="0099CC"/>
+        </w:rPr>
+        <w:pBdr>
+          <w:bottom w:val="single" w:sz="6" w:space="2" w:color="00BFFF"/>
+        </w:pBdr>
+      </w:pPr>
+      <w:r>
+        <w:rPr>
+          <w:b/>
+          <w:color w:val="0099CC"/>
+          <w:sz w:val="32"/>
+        </w:rPr>
         <w:t xml:space="preserve">12. CUSTOMER RELATIONSHIP MANAGEMENT</w:t>
       </w:r>
     </w:p>
@@ -4196,9 +4926,29 @@
     <w:bookmarkStart w:id="35" w:name="intellectual-property"/>
     <w:p>
       <w:pPr>
+        <w:pBdr>
+          <w:top w:val="single" w:sz="18" w:space="1" w:color="F5A623"/>
+          <w:bottom w:val="single" w:sz="6" w:space="1" w:color="0099CC"/>
+        </w:pBdr>
+        <w:spacing w:before="200" w:after="200"/>
+      </w:pPr>
+    </w:p>
+    <w:p>
+      <w:pPr>
         <w:pStyle w:val="Heading2"/>
-      </w:pPr>
-      <w:r>
+        <w:rPr>
+          <w:color w:val="0099CC"/>
+        </w:rPr>
+        <w:pBdr>
+          <w:bottom w:val="single" w:sz="6" w:space="2" w:color="00BFFF"/>
+        </w:pBdr>
+      </w:pPr>
+      <w:r>
+        <w:rPr>
+          <w:b/>
+          <w:color w:val="0099CC"/>
+          <w:sz w:val="32"/>
+        </w:rPr>
         <w:t xml:space="preserve">13. INTELLECTUAL PROPERTY</w:t>
       </w:r>
     </w:p>
@@ -4439,9 +5189,29 @@
     <w:bookmarkStart w:id="36" w:name="confidentiality"/>
     <w:p>
       <w:pPr>
+        <w:pBdr>
+          <w:top w:val="single" w:sz="18" w:space="1" w:color="F5A623"/>
+          <w:bottom w:val="single" w:sz="6" w:space="1" w:color="0099CC"/>
+        </w:pBdr>
+        <w:spacing w:before="200" w:after="200"/>
+      </w:pPr>
+    </w:p>
+    <w:p>
+      <w:pPr>
         <w:pStyle w:val="Heading2"/>
-      </w:pPr>
-      <w:r>
+        <w:rPr>
+          <w:color w:val="0099CC"/>
+        </w:rPr>
+        <w:pBdr>
+          <w:bottom w:val="single" w:sz="6" w:space="2" w:color="00BFFF"/>
+        </w:pBdr>
+      </w:pPr>
+      <w:r>
+        <w:rPr>
+          <w:b/>
+          <w:color w:val="0099CC"/>
+          <w:sz w:val="32"/>
+        </w:rPr>
         <w:t xml:space="preserve">14. CONFIDENTIALITY</w:t>
       </w:r>
     </w:p>
@@ -4808,9 +5578,29 @@
     <w:bookmarkStart w:id="37" w:name="non-competition"/>
     <w:p>
       <w:pPr>
+        <w:pBdr>
+          <w:top w:val="single" w:sz="18" w:space="1" w:color="F5A623"/>
+          <w:bottom w:val="single" w:sz="6" w:space="1" w:color="0099CC"/>
+        </w:pBdr>
+        <w:spacing w:before="200" w:after="200"/>
+      </w:pPr>
+    </w:p>
+    <w:p>
+      <w:pPr>
         <w:pStyle w:val="Heading2"/>
-      </w:pPr>
-      <w:r>
+        <w:rPr>
+          <w:color w:val="0099CC"/>
+        </w:rPr>
+        <w:pBdr>
+          <w:bottom w:val="single" w:sz="6" w:space="2" w:color="00BFFF"/>
+        </w:pBdr>
+      </w:pPr>
+      <w:r>
+        <w:rPr>
+          <w:b/>
+          <w:color w:val="0099CC"/>
+          <w:sz w:val="32"/>
+        </w:rPr>
         <w:t xml:space="preserve">15. NON-COMPETITION</w:t>
       </w:r>
     </w:p>
@@ -5011,9 +5801,29 @@
     <w:bookmarkStart w:id="38" w:name="non-solicitation"/>
     <w:p>
       <w:pPr>
+        <w:pBdr>
+          <w:top w:val="single" w:sz="18" w:space="1" w:color="F5A623"/>
+          <w:bottom w:val="single" w:sz="6" w:space="1" w:color="0099CC"/>
+        </w:pBdr>
+        <w:spacing w:before="200" w:after="200"/>
+      </w:pPr>
+    </w:p>
+    <w:p>
+      <w:pPr>
         <w:pStyle w:val="Heading2"/>
-      </w:pPr>
-      <w:r>
+        <w:rPr>
+          <w:color w:val="0099CC"/>
+        </w:rPr>
+        <w:pBdr>
+          <w:bottom w:val="single" w:sz="6" w:space="2" w:color="00BFFF"/>
+        </w:pBdr>
+      </w:pPr>
+      <w:r>
+        <w:rPr>
+          <w:b/>
+          <w:color w:val="0099CC"/>
+          <w:sz w:val="32"/>
+        </w:rPr>
         <w:t xml:space="preserve">16. NON-SOLICITATION</w:t>
       </w:r>
     </w:p>
@@ -5168,9 +5978,29 @@
     <w:bookmarkStart w:id="39" w:name="media-policy"/>
     <w:p>
       <w:pPr>
+        <w:pBdr>
+          <w:top w:val="single" w:sz="18" w:space="1" w:color="F5A623"/>
+          <w:bottom w:val="single" w:sz="6" w:space="1" w:color="0099CC"/>
+        </w:pBdr>
+        <w:spacing w:before="200" w:after="200"/>
+      </w:pPr>
+    </w:p>
+    <w:p>
+      <w:pPr>
         <w:pStyle w:val="Heading2"/>
-      </w:pPr>
-      <w:r>
+        <w:rPr>
+          <w:color w:val="0099CC"/>
+        </w:rPr>
+        <w:pBdr>
+          <w:bottom w:val="single" w:sz="6" w:space="2" w:color="00BFFF"/>
+        </w:pBdr>
+      </w:pPr>
+      <w:r>
+        <w:rPr>
+          <w:b/>
+          <w:color w:val="0099CC"/>
+          <w:sz w:val="32"/>
+        </w:rPr>
         <w:t xml:space="preserve">17. MEDIA POLICY</w:t>
       </w:r>
     </w:p>
@@ -5377,9 +6207,29 @@
     <w:bookmarkStart w:id="40" w:name="data-protection"/>
     <w:p>
       <w:pPr>
+        <w:pBdr>
+          <w:top w:val="single" w:sz="18" w:space="1" w:color="F5A623"/>
+          <w:bottom w:val="single" w:sz="6" w:space="1" w:color="0099CC"/>
+        </w:pBdr>
+        <w:spacing w:before="200" w:after="200"/>
+      </w:pPr>
+    </w:p>
+    <w:p>
+      <w:pPr>
         <w:pStyle w:val="Heading2"/>
-      </w:pPr>
-      <w:r>
+        <w:rPr>
+          <w:color w:val="0099CC"/>
+        </w:rPr>
+        <w:pBdr>
+          <w:bottom w:val="single" w:sz="6" w:space="2" w:color="00BFFF"/>
+        </w:pBdr>
+      </w:pPr>
+      <w:r>
+        <w:rPr>
+          <w:b/>
+          <w:color w:val="0099CC"/>
+          <w:sz w:val="32"/>
+        </w:rPr>
         <w:t xml:space="preserve">18. DATA PROTECTION</w:t>
       </w:r>
     </w:p>
@@ -5720,9 +6570,29 @@
     <w:bookmarkStart w:id="41" w:name="code-of-conduct"/>
     <w:p>
       <w:pPr>
+        <w:pBdr>
+          <w:top w:val="single" w:sz="18" w:space="1" w:color="F5A623"/>
+          <w:bottom w:val="single" w:sz="6" w:space="1" w:color="0099CC"/>
+        </w:pBdr>
+        <w:spacing w:before="200" w:after="200"/>
+      </w:pPr>
+    </w:p>
+    <w:p>
+      <w:pPr>
         <w:pStyle w:val="Heading2"/>
-      </w:pPr>
-      <w:r>
+        <w:rPr>
+          <w:color w:val="0099CC"/>
+        </w:rPr>
+        <w:pBdr>
+          <w:bottom w:val="single" w:sz="6" w:space="2" w:color="00BFFF"/>
+        </w:pBdr>
+      </w:pPr>
+      <w:r>
+        <w:rPr>
+          <w:b/>
+          <w:color w:val="0099CC"/>
+          <w:sz w:val="32"/>
+        </w:rPr>
         <w:t xml:space="preserve">19. CODE OF CONDUCT</w:t>
       </w:r>
     </w:p>
@@ -5898,9 +6768,29 @@
     <w:bookmarkStart w:id="42" w:name="termination"/>
     <w:p>
       <w:pPr>
+        <w:pBdr>
+          <w:top w:val="single" w:sz="18" w:space="1" w:color="F5A623"/>
+          <w:bottom w:val="single" w:sz="6" w:space="1" w:color="0099CC"/>
+        </w:pBdr>
+        <w:spacing w:before="200" w:after="200"/>
+      </w:pPr>
+    </w:p>
+    <w:p>
+      <w:pPr>
         <w:pStyle w:val="Heading2"/>
-      </w:pPr>
-      <w:r>
+        <w:rPr>
+          <w:color w:val="0099CC"/>
+        </w:rPr>
+        <w:pBdr>
+          <w:bottom w:val="single" w:sz="6" w:space="2" w:color="00BFFF"/>
+        </w:pBdr>
+      </w:pPr>
+      <w:r>
+        <w:rPr>
+          <w:b/>
+          <w:color w:val="0099CC"/>
+          <w:sz w:val="32"/>
+        </w:rPr>
         <w:t xml:space="preserve">20. TERMINATION</w:t>
       </w:r>
     </w:p>
@@ -5928,6 +6818,14 @@
         <w:tblW w:type="auto" w:w="0"/>
         <w:tblLook w:firstRow="1" w:lastRow="0" w:firstColumn="0" w:lastColumn="0" w:noHBand="0" w:noVBand="0" w:val="0020"/>
         <w:jc w:val="start"/>
+        <w:tblBorders>
+          <w:top w:val="single" w:sz="4" w:space="0" w:color="B0D4E8"/>
+          <w:left w:val="single" w:sz="4" w:space="0" w:color="B0D4E8"/>
+          <w:bottom w:val="single" w:sz="4" w:space="0" w:color="B0D4E8"/>
+          <w:right w:val="single" w:sz="4" w:space="0" w:color="B0D4E8"/>
+          <w:insideH w:val="single" w:sz="4" w:space="0" w:color="B0D4E8"/>
+          <w:insideV w:val="single" w:sz="4" w:space="0" w:color="B0D4E8"/>
+        </w:tblBorders>
       </w:tblPr>
       <w:tblGrid>
         <w:gridCol w:w="3960"/>
@@ -5938,25 +6836,39 @@
           <w:tblHeader w:val="true"/>
         </w:trPr>
         <w:tc>
-          <w:tcPr/>
-          <w:p>
-            <w:pPr>
-              <w:pStyle w:val="Compact"/>
-              <w:jc w:val="left"/>
-            </w:pPr>
-            <w:r>
+          <w:tcPr>
+            <w:shd w:fill="0099CC" w:val="clear"/>
+          </w:tcPr>
+          <w:p>
+            <w:pPr>
+              <w:pStyle w:val="Compact"/>
+              <w:jc w:val="left"/>
+            </w:pPr>
+            <w:r>
+              <w:rPr>
+                <w:b/>
+                <w:color w:val="FFFFFF"/>
+                <w:sz w:val="20"/>
+              </w:rPr>
               <w:t xml:space="preserve">Period</w:t>
             </w:r>
           </w:p>
         </w:tc>
         <w:tc>
-          <w:tcPr/>
-          <w:p>
-            <w:pPr>
-              <w:pStyle w:val="Compact"/>
-              <w:jc w:val="left"/>
-            </w:pPr>
-            <w:r>
+          <w:tcPr>
+            <w:shd w:fill="0099CC" w:val="clear"/>
+          </w:tcPr>
+          <w:p>
+            <w:pPr>
+              <w:pStyle w:val="Compact"/>
+              <w:jc w:val="left"/>
+            </w:pPr>
+            <w:r>
+              <w:rPr>
+                <w:b/>
+                <w:color w:val="FFFFFF"/>
+                <w:sz w:val="20"/>
+              </w:rPr>
               <w:t xml:space="preserve">Notice Required</w:t>
             </w:r>
           </w:p>
@@ -5964,25 +6876,37 @@
       </w:tr>
       <w:tr>
         <w:tc>
-          <w:tcPr/>
-          <w:p>
-            <w:pPr>
-              <w:pStyle w:val="Compact"/>
-              <w:jc w:val="left"/>
-            </w:pPr>
-            <w:r>
+          <w:tcPr>
+            <w:shd w:fill="FFFFFF" w:val="clear"/>
+          </w:tcPr>
+          <w:p>
+            <w:pPr>
+              <w:pStyle w:val="Compact"/>
+              <w:jc w:val="left"/>
+            </w:pPr>
+            <w:r>
+              <w:rPr>
+                <w:color w:val="1A1A1A"/>
+                <w:sz w:val="19"/>
+              </w:rPr>
               <w:t xml:space="preserve">During probation</w:t>
             </w:r>
           </w:p>
         </w:tc>
         <w:tc>
-          <w:tcPr/>
-          <w:p>
-            <w:pPr>
-              <w:pStyle w:val="Compact"/>
-              <w:jc w:val="left"/>
-            </w:pPr>
-            <w:r>
+          <w:tcPr>
+            <w:shd w:fill="FFFFFF" w:val="clear"/>
+          </w:tcPr>
+          <w:p>
+            <w:pPr>
+              <w:pStyle w:val="Compact"/>
+              <w:jc w:val="left"/>
+            </w:pPr>
+            <w:r>
+              <w:rPr>
+                <w:color w:val="1A1A1A"/>
+                <w:sz w:val="19"/>
+              </w:rPr>
               <w:t xml:space="preserve">1 month written notice by either Party</w:t>
             </w:r>
           </w:p>
@@ -5990,25 +6914,37 @@
       </w:tr>
       <w:tr>
         <w:tc>
-          <w:tcPr/>
-          <w:p>
-            <w:pPr>
-              <w:pStyle w:val="Compact"/>
-              <w:jc w:val="left"/>
-            </w:pPr>
-            <w:r>
+          <w:tcPr>
+            <w:shd w:fill="E8F8FF" w:val="clear"/>
+          </w:tcPr>
+          <w:p>
+            <w:pPr>
+              <w:pStyle w:val="Compact"/>
+              <w:jc w:val="left"/>
+            </w:pPr>
+            <w:r>
+              <w:rPr>
+                <w:color w:val="1A1A1A"/>
+                <w:sz w:val="19"/>
+              </w:rPr>
               <w:t xml:space="preserve">After confirmation</w:t>
             </w:r>
           </w:p>
         </w:tc>
         <w:tc>
-          <w:tcPr/>
-          <w:p>
-            <w:pPr>
-              <w:pStyle w:val="Compact"/>
-              <w:jc w:val="left"/>
-            </w:pPr>
-            <w:r>
+          <w:tcPr>
+            <w:shd w:fill="E8F8FF" w:val="clear"/>
+          </w:tcPr>
+          <w:p>
+            <w:pPr>
+              <w:pStyle w:val="Compact"/>
+              <w:jc w:val="left"/>
+            </w:pPr>
+            <w:r>
+              <w:rPr>
+                <w:color w:val="1A1A1A"/>
+                <w:sz w:val="19"/>
+              </w:rPr>
               <w:t xml:space="preserve">2 months written notice by either Party</w:t>
             </w:r>
           </w:p>
@@ -6425,9 +7361,29 @@
     <w:bookmarkStart w:id="43" w:name="dispute-resolution"/>
     <w:p>
       <w:pPr>
+        <w:pBdr>
+          <w:top w:val="single" w:sz="18" w:space="1" w:color="F5A623"/>
+          <w:bottom w:val="single" w:sz="6" w:space="1" w:color="0099CC"/>
+        </w:pBdr>
+        <w:spacing w:before="200" w:after="200"/>
+      </w:pPr>
+    </w:p>
+    <w:p>
+      <w:pPr>
         <w:pStyle w:val="Heading2"/>
-      </w:pPr>
-      <w:r>
+        <w:rPr>
+          <w:color w:val="0099CC"/>
+        </w:rPr>
+        <w:pBdr>
+          <w:bottom w:val="single" w:sz="6" w:space="2" w:color="00BFFF"/>
+        </w:pBdr>
+      </w:pPr>
+      <w:r>
+        <w:rPr>
+          <w:b/>
+          <w:color w:val="0099CC"/>
+          <w:sz w:val="32"/>
+        </w:rPr>
         <w:t xml:space="preserve">21. DISPUTE RESOLUTION</w:t>
       </w:r>
     </w:p>
@@ -6628,9 +7584,29 @@
     <w:bookmarkStart w:id="44" w:name="general-provisions"/>
     <w:p>
       <w:pPr>
+        <w:pBdr>
+          <w:top w:val="single" w:sz="18" w:space="1" w:color="F5A623"/>
+          <w:bottom w:val="single" w:sz="6" w:space="1" w:color="0099CC"/>
+        </w:pBdr>
+        <w:spacing w:before="200" w:after="200"/>
+      </w:pPr>
+    </w:p>
+    <w:p>
+      <w:pPr>
         <w:pStyle w:val="Heading2"/>
-      </w:pPr>
-      <w:r>
+        <w:rPr>
+          <w:color w:val="0099CC"/>
+        </w:rPr>
+        <w:pBdr>
+          <w:bottom w:val="single" w:sz="6" w:space="2" w:color="00BFFF"/>
+        </w:pBdr>
+      </w:pPr>
+      <w:r>
+        <w:rPr>
+          <w:b/>
+          <w:color w:val="0099CC"/>
+          <w:sz w:val="32"/>
+        </w:rPr>
         <w:t xml:space="preserve">22. GENERAL PROVISIONS</w:t>
       </w:r>
     </w:p>
@@ -6894,9 +7870,29 @@
     <w:bookmarkStart w:id="46" w:name="signature-block"/>
     <w:p>
       <w:pPr>
+        <w:pBdr>
+          <w:top w:val="single" w:sz="18" w:space="1" w:color="F5A623"/>
+          <w:bottom w:val="single" w:sz="6" w:space="1" w:color="0099CC"/>
+        </w:pBdr>
+        <w:spacing w:before="200" w:after="200"/>
+      </w:pPr>
+    </w:p>
+    <w:p>
+      <w:pPr>
         <w:pStyle w:val="Heading2"/>
-      </w:pPr>
-      <w:r>
+        <w:rPr>
+          <w:color w:val="0099CC"/>
+        </w:rPr>
+        <w:pBdr>
+          <w:bottom w:val="single" w:sz="6" w:space="2" w:color="00BFFF"/>
+        </w:pBdr>
+      </w:pPr>
+      <w:r>
+        <w:rPr>
+          <w:b/>
+          <w:color w:val="0099CC"/>
+          <w:sz w:val="32"/>
+        </w:rPr>
         <w:t xml:space="preserve">23. SIGNATURE BLOCK</w:t>
       </w:r>
     </w:p>
@@ -6904,8 +7900,16 @@
     <w:p>
       <w:pPr>
         <w:pStyle w:val="Heading3"/>
-      </w:pPr>
-      <w:r>
+        <w:rPr>
+          <w:color w:val="E08A00"/>
+        </w:rPr>
+      </w:pPr>
+      <w:r>
+        <w:rPr>
+          <w:b/>
+          <w:color w:val="E08A00"/>
+          <w:sz w:val="26"/>
+        </w:rPr>
         <w:t xml:space="preserve">DECLARATION</w:t>
       </w:r>
     </w:p>
@@ -7019,6 +8023,14 @@
         <w:tblW w:type="auto" w:w="0"/>
         <w:tblLook w:firstRow="0" w:lastRow="0" w:firstColumn="0" w:lastColumn="0" w:noHBand="0" w:noVBand="0" w:val="0000"/>
         <w:jc w:val="start"/>
+        <w:tblBorders>
+          <w:top w:val="single" w:sz="4" w:space="0" w:color="B0D4E8"/>
+          <w:left w:val="single" w:sz="4" w:space="0" w:color="B0D4E8"/>
+          <w:bottom w:val="single" w:sz="4" w:space="0" w:color="B0D4E8"/>
+          <w:right w:val="single" w:sz="4" w:space="0" w:color="B0D4E8"/>
+          <w:insideH w:val="single" w:sz="4" w:space="0" w:color="B0D4E8"/>
+          <w:insideV w:val="single" w:sz="4" w:space="0" w:color="B0D4E8"/>
+        </w:tblBorders>
       </w:tblPr>
       <w:tblGrid>
         <w:gridCol w:w="3960"/>
@@ -7026,7 +8038,9 @@
       </w:tblGrid>
       <w:tr>
         <w:tc>
-          <w:tcPr/>
+          <w:tcPr>
+            <w:shd w:fill="0099CC" w:val="clear"/>
+          </w:tcPr>
           <w:p>
             <w:pPr>
               <w:pStyle w:val="Compact"/>
@@ -7036,19 +8050,28 @@
               <w:rPr>
                 <w:bCs/>
                 <w:b/>
+                <w:color w:val="FFFFFF"/>
+                <w:sz w:val="20"/>
               </w:rPr>
               <w:t xml:space="preserve">Name:</w:t>
             </w:r>
           </w:p>
         </w:tc>
         <w:tc>
-          <w:tcPr/>
-          <w:p>
-            <w:pPr>
-              <w:pStyle w:val="Compact"/>
-              <w:jc w:val="left"/>
-            </w:pPr>
-            <w:r>
+          <w:tcPr>
+            <w:shd w:fill="0099CC" w:val="clear"/>
+          </w:tcPr>
+          <w:p>
+            <w:pPr>
+              <w:pStyle w:val="Compact"/>
+              <w:jc w:val="left"/>
+            </w:pPr>
+            <w:r>
+              <w:rPr>
+                <w:b/>
+                <w:color w:val="FFFFFF"/>
+                <w:sz w:val="20"/>
+              </w:rPr>
               <w:t xml:space="preserve">________________________________</w:t>
             </w:r>
           </w:p>
@@ -7056,7 +8079,9 @@
       </w:tr>
       <w:tr>
         <w:tc>
-          <w:tcPr/>
+          <w:tcPr>
+            <w:shd w:fill="FFFFFF" w:val="clear"/>
+          </w:tcPr>
           <w:p>
             <w:pPr>
               <w:pStyle w:val="Compact"/>
@@ -7066,19 +8091,27 @@
               <w:rPr>
                 <w:bCs/>
                 <w:b/>
+                <w:color w:val="1A1A1A"/>
+                <w:sz w:val="19"/>
               </w:rPr>
               <w:t xml:space="preserve">Title:</w:t>
             </w:r>
           </w:p>
         </w:tc>
         <w:tc>
-          <w:tcPr/>
-          <w:p>
-            <w:pPr>
-              <w:pStyle w:val="Compact"/>
-              <w:jc w:val="left"/>
-            </w:pPr>
-            <w:r>
+          <w:tcPr>
+            <w:shd w:fill="FFFFFF" w:val="clear"/>
+          </w:tcPr>
+          <w:p>
+            <w:pPr>
+              <w:pStyle w:val="Compact"/>
+              <w:jc w:val="left"/>
+            </w:pPr>
+            <w:r>
+              <w:rPr>
+                <w:color w:val="1A1A1A"/>
+                <w:sz w:val="19"/>
+              </w:rPr>
               <w:t xml:space="preserve">________________________________</w:t>
             </w:r>
           </w:p>
@@ -7086,7 +8119,9 @@
       </w:tr>
       <w:tr>
         <w:tc>
-          <w:tcPr/>
+          <w:tcPr>
+            <w:shd w:fill="E8F8FF" w:val="clear"/>
+          </w:tcPr>
           <w:p>
             <w:pPr>
               <w:pStyle w:val="Compact"/>
@@ -7096,19 +8131,27 @@
               <w:rPr>
                 <w:bCs/>
                 <w:b/>
+                <w:color w:val="1A1A1A"/>
+                <w:sz w:val="19"/>
               </w:rPr>
               <w:t xml:space="preserve">Signature:</w:t>
             </w:r>
           </w:p>
         </w:tc>
         <w:tc>
-          <w:tcPr/>
-          <w:p>
-            <w:pPr>
-              <w:pStyle w:val="Compact"/>
-              <w:jc w:val="left"/>
-            </w:pPr>
-            <w:r>
+          <w:tcPr>
+            <w:shd w:fill="E8F8FF" w:val="clear"/>
+          </w:tcPr>
+          <w:p>
+            <w:pPr>
+              <w:pStyle w:val="Compact"/>
+              <w:jc w:val="left"/>
+            </w:pPr>
+            <w:r>
+              <w:rPr>
+                <w:color w:val="1A1A1A"/>
+                <w:sz w:val="19"/>
+              </w:rPr>
               <w:t xml:space="preserve">________________________________</w:t>
             </w:r>
           </w:p>
@@ -7116,7 +8159,9 @@
       </w:tr>
       <w:tr>
         <w:tc>
-          <w:tcPr/>
+          <w:tcPr>
+            <w:shd w:fill="FFFFFF" w:val="clear"/>
+          </w:tcPr>
           <w:p>
             <w:pPr>
               <w:pStyle w:val="Compact"/>
@@ -7126,19 +8171,27 @@
               <w:rPr>
                 <w:bCs/>
                 <w:b/>
+                <w:color w:val="1A1A1A"/>
+                <w:sz w:val="19"/>
               </w:rPr>
               <w:t xml:space="preserve">Date:</w:t>
             </w:r>
           </w:p>
         </w:tc>
         <w:tc>
-          <w:tcPr/>
-          <w:p>
-            <w:pPr>
-              <w:pStyle w:val="Compact"/>
-              <w:jc w:val="left"/>
-            </w:pPr>
-            <w:r>
+          <w:tcPr>
+            <w:shd w:fill="FFFFFF" w:val="clear"/>
+          </w:tcPr>
+          <w:p>
+            <w:pPr>
+              <w:pStyle w:val="Compact"/>
+              <w:jc w:val="left"/>
+            </w:pPr>
+            <w:r>
+              <w:rPr>
+                <w:color w:val="1A1A1A"/>
+                <w:sz w:val="19"/>
+              </w:rPr>
               <w:t xml:space="preserve">________________________________</w:t>
             </w:r>
           </w:p>
@@ -7163,6 +8216,14 @@
         <w:tblW w:type="auto" w:w="0"/>
         <w:tblLook w:firstRow="0" w:lastRow="0" w:firstColumn="0" w:lastColumn="0" w:noHBand="0" w:noVBand="0" w:val="0000"/>
         <w:jc w:val="start"/>
+        <w:tblBorders>
+          <w:top w:val="single" w:sz="4" w:space="0" w:color="B0D4E8"/>
+          <w:left w:val="single" w:sz="4" w:space="0" w:color="B0D4E8"/>
+          <w:bottom w:val="single" w:sz="4" w:space="0" w:color="B0D4E8"/>
+          <w:right w:val="single" w:sz="4" w:space="0" w:color="B0D4E8"/>
+          <w:insideH w:val="single" w:sz="4" w:space="0" w:color="B0D4E8"/>
+          <w:insideV w:val="single" w:sz="4" w:space="0" w:color="B0D4E8"/>
+        </w:tblBorders>
       </w:tblPr>
       <w:tblGrid>
         <w:gridCol w:w="3960"/>
@@ -7170,7 +8231,9 @@
       </w:tblGrid>
       <w:tr>
         <w:tc>
-          <w:tcPr/>
+          <w:tcPr>
+            <w:shd w:fill="0099CC" w:val="clear"/>
+          </w:tcPr>
           <w:p>
             <w:pPr>
               <w:pStyle w:val="Compact"/>
@@ -7180,19 +8243,28 @@
               <w:rPr>
                 <w:bCs/>
                 <w:b/>
+                <w:color w:val="FFFFFF"/>
+                <w:sz w:val="20"/>
               </w:rPr>
               <w:t xml:space="preserve">Name:</w:t>
             </w:r>
           </w:p>
         </w:tc>
         <w:tc>
-          <w:tcPr/>
-          <w:p>
-            <w:pPr>
-              <w:pStyle w:val="Compact"/>
-              <w:jc w:val="left"/>
-            </w:pPr>
-            <w:r>
+          <w:tcPr>
+            <w:shd w:fill="0099CC" w:val="clear"/>
+          </w:tcPr>
+          <w:p>
+            <w:pPr>
+              <w:pStyle w:val="Compact"/>
+              <w:jc w:val="left"/>
+            </w:pPr>
+            <w:r>
+              <w:rPr>
+                <w:b/>
+                <w:color w:val="FFFFFF"/>
+                <w:sz w:val="20"/>
+              </w:rPr>
               <w:t xml:space="preserve">________________________________</w:t>
             </w:r>
           </w:p>
@@ -7200,7 +8272,9 @@
       </w:tr>
       <w:tr>
         <w:tc>
-          <w:tcPr/>
+          <w:tcPr>
+            <w:shd w:fill="FFFFFF" w:val="clear"/>
+          </w:tcPr>
           <w:p>
             <w:pPr>
               <w:pStyle w:val="Compact"/>
@@ -7210,19 +8284,27 @@
               <w:rPr>
                 <w:bCs/>
                 <w:b/>
+                <w:color w:val="1A1A1A"/>
+                <w:sz w:val="19"/>
               </w:rPr>
               <w:t xml:space="preserve">Signature:</w:t>
             </w:r>
           </w:p>
         </w:tc>
         <w:tc>
-          <w:tcPr/>
-          <w:p>
-            <w:pPr>
-              <w:pStyle w:val="Compact"/>
-              <w:jc w:val="left"/>
-            </w:pPr>
-            <w:r>
+          <w:tcPr>
+            <w:shd w:fill="FFFFFF" w:val="clear"/>
+          </w:tcPr>
+          <w:p>
+            <w:pPr>
+              <w:pStyle w:val="Compact"/>
+              <w:jc w:val="left"/>
+            </w:pPr>
+            <w:r>
+              <w:rPr>
+                <w:color w:val="1A1A1A"/>
+                <w:sz w:val="19"/>
+              </w:rPr>
               <w:t xml:space="preserve">________________________________</w:t>
             </w:r>
           </w:p>
@@ -7230,7 +8312,9 @@
       </w:tr>
       <w:tr>
         <w:tc>
-          <w:tcPr/>
+          <w:tcPr>
+            <w:shd w:fill="E8F8FF" w:val="clear"/>
+          </w:tcPr>
           <w:p>
             <w:pPr>
               <w:pStyle w:val="Compact"/>
@@ -7240,19 +8324,27 @@
               <w:rPr>
                 <w:bCs/>
                 <w:b/>
+                <w:color w:val="1A1A1A"/>
+                <w:sz w:val="19"/>
               </w:rPr>
               <w:t xml:space="preserve">Date:</w:t>
             </w:r>
           </w:p>
         </w:tc>
         <w:tc>
-          <w:tcPr/>
-          <w:p>
-            <w:pPr>
-              <w:pStyle w:val="Compact"/>
-              <w:jc w:val="left"/>
-            </w:pPr>
-            <w:r>
+          <w:tcPr>
+            <w:shd w:fill="E8F8FF" w:val="clear"/>
+          </w:tcPr>
+          <w:p>
+            <w:pPr>
+              <w:pStyle w:val="Compact"/>
+              <w:jc w:val="left"/>
+            </w:pPr>
+            <w:r>
+              <w:rPr>
+                <w:color w:val="1A1A1A"/>
+                <w:sz w:val="19"/>
+              </w:rPr>
               <w:t xml:space="preserve">________________________________</w:t>
             </w:r>
           </w:p>
@@ -7277,6 +8369,14 @@
         <w:tblW w:type="auto" w:w="0"/>
         <w:tblLook w:firstRow="0" w:lastRow="0" w:firstColumn="0" w:lastColumn="0" w:noHBand="0" w:noVBand="0" w:val="0000"/>
         <w:jc w:val="start"/>
+        <w:tblBorders>
+          <w:top w:val="single" w:sz="4" w:space="0" w:color="B0D4E8"/>
+          <w:left w:val="single" w:sz="4" w:space="0" w:color="B0D4E8"/>
+          <w:bottom w:val="single" w:sz="4" w:space="0" w:color="B0D4E8"/>
+          <w:right w:val="single" w:sz="4" w:space="0" w:color="B0D4E8"/>
+          <w:insideH w:val="single" w:sz="4" w:space="0" w:color="B0D4E8"/>
+          <w:insideV w:val="single" w:sz="4" w:space="0" w:color="B0D4E8"/>
+        </w:tblBorders>
       </w:tblPr>
       <w:tblGrid>
         <w:gridCol w:w="3960"/>
@@ -7284,7 +8384,9 @@
       </w:tblGrid>
       <w:tr>
         <w:tc>
-          <w:tcPr/>
+          <w:tcPr>
+            <w:shd w:fill="0099CC" w:val="clear"/>
+          </w:tcPr>
           <w:p>
             <w:pPr>
               <w:pStyle w:val="Compact"/>
@@ -7294,19 +8396,28 @@
               <w:rPr>
                 <w:bCs/>
                 <w:b/>
+                <w:color w:val="FFFFFF"/>
+                <w:sz w:val="20"/>
               </w:rPr>
               <w:t xml:space="preserve">Name:</w:t>
             </w:r>
           </w:p>
         </w:tc>
         <w:tc>
-          <w:tcPr/>
-          <w:p>
-            <w:pPr>
-              <w:pStyle w:val="Compact"/>
-              <w:jc w:val="left"/>
-            </w:pPr>
-            <w:r>
+          <w:tcPr>
+            <w:shd w:fill="0099CC" w:val="clear"/>
+          </w:tcPr>
+          <w:p>
+            <w:pPr>
+              <w:pStyle w:val="Compact"/>
+              <w:jc w:val="left"/>
+            </w:pPr>
+            <w:r>
+              <w:rPr>
+                <w:b/>
+                <w:color w:val="FFFFFF"/>
+                <w:sz w:val="20"/>
+              </w:rPr>
               <w:t xml:space="preserve">________________________________</w:t>
             </w:r>
           </w:p>
@@ -7314,7 +8425,9 @@
       </w:tr>
       <w:tr>
         <w:tc>
-          <w:tcPr/>
+          <w:tcPr>
+            <w:shd w:fill="FFFFFF" w:val="clear"/>
+          </w:tcPr>
           <w:p>
             <w:pPr>
               <w:pStyle w:val="Compact"/>
@@ -7324,19 +8437,27 @@
               <w:rPr>
                 <w:bCs/>
                 <w:b/>
+                <w:color w:val="1A1A1A"/>
+                <w:sz w:val="19"/>
               </w:rPr>
               <w:t xml:space="preserve">Address:</w:t>
             </w:r>
           </w:p>
         </w:tc>
         <w:tc>
-          <w:tcPr/>
-          <w:p>
-            <w:pPr>
-              <w:pStyle w:val="Compact"/>
-              <w:jc w:val="left"/>
-            </w:pPr>
-            <w:r>
+          <w:tcPr>
+            <w:shd w:fill="FFFFFF" w:val="clear"/>
+          </w:tcPr>
+          <w:p>
+            <w:pPr>
+              <w:pStyle w:val="Compact"/>
+              <w:jc w:val="left"/>
+            </w:pPr>
+            <w:r>
+              <w:rPr>
+                <w:color w:val="1A1A1A"/>
+                <w:sz w:val="19"/>
+              </w:rPr>
               <w:t xml:space="preserve">________________________________</w:t>
             </w:r>
           </w:p>
@@ -7344,7 +8465,9 @@
       </w:tr>
       <w:tr>
         <w:tc>
-          <w:tcPr/>
+          <w:tcPr>
+            <w:shd w:fill="E8F8FF" w:val="clear"/>
+          </w:tcPr>
           <w:p>
             <w:pPr>
               <w:pStyle w:val="Compact"/>
@@ -7354,19 +8477,27 @@
               <w:rPr>
                 <w:bCs/>
                 <w:b/>
+                <w:color w:val="1A1A1A"/>
+                <w:sz w:val="19"/>
               </w:rPr>
               <w:t xml:space="preserve">Occupation:</w:t>
             </w:r>
           </w:p>
         </w:tc>
         <w:tc>
-          <w:tcPr/>
-          <w:p>
-            <w:pPr>
-              <w:pStyle w:val="Compact"/>
-              <w:jc w:val="left"/>
-            </w:pPr>
-            <w:r>
+          <w:tcPr>
+            <w:shd w:fill="E8F8FF" w:val="clear"/>
+          </w:tcPr>
+          <w:p>
+            <w:pPr>
+              <w:pStyle w:val="Compact"/>
+              <w:jc w:val="left"/>
+            </w:pPr>
+            <w:r>
+              <w:rPr>
+                <w:color w:val="1A1A1A"/>
+                <w:sz w:val="19"/>
+              </w:rPr>
               <w:t xml:space="preserve">________________________________</w:t>
             </w:r>
           </w:p>
@@ -7374,7 +8505,9 @@
       </w:tr>
       <w:tr>
         <w:tc>
-          <w:tcPr/>
+          <w:tcPr>
+            <w:shd w:fill="FFFFFF" w:val="clear"/>
+          </w:tcPr>
           <w:p>
             <w:pPr>
               <w:pStyle w:val="Compact"/>
@@ -7384,19 +8517,27 @@
               <w:rPr>
                 <w:bCs/>
                 <w:b/>
+                <w:color w:val="1A1A1A"/>
+                <w:sz w:val="19"/>
               </w:rPr>
               <w:t xml:space="preserve">Signature:</w:t>
             </w:r>
           </w:p>
         </w:tc>
         <w:tc>
-          <w:tcPr/>
-          <w:p>
-            <w:pPr>
-              <w:pStyle w:val="Compact"/>
-              <w:jc w:val="left"/>
-            </w:pPr>
-            <w:r>
+          <w:tcPr>
+            <w:shd w:fill="FFFFFF" w:val="clear"/>
+          </w:tcPr>
+          <w:p>
+            <w:pPr>
+              <w:pStyle w:val="Compact"/>
+              <w:jc w:val="left"/>
+            </w:pPr>
+            <w:r>
+              <w:rPr>
+                <w:color w:val="1A1A1A"/>
+                <w:sz w:val="19"/>
+              </w:rPr>
               <w:t xml:space="preserve">________________________________</w:t>
             </w:r>
           </w:p>
@@ -7404,7 +8545,9 @@
       </w:tr>
       <w:tr>
         <w:tc>
-          <w:tcPr/>
+          <w:tcPr>
+            <w:shd w:fill="E8F8FF" w:val="clear"/>
+          </w:tcPr>
           <w:p>
             <w:pPr>
               <w:pStyle w:val="Compact"/>
@@ -7414,19 +8557,27 @@
               <w:rPr>
                 <w:bCs/>
                 <w:b/>
+                <w:color w:val="1A1A1A"/>
+                <w:sz w:val="19"/>
               </w:rPr>
               <w:t xml:space="preserve">Date:</w:t>
             </w:r>
           </w:p>
         </w:tc>
         <w:tc>
-          <w:tcPr/>
-          <w:p>
-            <w:pPr>
-              <w:pStyle w:val="Compact"/>
-              <w:jc w:val="left"/>
-            </w:pPr>
-            <w:r>
+          <w:tcPr>
+            <w:shd w:fill="E8F8FF" w:val="clear"/>
+          </w:tcPr>
+          <w:p>
+            <w:pPr>
+              <w:pStyle w:val="Compact"/>
+              <w:jc w:val="left"/>
+            </w:pPr>
+            <w:r>
+              <w:rPr>
+                <w:color w:val="1A1A1A"/>
+                <w:sz w:val="19"/>
+              </w:rPr>
               <w:t xml:space="preserve">________________________________</w:t>
             </w:r>
           </w:p>
@@ -7445,9 +8596,29 @@
     <w:bookmarkStart w:id="52" w:name="X761c2e7707c64e2bba137a7b4f58a4f8913f521"/>
     <w:p>
       <w:pPr>
+        <w:pBdr>
+          <w:top w:val="single" w:sz="18" w:space="1" w:color="F5A623"/>
+          <w:bottom w:val="single" w:sz="6" w:space="1" w:color="0099CC"/>
+        </w:pBdr>
+        <w:spacing w:before="200" w:after="200"/>
+      </w:pPr>
+    </w:p>
+    <w:p>
+      <w:pPr>
         <w:pStyle w:val="Heading2"/>
-      </w:pPr>
-      <w:r>
+        <w:rPr>
+          <w:color w:val="0099CC"/>
+        </w:rPr>
+        <w:pBdr>
+          <w:bottom w:val="single" w:sz="6" w:space="2" w:color="00BFFF"/>
+        </w:pBdr>
+      </w:pPr>
+      <w:r>
+        <w:rPr>
+          <w:b/>
+          <w:color w:val="0099CC"/>
+          <w:sz w:val="32"/>
+        </w:rPr>
         <w:t xml:space="preserve">SCHEDULE A: SALES TARGETS &amp; COMMISSION DETAILS</w:t>
       </w:r>
     </w:p>
@@ -7455,8 +8626,16 @@
     <w:p>
       <w:pPr>
         <w:pStyle w:val="Heading3"/>
-      </w:pPr>
-      <w:r>
+        <w:rPr>
+          <w:color w:val="E08A00"/>
+        </w:rPr>
+      </w:pPr>
+      <w:r>
+        <w:rPr>
+          <w:b/>
+          <w:color w:val="E08A00"/>
+          <w:sz w:val="26"/>
+        </w:rPr>
         <w:t xml:space="preserve">A.1 Quarterly Sales Targets</w:t>
       </w:r>
     </w:p>
@@ -7466,6 +8645,14 @@
         <w:tblW w:type="auto" w:w="0"/>
         <w:tblLook w:firstRow="1" w:lastRow="0" w:firstColumn="0" w:lastColumn="0" w:noHBand="0" w:noVBand="0" w:val="0020"/>
         <w:jc w:val="start"/>
+        <w:tblBorders>
+          <w:top w:val="single" w:sz="4" w:space="0" w:color="B0D4E8"/>
+          <w:left w:val="single" w:sz="4" w:space="0" w:color="B0D4E8"/>
+          <w:bottom w:val="single" w:sz="4" w:space="0" w:color="B0D4E8"/>
+          <w:right w:val="single" w:sz="4" w:space="0" w:color="B0D4E8"/>
+          <w:insideH w:val="single" w:sz="4" w:space="0" w:color="B0D4E8"/>
+          <w:insideV w:val="single" w:sz="4" w:space="0" w:color="B0D4E8"/>
+        </w:tblBorders>
       </w:tblPr>
       <w:tblGrid>
         <w:gridCol w:w="1980"/>
@@ -7478,49 +8665,77 @@
           <w:tblHeader w:val="true"/>
         </w:trPr>
         <w:tc>
-          <w:tcPr/>
-          <w:p>
-            <w:pPr>
-              <w:pStyle w:val="Compact"/>
-              <w:jc w:val="left"/>
-            </w:pPr>
-            <w:r>
+          <w:tcPr>
+            <w:shd w:fill="0099CC" w:val="clear"/>
+          </w:tcPr>
+          <w:p>
+            <w:pPr>
+              <w:pStyle w:val="Compact"/>
+              <w:jc w:val="left"/>
+            </w:pPr>
+            <w:r>
+              <w:rPr>
+                <w:b/>
+                <w:color w:val="FFFFFF"/>
+                <w:sz w:val="20"/>
+              </w:rPr>
               <w:t xml:space="preserve">Quarter</w:t>
             </w:r>
           </w:p>
         </w:tc>
         <w:tc>
-          <w:tcPr/>
-          <w:p>
-            <w:pPr>
-              <w:pStyle w:val="Compact"/>
-              <w:jc w:val="left"/>
-            </w:pPr>
-            <w:r>
+          <w:tcPr>
+            <w:shd w:fill="0099CC" w:val="clear"/>
+          </w:tcPr>
+          <w:p>
+            <w:pPr>
+              <w:pStyle w:val="Compact"/>
+              <w:jc w:val="left"/>
+            </w:pPr>
+            <w:r>
+              <w:rPr>
+                <w:b/>
+                <w:color w:val="FFFFFF"/>
+                <w:sz w:val="20"/>
+              </w:rPr>
               <w:t xml:space="preserve">Period</w:t>
             </w:r>
           </w:p>
         </w:tc>
         <w:tc>
-          <w:tcPr/>
-          <w:p>
-            <w:pPr>
-              <w:pStyle w:val="Compact"/>
-              <w:jc w:val="left"/>
-            </w:pPr>
-            <w:r>
+          <w:tcPr>
+            <w:shd w:fill="0099CC" w:val="clear"/>
+          </w:tcPr>
+          <w:p>
+            <w:pPr>
+              <w:pStyle w:val="Compact"/>
+              <w:jc w:val="left"/>
+            </w:pPr>
+            <w:r>
+              <w:rPr>
+                <w:b/>
+                <w:color w:val="FFFFFF"/>
+                <w:sz w:val="20"/>
+              </w:rPr>
               <w:t xml:space="preserve">Sales Target (NGN)</w:t>
             </w:r>
           </w:p>
         </w:tc>
         <w:tc>
-          <w:tcPr/>
-          <w:p>
-            <w:pPr>
-              <w:pStyle w:val="Compact"/>
-              <w:jc w:val="left"/>
-            </w:pPr>
-            <w:r>
+          <w:tcPr>
+            <w:shd w:fill="0099CC" w:val="clear"/>
+          </w:tcPr>
+          <w:p>
+            <w:pPr>
+              <w:pStyle w:val="Compact"/>
+              <w:jc w:val="left"/>
+            </w:pPr>
+            <w:r>
+              <w:rPr>
+                <w:b/>
+                <w:color w:val="FFFFFF"/>
+                <w:sz w:val="20"/>
+              </w:rPr>
               <w:t xml:space="preserve">Status</w:t>
             </w:r>
           </w:p>
@@ -7528,43 +8743,63 @@
       </w:tr>
       <w:tr>
         <w:tc>
-          <w:tcPr/>
-          <w:p>
-            <w:pPr>
-              <w:pStyle w:val="Compact"/>
-              <w:jc w:val="left"/>
-            </w:pPr>
-            <w:r>
+          <w:tcPr>
+            <w:shd w:fill="FFFFFF" w:val="clear"/>
+          </w:tcPr>
+          <w:p>
+            <w:pPr>
+              <w:pStyle w:val="Compact"/>
+              <w:jc w:val="left"/>
+            </w:pPr>
+            <w:r>
+              <w:rPr>
+                <w:color w:val="1A1A1A"/>
+                <w:sz w:val="19"/>
+              </w:rPr>
               <w:t xml:space="preserve">Q1</w:t>
             </w:r>
           </w:p>
         </w:tc>
         <w:tc>
-          <w:tcPr/>
-          <w:p>
-            <w:pPr>
-              <w:pStyle w:val="Compact"/>
-              <w:jc w:val="left"/>
-            </w:pPr>
-            <w:r>
+          <w:tcPr>
+            <w:shd w:fill="FFFFFF" w:val="clear"/>
+          </w:tcPr>
+          <w:p>
+            <w:pPr>
+              <w:pStyle w:val="Compact"/>
+              <w:jc w:val="left"/>
+            </w:pPr>
+            <w:r>
+              <w:rPr>
+                <w:color w:val="1A1A1A"/>
+                <w:sz w:val="19"/>
+              </w:rPr>
               <w:t xml:space="preserve">January - March</w:t>
             </w:r>
           </w:p>
         </w:tc>
         <w:tc>
-          <w:tcPr/>
-          <w:p>
-            <w:pPr>
-              <w:pStyle w:val="Compact"/>
-              <w:jc w:val="left"/>
-            </w:pPr>
-            <w:r>
+          <w:tcPr>
+            <w:shd w:fill="FFFFFF" w:val="clear"/>
+          </w:tcPr>
+          <w:p>
+            <w:pPr>
+              <w:pStyle w:val="Compact"/>
+              <w:jc w:val="left"/>
+            </w:pPr>
+            <w:r>
+              <w:rPr>
+                <w:color w:val="1A1A1A"/>
+                <w:sz w:val="19"/>
+              </w:rPr>
               <w:t xml:space="preserve">____________________</w:t>
             </w:r>
           </w:p>
         </w:tc>
         <w:tc>
-          <w:tcPr/>
+          <w:tcPr>
+            <w:shd w:fill="FFFFFF" w:val="clear"/>
+          </w:tcPr>
           <w:p>
             <w:pPr>
               <w:pStyle w:val="Compact"/>
@@ -7574,43 +8809,63 @@
       </w:tr>
       <w:tr>
         <w:tc>
-          <w:tcPr/>
-          <w:p>
-            <w:pPr>
-              <w:pStyle w:val="Compact"/>
-              <w:jc w:val="left"/>
-            </w:pPr>
-            <w:r>
+          <w:tcPr>
+            <w:shd w:fill="E8F8FF" w:val="clear"/>
+          </w:tcPr>
+          <w:p>
+            <w:pPr>
+              <w:pStyle w:val="Compact"/>
+              <w:jc w:val="left"/>
+            </w:pPr>
+            <w:r>
+              <w:rPr>
+                <w:color w:val="1A1A1A"/>
+                <w:sz w:val="19"/>
+              </w:rPr>
               <w:t xml:space="preserve">Q2</w:t>
             </w:r>
           </w:p>
         </w:tc>
         <w:tc>
-          <w:tcPr/>
-          <w:p>
-            <w:pPr>
-              <w:pStyle w:val="Compact"/>
-              <w:jc w:val="left"/>
-            </w:pPr>
-            <w:r>
+          <w:tcPr>
+            <w:shd w:fill="E8F8FF" w:val="clear"/>
+          </w:tcPr>
+          <w:p>
+            <w:pPr>
+              <w:pStyle w:val="Compact"/>
+              <w:jc w:val="left"/>
+            </w:pPr>
+            <w:r>
+              <w:rPr>
+                <w:color w:val="1A1A1A"/>
+                <w:sz w:val="19"/>
+              </w:rPr>
               <w:t xml:space="preserve">April - June</w:t>
             </w:r>
           </w:p>
         </w:tc>
         <w:tc>
-          <w:tcPr/>
-          <w:p>
-            <w:pPr>
-              <w:pStyle w:val="Compact"/>
-              <w:jc w:val="left"/>
-            </w:pPr>
-            <w:r>
+          <w:tcPr>
+            <w:shd w:fill="E8F8FF" w:val="clear"/>
+          </w:tcPr>
+          <w:p>
+            <w:pPr>
+              <w:pStyle w:val="Compact"/>
+              <w:jc w:val="left"/>
+            </w:pPr>
+            <w:r>
+              <w:rPr>
+                <w:color w:val="1A1A1A"/>
+                <w:sz w:val="19"/>
+              </w:rPr>
               <w:t xml:space="preserve">____________________</w:t>
             </w:r>
           </w:p>
         </w:tc>
         <w:tc>
-          <w:tcPr/>
+          <w:tcPr>
+            <w:shd w:fill="E8F8FF" w:val="clear"/>
+          </w:tcPr>
           <w:p>
             <w:pPr>
               <w:pStyle w:val="Compact"/>
@@ -7620,43 +8875,63 @@
       </w:tr>
       <w:tr>
         <w:tc>
-          <w:tcPr/>
-          <w:p>
-            <w:pPr>
-              <w:pStyle w:val="Compact"/>
-              <w:jc w:val="left"/>
-            </w:pPr>
-            <w:r>
+          <w:tcPr>
+            <w:shd w:fill="FFFFFF" w:val="clear"/>
+          </w:tcPr>
+          <w:p>
+            <w:pPr>
+              <w:pStyle w:val="Compact"/>
+              <w:jc w:val="left"/>
+            </w:pPr>
+            <w:r>
+              <w:rPr>
+                <w:color w:val="1A1A1A"/>
+                <w:sz w:val="19"/>
+              </w:rPr>
               <w:t xml:space="preserve">Q3</w:t>
             </w:r>
           </w:p>
         </w:tc>
         <w:tc>
-          <w:tcPr/>
-          <w:p>
-            <w:pPr>
-              <w:pStyle w:val="Compact"/>
-              <w:jc w:val="left"/>
-            </w:pPr>
-            <w:r>
+          <w:tcPr>
+            <w:shd w:fill="FFFFFF" w:val="clear"/>
+          </w:tcPr>
+          <w:p>
+            <w:pPr>
+              <w:pStyle w:val="Compact"/>
+              <w:jc w:val="left"/>
+            </w:pPr>
+            <w:r>
+              <w:rPr>
+                <w:color w:val="1A1A1A"/>
+                <w:sz w:val="19"/>
+              </w:rPr>
               <w:t xml:space="preserve">July - September</w:t>
             </w:r>
           </w:p>
         </w:tc>
         <w:tc>
-          <w:tcPr/>
-          <w:p>
-            <w:pPr>
-              <w:pStyle w:val="Compact"/>
-              <w:jc w:val="left"/>
-            </w:pPr>
-            <w:r>
+          <w:tcPr>
+            <w:shd w:fill="FFFFFF" w:val="clear"/>
+          </w:tcPr>
+          <w:p>
+            <w:pPr>
+              <w:pStyle w:val="Compact"/>
+              <w:jc w:val="left"/>
+            </w:pPr>
+            <w:r>
+              <w:rPr>
+                <w:color w:val="1A1A1A"/>
+                <w:sz w:val="19"/>
+              </w:rPr>
               <w:t xml:space="preserve">____________________</w:t>
             </w:r>
           </w:p>
         </w:tc>
         <w:tc>
-          <w:tcPr/>
+          <w:tcPr>
+            <w:shd w:fill="FFFFFF" w:val="clear"/>
+          </w:tcPr>
           <w:p>
             <w:pPr>
               <w:pStyle w:val="Compact"/>
@@ -7666,43 +8941,63 @@
       </w:tr>
       <w:tr>
         <w:tc>
-          <w:tcPr/>
-          <w:p>
-            <w:pPr>
-              <w:pStyle w:val="Compact"/>
-              <w:jc w:val="left"/>
-            </w:pPr>
-            <w:r>
+          <w:tcPr>
+            <w:shd w:fill="E8F8FF" w:val="clear"/>
+          </w:tcPr>
+          <w:p>
+            <w:pPr>
+              <w:pStyle w:val="Compact"/>
+              <w:jc w:val="left"/>
+            </w:pPr>
+            <w:r>
+              <w:rPr>
+                <w:color w:val="1A1A1A"/>
+                <w:sz w:val="19"/>
+              </w:rPr>
               <w:t xml:space="preserve">Q4</w:t>
             </w:r>
           </w:p>
         </w:tc>
         <w:tc>
-          <w:tcPr/>
-          <w:p>
-            <w:pPr>
-              <w:pStyle w:val="Compact"/>
-              <w:jc w:val="left"/>
-            </w:pPr>
-            <w:r>
+          <w:tcPr>
+            <w:shd w:fill="E8F8FF" w:val="clear"/>
+          </w:tcPr>
+          <w:p>
+            <w:pPr>
+              <w:pStyle w:val="Compact"/>
+              <w:jc w:val="left"/>
+            </w:pPr>
+            <w:r>
+              <w:rPr>
+                <w:color w:val="1A1A1A"/>
+                <w:sz w:val="19"/>
+              </w:rPr>
               <w:t xml:space="preserve">October - December</w:t>
             </w:r>
           </w:p>
         </w:tc>
         <w:tc>
-          <w:tcPr/>
-          <w:p>
-            <w:pPr>
-              <w:pStyle w:val="Compact"/>
-              <w:jc w:val="left"/>
-            </w:pPr>
-            <w:r>
+          <w:tcPr>
+            <w:shd w:fill="E8F8FF" w:val="clear"/>
+          </w:tcPr>
+          <w:p>
+            <w:pPr>
+              <w:pStyle w:val="Compact"/>
+              <w:jc w:val="left"/>
+            </w:pPr>
+            <w:r>
+              <w:rPr>
+                <w:color w:val="1A1A1A"/>
+                <w:sz w:val="19"/>
+              </w:rPr>
               <w:t xml:space="preserve">____________________</w:t>
             </w:r>
           </w:p>
         </w:tc>
         <w:tc>
-          <w:tcPr/>
+          <w:tcPr>
+            <w:shd w:fill="E8F8FF" w:val="clear"/>
+          </w:tcPr>
           <w:p>
             <w:pPr>
               <w:pStyle w:val="Compact"/>
@@ -7716,8 +9011,16 @@
     <w:p>
       <w:pPr>
         <w:pStyle w:val="Heading3"/>
-      </w:pPr>
-      <w:r>
+        <w:rPr>
+          <w:color w:val="E08A00"/>
+        </w:rPr>
+      </w:pPr>
+      <w:r>
+        <w:rPr>
+          <w:b/>
+          <w:color w:val="E08A00"/>
+          <w:sz w:val="26"/>
+        </w:rPr>
         <w:t xml:space="preserve">A.2 Commission Rate Summary</w:t>
       </w:r>
     </w:p>
@@ -7727,6 +9030,14 @@
         <w:tblW w:type="pct" w:w="5000"/>
         <w:tblLook w:firstRow="1" w:lastRow="0" w:firstColumn="0" w:lastColumn="0" w:noHBand="0" w:noVBand="0" w:val="0020"/>
         <w:jc w:val="start"/>
+        <w:tblBorders>
+          <w:top w:val="single" w:sz="4" w:space="0" w:color="B0D4E8"/>
+          <w:left w:val="single" w:sz="4" w:space="0" w:color="B0D4E8"/>
+          <w:bottom w:val="single" w:sz="4" w:space="0" w:color="B0D4E8"/>
+          <w:right w:val="single" w:sz="4" w:space="0" w:color="B0D4E8"/>
+          <w:insideH w:val="single" w:sz="4" w:space="0" w:color="B0D4E8"/>
+          <w:insideV w:val="single" w:sz="4" w:space="0" w:color="B0D4E8"/>
+        </w:tblBorders>
       </w:tblPr>
       <w:tblGrid>
         <w:gridCol w:w="4202"/>
@@ -7738,37 +9049,58 @@
           <w:tblHeader w:val="true"/>
         </w:trPr>
         <w:tc>
-          <w:tcPr/>
-          <w:p>
-            <w:pPr>
-              <w:pStyle w:val="Compact"/>
-              <w:jc w:val="left"/>
-            </w:pPr>
-            <w:r>
+          <w:tcPr>
+            <w:shd w:fill="0099CC" w:val="clear"/>
+          </w:tcPr>
+          <w:p>
+            <w:pPr>
+              <w:pStyle w:val="Compact"/>
+              <w:jc w:val="left"/>
+            </w:pPr>
+            <w:r>
+              <w:rPr>
+                <w:b/>
+                <w:color w:val="FFFFFF"/>
+                <w:sz w:val="20"/>
+              </w:rPr>
               <w:t xml:space="preserve">Product/Service Category</w:t>
             </w:r>
           </w:p>
         </w:tc>
         <w:tc>
-          <w:tcPr/>
-          <w:p>
-            <w:pPr>
-              <w:pStyle w:val="Compact"/>
-              <w:jc w:val="left"/>
-            </w:pPr>
-            <w:r>
+          <w:tcPr>
+            <w:shd w:fill="0099CC" w:val="clear"/>
+          </w:tcPr>
+          <w:p>
+            <w:pPr>
+              <w:pStyle w:val="Compact"/>
+              <w:jc w:val="left"/>
+            </w:pPr>
+            <w:r>
+              <w:rPr>
+                <w:b/>
+                <w:color w:val="FFFFFF"/>
+                <w:sz w:val="20"/>
+              </w:rPr>
               <w:t xml:space="preserve">Commission Rate</w:t>
             </w:r>
           </w:p>
         </w:tc>
         <w:tc>
-          <w:tcPr/>
-          <w:p>
-            <w:pPr>
-              <w:pStyle w:val="Compact"/>
-              <w:jc w:val="left"/>
-            </w:pPr>
-            <w:r>
+          <w:tcPr>
+            <w:shd w:fill="0099CC" w:val="clear"/>
+          </w:tcPr>
+          <w:p>
+            <w:pPr>
+              <w:pStyle w:val="Compact"/>
+              <w:jc w:val="left"/>
+            </w:pPr>
+            <w:r>
+              <w:rPr>
+                <w:b/>
+                <w:color w:val="FFFFFF"/>
+                <w:sz w:val="20"/>
+              </w:rPr>
               <w:t xml:space="preserve">Basis</w:t>
             </w:r>
           </w:p>
@@ -7776,37 +9108,55 @@
       </w:tr>
       <w:tr>
         <w:tc>
-          <w:tcPr/>
-          <w:p>
-            <w:pPr>
-              <w:pStyle w:val="Compact"/>
-              <w:jc w:val="left"/>
-            </w:pPr>
-            <w:r>
+          <w:tcPr>
+            <w:shd w:fill="FFFFFF" w:val="clear"/>
+          </w:tcPr>
+          <w:p>
+            <w:pPr>
+              <w:pStyle w:val="Compact"/>
+              <w:jc w:val="left"/>
+            </w:pPr>
+            <w:r>
+              <w:rPr>
+                <w:color w:val="1A1A1A"/>
+                <w:sz w:val="19"/>
+              </w:rPr>
               <w:t xml:space="preserve">IoT Devices &amp; Hardware</w:t>
             </w:r>
           </w:p>
         </w:tc>
         <w:tc>
-          <w:tcPr/>
-          <w:p>
-            <w:pPr>
-              <w:pStyle w:val="Compact"/>
-              <w:jc w:val="left"/>
-            </w:pPr>
-            <w:r>
+          <w:tcPr>
+            <w:shd w:fill="FFFFFF" w:val="clear"/>
+          </w:tcPr>
+          <w:p>
+            <w:pPr>
+              <w:pStyle w:val="Compact"/>
+              <w:jc w:val="left"/>
+            </w:pPr>
+            <w:r>
+              <w:rPr>
+                <w:color w:val="1A1A1A"/>
+                <w:sz w:val="19"/>
+              </w:rPr>
               <w:t xml:space="preserve">5%</w:t>
             </w:r>
           </w:p>
         </w:tc>
         <w:tc>
-          <w:tcPr/>
-          <w:p>
-            <w:pPr>
-              <w:pStyle w:val="Compact"/>
-              <w:jc w:val="left"/>
-            </w:pPr>
-            <w:r>
+          <w:tcPr>
+            <w:shd w:fill="FFFFFF" w:val="clear"/>
+          </w:tcPr>
+          <w:p>
+            <w:pPr>
+              <w:pStyle w:val="Compact"/>
+              <w:jc w:val="left"/>
+            </w:pPr>
+            <w:r>
+              <w:rPr>
+                <w:color w:val="1A1A1A"/>
+                <w:sz w:val="19"/>
+              </w:rPr>
               <w:t xml:space="preserve">Total sale value (excl. VAT)</w:t>
             </w:r>
           </w:p>
@@ -7814,37 +9164,55 @@
       </w:tr>
       <w:tr>
         <w:tc>
-          <w:tcPr/>
-          <w:p>
-            <w:pPr>
-              <w:pStyle w:val="Compact"/>
-              <w:jc w:val="left"/>
-            </w:pPr>
-            <w:r>
+          <w:tcPr>
+            <w:shd w:fill="E8F8FF" w:val="clear"/>
+          </w:tcPr>
+          <w:p>
+            <w:pPr>
+              <w:pStyle w:val="Compact"/>
+              <w:jc w:val="left"/>
+            </w:pPr>
+            <w:r>
+              <w:rPr>
+                <w:color w:val="1A1A1A"/>
+                <w:sz w:val="19"/>
+              </w:rPr>
               <w:t xml:space="preserve">Platform Subscriptions</w:t>
             </w:r>
           </w:p>
         </w:tc>
         <w:tc>
-          <w:tcPr/>
-          <w:p>
-            <w:pPr>
-              <w:pStyle w:val="Compact"/>
-              <w:jc w:val="left"/>
-            </w:pPr>
-            <w:r>
+          <w:tcPr>
+            <w:shd w:fill="E8F8FF" w:val="clear"/>
+          </w:tcPr>
+          <w:p>
+            <w:pPr>
+              <w:pStyle w:val="Compact"/>
+              <w:jc w:val="left"/>
+            </w:pPr>
+            <w:r>
+              <w:rPr>
+                <w:color w:val="1A1A1A"/>
+                <w:sz w:val="19"/>
+              </w:rPr>
               <w:t xml:space="preserve">8%</w:t>
             </w:r>
           </w:p>
         </w:tc>
         <w:tc>
-          <w:tcPr/>
-          <w:p>
-            <w:pPr>
-              <w:pStyle w:val="Compact"/>
-              <w:jc w:val="left"/>
-            </w:pPr>
-            <w:r>
+          <w:tcPr>
+            <w:shd w:fill="E8F8FF" w:val="clear"/>
+          </w:tcPr>
+          <w:p>
+            <w:pPr>
+              <w:pStyle w:val="Compact"/>
+              <w:jc w:val="left"/>
+            </w:pPr>
+            <w:r>
+              <w:rPr>
+                <w:color w:val="1A1A1A"/>
+                <w:sz w:val="19"/>
+              </w:rPr>
               <w:t xml:space="preserve">First 12 months’ subscription value</w:t>
             </w:r>
           </w:p>
@@ -7852,37 +9220,55 @@
       </w:tr>
       <w:tr>
         <w:tc>
-          <w:tcPr/>
-          <w:p>
-            <w:pPr>
-              <w:pStyle w:val="Compact"/>
-              <w:jc w:val="left"/>
-            </w:pPr>
-            <w:r>
+          <w:tcPr>
+            <w:shd w:fill="FFFFFF" w:val="clear"/>
+          </w:tcPr>
+          <w:p>
+            <w:pPr>
+              <w:pStyle w:val="Compact"/>
+              <w:jc w:val="left"/>
+            </w:pPr>
+            <w:r>
+              <w:rPr>
+                <w:color w:val="1A1A1A"/>
+                <w:sz w:val="19"/>
+              </w:rPr>
               <w:t xml:space="preserve">Solar Solutions</w:t>
             </w:r>
           </w:p>
         </w:tc>
         <w:tc>
-          <w:tcPr/>
-          <w:p>
-            <w:pPr>
-              <w:pStyle w:val="Compact"/>
-              <w:jc w:val="left"/>
-            </w:pPr>
-            <w:r>
+          <w:tcPr>
+            <w:shd w:fill="FFFFFF" w:val="clear"/>
+          </w:tcPr>
+          <w:p>
+            <w:pPr>
+              <w:pStyle w:val="Compact"/>
+              <w:jc w:val="left"/>
+            </w:pPr>
+            <w:r>
+              <w:rPr>
+                <w:color w:val="1A1A1A"/>
+                <w:sz w:val="19"/>
+              </w:rPr>
               <w:t xml:space="preserve">6%</w:t>
             </w:r>
           </w:p>
         </w:tc>
         <w:tc>
-          <w:tcPr/>
-          <w:p>
-            <w:pPr>
-              <w:pStyle w:val="Compact"/>
-              <w:jc w:val="left"/>
-            </w:pPr>
-            <w:r>
+          <w:tcPr>
+            <w:shd w:fill="FFFFFF" w:val="clear"/>
+          </w:tcPr>
+          <w:p>
+            <w:pPr>
+              <w:pStyle w:val="Compact"/>
+              <w:jc w:val="left"/>
+            </w:pPr>
+            <w:r>
+              <w:rPr>
+                <w:color w:val="1A1A1A"/>
+                <w:sz w:val="19"/>
+              </w:rPr>
               <w:t xml:space="preserve">Total installation value (excl. VAT)</w:t>
             </w:r>
           </w:p>
@@ -7890,37 +9276,55 @@
       </w:tr>
       <w:tr>
         <w:tc>
-          <w:tcPr/>
-          <w:p>
-            <w:pPr>
-              <w:pStyle w:val="Compact"/>
-              <w:jc w:val="left"/>
-            </w:pPr>
-            <w:r>
+          <w:tcPr>
+            <w:shd w:fill="E8F8FF" w:val="clear"/>
+          </w:tcPr>
+          <w:p>
+            <w:pPr>
+              <w:pStyle w:val="Compact"/>
+              <w:jc w:val="left"/>
+            </w:pPr>
+            <w:r>
+              <w:rPr>
+                <w:color w:val="1A1A1A"/>
+                <w:sz w:val="19"/>
+              </w:rPr>
               <w:t xml:space="preserve">Marketplace Listings</w:t>
             </w:r>
           </w:p>
         </w:tc>
         <w:tc>
-          <w:tcPr/>
-          <w:p>
-            <w:pPr>
-              <w:pStyle w:val="Compact"/>
-              <w:jc w:val="left"/>
-            </w:pPr>
-            <w:r>
+          <w:tcPr>
+            <w:shd w:fill="E8F8FF" w:val="clear"/>
+          </w:tcPr>
+          <w:p>
+            <w:pPr>
+              <w:pStyle w:val="Compact"/>
+              <w:jc w:val="left"/>
+            </w:pPr>
+            <w:r>
+              <w:rPr>
+                <w:color w:val="1A1A1A"/>
+                <w:sz w:val="19"/>
+              </w:rPr>
               <w:t xml:space="preserve">3%</w:t>
             </w:r>
           </w:p>
         </w:tc>
         <w:tc>
-          <w:tcPr/>
-          <w:p>
-            <w:pPr>
-              <w:pStyle w:val="Compact"/>
-              <w:jc w:val="left"/>
-            </w:pPr>
-            <w:r>
+          <w:tcPr>
+            <w:shd w:fill="E8F8FF" w:val="clear"/>
+          </w:tcPr>
+          <w:p>
+            <w:pPr>
+              <w:pStyle w:val="Compact"/>
+              <w:jc w:val="left"/>
+            </w:pPr>
+            <w:r>
+              <w:rPr>
+                <w:color w:val="1A1A1A"/>
+                <w:sz w:val="19"/>
+              </w:rPr>
               <w:t xml:space="preserve">Listing fees collected</w:t>
             </w:r>
           </w:p>
@@ -7928,37 +9332,55 @@
       </w:tr>
       <w:tr>
         <w:tc>
-          <w:tcPr/>
-          <w:p>
-            <w:pPr>
-              <w:pStyle w:val="Compact"/>
-              <w:jc w:val="left"/>
-            </w:pPr>
-            <w:r>
+          <w:tcPr>
+            <w:shd w:fill="FFFFFF" w:val="clear"/>
+          </w:tcPr>
+          <w:p>
+            <w:pPr>
+              <w:pStyle w:val="Compact"/>
+              <w:jc w:val="left"/>
+            </w:pPr>
+            <w:r>
+              <w:rPr>
+                <w:color w:val="1A1A1A"/>
+                <w:sz w:val="19"/>
+              </w:rPr>
               <w:t xml:space="preserve">Enterprise/Custom Solutions</w:t>
             </w:r>
           </w:p>
         </w:tc>
         <w:tc>
-          <w:tcPr/>
-          <w:p>
-            <w:pPr>
-              <w:pStyle w:val="Compact"/>
-              <w:jc w:val="left"/>
-            </w:pPr>
-            <w:r>
+          <w:tcPr>
+            <w:shd w:fill="FFFFFF" w:val="clear"/>
+          </w:tcPr>
+          <w:p>
+            <w:pPr>
+              <w:pStyle w:val="Compact"/>
+              <w:jc w:val="left"/>
+            </w:pPr>
+            <w:r>
+              <w:rPr>
+                <w:color w:val="1A1A1A"/>
+                <w:sz w:val="19"/>
+              </w:rPr>
               <w:t xml:space="preserve">Per approved SOW</w:t>
             </w:r>
           </w:p>
         </w:tc>
         <w:tc>
-          <w:tcPr/>
-          <w:p>
-            <w:pPr>
-              <w:pStyle w:val="Compact"/>
-              <w:jc w:val="left"/>
-            </w:pPr>
-            <w:r>
+          <w:tcPr>
+            <w:shd w:fill="FFFFFF" w:val="clear"/>
+          </w:tcPr>
+          <w:p>
+            <w:pPr>
+              <w:pStyle w:val="Compact"/>
+              <w:jc w:val="left"/>
+            </w:pPr>
+            <w:r>
+              <w:rPr>
+                <w:color w:val="1A1A1A"/>
+                <w:sz w:val="19"/>
+              </w:rPr>
               <w:t xml:space="preserve">As specified in each SOW</w:t>
             </w:r>
           </w:p>
@@ -7970,8 +9392,16 @@
     <w:p>
       <w:pPr>
         <w:pStyle w:val="Heading3"/>
-      </w:pPr>
-      <w:r>
+        <w:rPr>
+          <w:color w:val="E08A00"/>
+        </w:rPr>
+      </w:pPr>
+      <w:r>
+        <w:rPr>
+          <w:b/>
+          <w:color w:val="E08A00"/>
+          <w:sz w:val="26"/>
+        </w:rPr>
         <w:t xml:space="preserve">A.3 Performance Bonus Thresholds</w:t>
       </w:r>
     </w:p>
@@ -7981,6 +9411,14 @@
         <w:tblW w:type="pct" w:w="5000"/>
         <w:tblLook w:firstRow="1" w:lastRow="0" w:firstColumn="0" w:lastColumn="0" w:noHBand="0" w:noVBand="0" w:val="0020"/>
         <w:jc w:val="start"/>
+        <w:tblBorders>
+          <w:top w:val="single" w:sz="4" w:space="0" w:color="B0D4E8"/>
+          <w:left w:val="single" w:sz="4" w:space="0" w:color="B0D4E8"/>
+          <w:bottom w:val="single" w:sz="4" w:space="0" w:color="B0D4E8"/>
+          <w:right w:val="single" w:sz="4" w:space="0" w:color="B0D4E8"/>
+          <w:insideH w:val="single" w:sz="4" w:space="0" w:color="B0D4E8"/>
+          <w:insideV w:val="single" w:sz="4" w:space="0" w:color="B0D4E8"/>
+        </w:tblBorders>
       </w:tblPr>
       <w:tblGrid>
         <w:gridCol w:w="5787"/>
@@ -7991,25 +9429,39 @@
           <w:tblHeader w:val="true"/>
         </w:trPr>
         <w:tc>
-          <w:tcPr/>
-          <w:p>
-            <w:pPr>
-              <w:pStyle w:val="Compact"/>
-              <w:jc w:val="left"/>
-            </w:pPr>
-            <w:r>
+          <w:tcPr>
+            <w:shd w:fill="0099CC" w:val="clear"/>
+          </w:tcPr>
+          <w:p>
+            <w:pPr>
+              <w:pStyle w:val="Compact"/>
+              <w:jc w:val="left"/>
+            </w:pPr>
+            <w:r>
+              <w:rPr>
+                <w:b/>
+                <w:color w:val="FFFFFF"/>
+                <w:sz w:val="20"/>
+              </w:rPr>
               <w:t xml:space="preserve">Achievement Level</w:t>
             </w:r>
           </w:p>
         </w:tc>
         <w:tc>
-          <w:tcPr/>
-          <w:p>
-            <w:pPr>
-              <w:pStyle w:val="Compact"/>
-              <w:jc w:val="left"/>
-            </w:pPr>
-            <w:r>
+          <w:tcPr>
+            <w:shd w:fill="0099CC" w:val="clear"/>
+          </w:tcPr>
+          <w:p>
+            <w:pPr>
+              <w:pStyle w:val="Compact"/>
+              <w:jc w:val="left"/>
+            </w:pPr>
+            <w:r>
+              <w:rPr>
+                <w:b/>
+                <w:color w:val="FFFFFF"/>
+                <w:sz w:val="20"/>
+              </w:rPr>
               <w:t xml:space="preserve">Bonus</w:t>
             </w:r>
           </w:p>
@@ -8017,25 +9469,37 @@
       </w:tr>
       <w:tr>
         <w:tc>
-          <w:tcPr/>
-          <w:p>
-            <w:pPr>
-              <w:pStyle w:val="Compact"/>
-              <w:jc w:val="left"/>
-            </w:pPr>
-            <w:r>
+          <w:tcPr>
+            <w:shd w:fill="FFFFFF" w:val="clear"/>
+          </w:tcPr>
+          <w:p>
+            <w:pPr>
+              <w:pStyle w:val="Compact"/>
+              <w:jc w:val="left"/>
+            </w:pPr>
+            <w:r>
+              <w:rPr>
+                <w:color w:val="1A1A1A"/>
+                <w:sz w:val="19"/>
+              </w:rPr>
               <w:t xml:space="preserve">Below 100% of Quarterly Target</w:t>
             </w:r>
           </w:p>
         </w:tc>
         <w:tc>
-          <w:tcPr/>
-          <w:p>
-            <w:pPr>
-              <w:pStyle w:val="Compact"/>
-              <w:jc w:val="left"/>
-            </w:pPr>
-            <w:r>
+          <w:tcPr>
+            <w:shd w:fill="FFFFFF" w:val="clear"/>
+          </w:tcPr>
+          <w:p>
+            <w:pPr>
+              <w:pStyle w:val="Compact"/>
+              <w:jc w:val="left"/>
+            </w:pPr>
+            <w:r>
+              <w:rPr>
+                <w:color w:val="1A1A1A"/>
+                <w:sz w:val="19"/>
+              </w:rPr>
               <w:t xml:space="preserve">No bonus</w:t>
             </w:r>
           </w:p>
@@ -8043,25 +9507,37 @@
       </w:tr>
       <w:tr>
         <w:tc>
-          <w:tcPr/>
-          <w:p>
-            <w:pPr>
-              <w:pStyle w:val="Compact"/>
-              <w:jc w:val="left"/>
-            </w:pPr>
-            <w:r>
+          <w:tcPr>
+            <w:shd w:fill="E8F8FF" w:val="clear"/>
+          </w:tcPr>
+          <w:p>
+            <w:pPr>
+              <w:pStyle w:val="Compact"/>
+              <w:jc w:val="left"/>
+            </w:pPr>
+            <w:r>
+              <w:rPr>
+                <w:color w:val="1A1A1A"/>
+                <w:sz w:val="19"/>
+              </w:rPr>
               <w:t xml:space="preserve">100% - 119% of Quarterly Target</w:t>
             </w:r>
           </w:p>
         </w:tc>
         <w:tc>
-          <w:tcPr/>
-          <w:p>
-            <w:pPr>
-              <w:pStyle w:val="Compact"/>
-              <w:jc w:val="left"/>
-            </w:pPr>
-            <w:r>
+          <w:tcPr>
+            <w:shd w:fill="E8F8FF" w:val="clear"/>
+          </w:tcPr>
+          <w:p>
+            <w:pPr>
+              <w:pStyle w:val="Compact"/>
+              <w:jc w:val="left"/>
+            </w:pPr>
+            <w:r>
+              <w:rPr>
+                <w:color w:val="1A1A1A"/>
+                <w:sz w:val="19"/>
+              </w:rPr>
               <w:t xml:space="preserve">No bonus (commission applies)</w:t>
             </w:r>
           </w:p>
@@ -8069,25 +9545,37 @@
       </w:tr>
       <w:tr>
         <w:tc>
-          <w:tcPr/>
-          <w:p>
-            <w:pPr>
-              <w:pStyle w:val="Compact"/>
-              <w:jc w:val="left"/>
-            </w:pPr>
-            <w:r>
+          <w:tcPr>
+            <w:shd w:fill="FFFFFF" w:val="clear"/>
+          </w:tcPr>
+          <w:p>
+            <w:pPr>
+              <w:pStyle w:val="Compact"/>
+              <w:jc w:val="left"/>
+            </w:pPr>
+            <w:r>
+              <w:rPr>
+                <w:color w:val="1A1A1A"/>
+                <w:sz w:val="19"/>
+              </w:rPr>
               <w:t xml:space="preserve">120% or above of Quarterly Target</w:t>
             </w:r>
           </w:p>
         </w:tc>
         <w:tc>
-          <w:tcPr/>
-          <w:p>
-            <w:pPr>
-              <w:pStyle w:val="Compact"/>
-              <w:jc w:val="left"/>
-            </w:pPr>
-            <w:r>
+          <w:tcPr>
+            <w:shd w:fill="FFFFFF" w:val="clear"/>
+          </w:tcPr>
+          <w:p>
+            <w:pPr>
+              <w:pStyle w:val="Compact"/>
+              <w:jc w:val="left"/>
+            </w:pPr>
+            <w:r>
+              <w:rPr>
+                <w:color w:val="1A1A1A"/>
+                <w:sz w:val="19"/>
+              </w:rPr>
               <w:t xml:space="preserve">15% of monthly base salary for the quarter</w:t>
             </w:r>
           </w:p>
@@ -8099,8 +9587,16 @@
     <w:p>
       <w:pPr>
         <w:pStyle w:val="Heading3"/>
-      </w:pPr>
-      <w:r>
+        <w:rPr>
+          <w:color w:val="E08A00"/>
+        </w:rPr>
+      </w:pPr>
+      <w:r>
+        <w:rPr>
+          <w:b/>
+          <w:color w:val="E08A00"/>
+          <w:sz w:val="26"/>
+        </w:rPr>
         <w:t xml:space="preserve">A.4 Monthly Lead Generation Targets</w:t>
       </w:r>
     </w:p>
@@ -8110,6 +9606,14 @@
         <w:tblW w:type="auto" w:w="0"/>
         <w:tblLook w:firstRow="1" w:lastRow="0" w:firstColumn="0" w:lastColumn="0" w:noHBand="0" w:noVBand="0" w:val="0020"/>
         <w:jc w:val="start"/>
+        <w:tblBorders>
+          <w:top w:val="single" w:sz="4" w:space="0" w:color="B0D4E8"/>
+          <w:left w:val="single" w:sz="4" w:space="0" w:color="B0D4E8"/>
+          <w:bottom w:val="single" w:sz="4" w:space="0" w:color="B0D4E8"/>
+          <w:right w:val="single" w:sz="4" w:space="0" w:color="B0D4E8"/>
+          <w:insideH w:val="single" w:sz="4" w:space="0" w:color="B0D4E8"/>
+          <w:insideV w:val="single" w:sz="4" w:space="0" w:color="B0D4E8"/>
+        </w:tblBorders>
       </w:tblPr>
       <w:tblGrid>
         <w:gridCol w:w="2640"/>
@@ -8121,37 +9625,58 @@
           <w:tblHeader w:val="true"/>
         </w:trPr>
         <w:tc>
-          <w:tcPr/>
-          <w:p>
-            <w:pPr>
-              <w:pStyle w:val="Compact"/>
-              <w:jc w:val="left"/>
-            </w:pPr>
-            <w:r>
+          <w:tcPr>
+            <w:shd w:fill="0099CC" w:val="clear"/>
+          </w:tcPr>
+          <w:p>
+            <w:pPr>
+              <w:pStyle w:val="Compact"/>
+              <w:jc w:val="left"/>
+            </w:pPr>
+            <w:r>
+              <w:rPr>
+                <w:b/>
+                <w:color w:val="FFFFFF"/>
+                <w:sz w:val="20"/>
+              </w:rPr>
               <w:t xml:space="preserve">Month</w:t>
             </w:r>
           </w:p>
         </w:tc>
         <w:tc>
-          <w:tcPr/>
-          <w:p>
-            <w:pPr>
-              <w:pStyle w:val="Compact"/>
-              <w:jc w:val="left"/>
-            </w:pPr>
-            <w:r>
+          <w:tcPr>
+            <w:shd w:fill="0099CC" w:val="clear"/>
+          </w:tcPr>
+          <w:p>
+            <w:pPr>
+              <w:pStyle w:val="Compact"/>
+              <w:jc w:val="left"/>
+            </w:pPr>
+            <w:r>
+              <w:rPr>
+                <w:b/>
+                <w:color w:val="FFFFFF"/>
+                <w:sz w:val="20"/>
+              </w:rPr>
               <w:t xml:space="preserve">Minimum Qualified Leads</w:t>
             </w:r>
           </w:p>
         </w:tc>
         <w:tc>
-          <w:tcPr/>
-          <w:p>
-            <w:pPr>
-              <w:pStyle w:val="Compact"/>
-              <w:jc w:val="left"/>
-            </w:pPr>
-            <w:r>
+          <w:tcPr>
+            <w:shd w:fill="0099CC" w:val="clear"/>
+          </w:tcPr>
+          <w:p>
+            <w:pPr>
+              <w:pStyle w:val="Compact"/>
+              <w:jc w:val="left"/>
+            </w:pPr>
+            <w:r>
+              <w:rPr>
+                <w:b/>
+                <w:color w:val="FFFFFF"/>
+                <w:sz w:val="20"/>
+              </w:rPr>
               <w:t xml:space="preserve">Target Conversion Rate</w:t>
             </w:r>
           </w:p>
@@ -8159,37 +9684,55 @@
       </w:tr>
       <w:tr>
         <w:tc>
-          <w:tcPr/>
-          <w:p>
-            <w:pPr>
-              <w:pStyle w:val="Compact"/>
-              <w:jc w:val="left"/>
-            </w:pPr>
-            <w:r>
+          <w:tcPr>
+            <w:shd w:fill="FFFFFF" w:val="clear"/>
+          </w:tcPr>
+          <w:p>
+            <w:pPr>
+              <w:pStyle w:val="Compact"/>
+              <w:jc w:val="left"/>
+            </w:pPr>
+            <w:r>
+              <w:rPr>
+                <w:color w:val="1A1A1A"/>
+                <w:sz w:val="19"/>
+              </w:rPr>
               <w:t xml:space="preserve">Month 1</w:t>
             </w:r>
           </w:p>
         </w:tc>
         <w:tc>
-          <w:tcPr/>
-          <w:p>
-            <w:pPr>
-              <w:pStyle w:val="Compact"/>
-              <w:jc w:val="left"/>
-            </w:pPr>
-            <w:r>
+          <w:tcPr>
+            <w:shd w:fill="FFFFFF" w:val="clear"/>
+          </w:tcPr>
+          <w:p>
+            <w:pPr>
+              <w:pStyle w:val="Compact"/>
+              <w:jc w:val="left"/>
+            </w:pPr>
+            <w:r>
+              <w:rPr>
+                <w:color w:val="1A1A1A"/>
+                <w:sz w:val="19"/>
+              </w:rPr>
               <w:t xml:space="preserve">__________</w:t>
             </w:r>
           </w:p>
         </w:tc>
         <w:tc>
-          <w:tcPr/>
-          <w:p>
-            <w:pPr>
-              <w:pStyle w:val="Compact"/>
-              <w:jc w:val="left"/>
-            </w:pPr>
-            <w:r>
+          <w:tcPr>
+            <w:shd w:fill="FFFFFF" w:val="clear"/>
+          </w:tcPr>
+          <w:p>
+            <w:pPr>
+              <w:pStyle w:val="Compact"/>
+              <w:jc w:val="left"/>
+            </w:pPr>
+            <w:r>
+              <w:rPr>
+                <w:color w:val="1A1A1A"/>
+                <w:sz w:val="19"/>
+              </w:rPr>
               <w:t xml:space="preserve">__________%</w:t>
             </w:r>
           </w:p>
@@ -8197,37 +9740,55 @@
       </w:tr>
       <w:tr>
         <w:tc>
-          <w:tcPr/>
-          <w:p>
-            <w:pPr>
-              <w:pStyle w:val="Compact"/>
-              <w:jc w:val="left"/>
-            </w:pPr>
-            <w:r>
+          <w:tcPr>
+            <w:shd w:fill="E8F8FF" w:val="clear"/>
+          </w:tcPr>
+          <w:p>
+            <w:pPr>
+              <w:pStyle w:val="Compact"/>
+              <w:jc w:val="left"/>
+            </w:pPr>
+            <w:r>
+              <w:rPr>
+                <w:color w:val="1A1A1A"/>
+                <w:sz w:val="19"/>
+              </w:rPr>
               <w:t xml:space="preserve">Month 2</w:t>
             </w:r>
           </w:p>
         </w:tc>
         <w:tc>
-          <w:tcPr/>
-          <w:p>
-            <w:pPr>
-              <w:pStyle w:val="Compact"/>
-              <w:jc w:val="left"/>
-            </w:pPr>
-            <w:r>
+          <w:tcPr>
+            <w:shd w:fill="E8F8FF" w:val="clear"/>
+          </w:tcPr>
+          <w:p>
+            <w:pPr>
+              <w:pStyle w:val="Compact"/>
+              <w:jc w:val="left"/>
+            </w:pPr>
+            <w:r>
+              <w:rPr>
+                <w:color w:val="1A1A1A"/>
+                <w:sz w:val="19"/>
+              </w:rPr>
               <w:t xml:space="preserve">__________</w:t>
             </w:r>
           </w:p>
         </w:tc>
         <w:tc>
-          <w:tcPr/>
-          <w:p>
-            <w:pPr>
-              <w:pStyle w:val="Compact"/>
-              <w:jc w:val="left"/>
-            </w:pPr>
-            <w:r>
+          <w:tcPr>
+            <w:shd w:fill="E8F8FF" w:val="clear"/>
+          </w:tcPr>
+          <w:p>
+            <w:pPr>
+              <w:pStyle w:val="Compact"/>
+              <w:jc w:val="left"/>
+            </w:pPr>
+            <w:r>
+              <w:rPr>
+                <w:color w:val="1A1A1A"/>
+                <w:sz w:val="19"/>
+              </w:rPr>
               <w:t xml:space="preserve">__________%</w:t>
             </w:r>
           </w:p>
@@ -8235,37 +9796,55 @@
       </w:tr>
       <w:tr>
         <w:tc>
-          <w:tcPr/>
-          <w:p>
-            <w:pPr>
-              <w:pStyle w:val="Compact"/>
-              <w:jc w:val="left"/>
-            </w:pPr>
-            <w:r>
+          <w:tcPr>
+            <w:shd w:fill="FFFFFF" w:val="clear"/>
+          </w:tcPr>
+          <w:p>
+            <w:pPr>
+              <w:pStyle w:val="Compact"/>
+              <w:jc w:val="left"/>
+            </w:pPr>
+            <w:r>
+              <w:rPr>
+                <w:color w:val="1A1A1A"/>
+                <w:sz w:val="19"/>
+              </w:rPr>
               <w:t xml:space="preserve">Month 3</w:t>
             </w:r>
           </w:p>
         </w:tc>
         <w:tc>
-          <w:tcPr/>
-          <w:p>
-            <w:pPr>
-              <w:pStyle w:val="Compact"/>
-              <w:jc w:val="left"/>
-            </w:pPr>
-            <w:r>
+          <w:tcPr>
+            <w:shd w:fill="FFFFFF" w:val="clear"/>
+          </w:tcPr>
+          <w:p>
+            <w:pPr>
+              <w:pStyle w:val="Compact"/>
+              <w:jc w:val="left"/>
+            </w:pPr>
+            <w:r>
+              <w:rPr>
+                <w:color w:val="1A1A1A"/>
+                <w:sz w:val="19"/>
+              </w:rPr>
               <w:t xml:space="preserve">__________</w:t>
             </w:r>
           </w:p>
         </w:tc>
         <w:tc>
-          <w:tcPr/>
-          <w:p>
-            <w:pPr>
-              <w:pStyle w:val="Compact"/>
-              <w:jc w:val="left"/>
-            </w:pPr>
-            <w:r>
+          <w:tcPr>
+            <w:shd w:fill="FFFFFF" w:val="clear"/>
+          </w:tcPr>
+          <w:p>
+            <w:pPr>
+              <w:pStyle w:val="Compact"/>
+              <w:jc w:val="left"/>
+            </w:pPr>
+            <w:r>
+              <w:rPr>
+                <w:color w:val="1A1A1A"/>
+                <w:sz w:val="19"/>
+              </w:rPr>
               <w:t xml:space="preserve">__________%</w:t>
             </w:r>
           </w:p>
@@ -8277,8 +9856,16 @@
     <w:p>
       <w:pPr>
         <w:pStyle w:val="Heading3"/>
-      </w:pPr>
-      <w:r>
+        <w:rPr>
+          <w:color w:val="E08A00"/>
+        </w:rPr>
+      </w:pPr>
+      <w:r>
+        <w:rPr>
+          <w:b/>
+          <w:color w:val="E08A00"/>
+          <w:sz w:val="26"/>
+        </w:rPr>
         <w:t xml:space="preserve">A.5 Assigned Product Lines</w:t>
       </w:r>
     </w:p>
@@ -8288,6 +9875,14 @@
         <w:tblW w:type="auto" w:w="0"/>
         <w:tblLook w:firstRow="1" w:lastRow="0" w:firstColumn="0" w:lastColumn="0" w:noHBand="0" w:noVBand="0" w:val="0020"/>
         <w:jc w:val="start"/>
+        <w:tblBorders>
+          <w:top w:val="single" w:sz="4" w:space="0" w:color="B0D4E8"/>
+          <w:left w:val="single" w:sz="4" w:space="0" w:color="B0D4E8"/>
+          <w:bottom w:val="single" w:sz="4" w:space="0" w:color="B0D4E8"/>
+          <w:right w:val="single" w:sz="4" w:space="0" w:color="B0D4E8"/>
+          <w:insideH w:val="single" w:sz="4" w:space="0" w:color="B0D4E8"/>
+          <w:insideV w:val="single" w:sz="4" w:space="0" w:color="B0D4E8"/>
+        </w:tblBorders>
       </w:tblPr>
       <w:tblGrid>
         <w:gridCol w:w="2640"/>
@@ -8299,37 +9894,58 @@
           <w:tblHeader w:val="true"/>
         </w:trPr>
         <w:tc>
-          <w:tcPr/>
-          <w:p>
-            <w:pPr>
-              <w:pStyle w:val="Compact"/>
-              <w:jc w:val="left"/>
-            </w:pPr>
-            <w:r>
+          <w:tcPr>
+            <w:shd w:fill="0099CC" w:val="clear"/>
+          </w:tcPr>
+          <w:p>
+            <w:pPr>
+              <w:pStyle w:val="Compact"/>
+              <w:jc w:val="left"/>
+            </w:pPr>
+            <w:r>
+              <w:rPr>
+                <w:b/>
+                <w:color w:val="FFFFFF"/>
+                <w:sz w:val="20"/>
+              </w:rPr>
               <w:t xml:space="preserve">Product Line</w:t>
             </w:r>
           </w:p>
         </w:tc>
         <w:tc>
-          <w:tcPr/>
-          <w:p>
-            <w:pPr>
-              <w:pStyle w:val="Compact"/>
-              <w:jc w:val="left"/>
-            </w:pPr>
-            <w:r>
+          <w:tcPr>
+            <w:shd w:fill="0099CC" w:val="clear"/>
+          </w:tcPr>
+          <w:p>
+            <w:pPr>
+              <w:pStyle w:val="Compact"/>
+              <w:jc w:val="left"/>
+            </w:pPr>
+            <w:r>
+              <w:rPr>
+                <w:b/>
+                <w:color w:val="FFFFFF"/>
+                <w:sz w:val="20"/>
+              </w:rPr>
               <w:t xml:space="preserve">Territory/Segment</w:t>
             </w:r>
           </w:p>
         </w:tc>
         <w:tc>
-          <w:tcPr/>
-          <w:p>
-            <w:pPr>
-              <w:pStyle w:val="Compact"/>
-              <w:jc w:val="left"/>
-            </w:pPr>
-            <w:r>
+          <w:tcPr>
+            <w:shd w:fill="0099CC" w:val="clear"/>
+          </w:tcPr>
+          <w:p>
+            <w:pPr>
+              <w:pStyle w:val="Compact"/>
+              <w:jc w:val="left"/>
+            </w:pPr>
+            <w:r>
+              <w:rPr>
+                <w:b/>
+                <w:color w:val="FFFFFF"/>
+                <w:sz w:val="20"/>
+              </w:rPr>
               <w:t xml:space="preserve">Notes</w:t>
             </w:r>
           </w:p>
@@ -8337,37 +9953,55 @@
       </w:tr>
       <w:tr>
         <w:tc>
-          <w:tcPr/>
-          <w:p>
-            <w:pPr>
-              <w:pStyle w:val="Compact"/>
-              <w:jc w:val="left"/>
-            </w:pPr>
-            <w:r>
+          <w:tcPr>
+            <w:shd w:fill="FFFFFF" w:val="clear"/>
+          </w:tcPr>
+          <w:p>
+            <w:pPr>
+              <w:pStyle w:val="Compact"/>
+              <w:jc w:val="left"/>
+            </w:pPr>
+            <w:r>
+              <w:rPr>
+                <w:color w:val="1A1A1A"/>
+                <w:sz w:val="19"/>
+              </w:rPr>
               <w:t xml:space="preserve">__________________</w:t>
             </w:r>
           </w:p>
         </w:tc>
         <w:tc>
-          <w:tcPr/>
-          <w:p>
-            <w:pPr>
-              <w:pStyle w:val="Compact"/>
-              <w:jc w:val="left"/>
-            </w:pPr>
-            <w:r>
+          <w:tcPr>
+            <w:shd w:fill="FFFFFF" w:val="clear"/>
+          </w:tcPr>
+          <w:p>
+            <w:pPr>
+              <w:pStyle w:val="Compact"/>
+              <w:jc w:val="left"/>
+            </w:pPr>
+            <w:r>
+              <w:rPr>
+                <w:color w:val="1A1A1A"/>
+                <w:sz w:val="19"/>
+              </w:rPr>
               <w:t xml:space="preserve">__________________</w:t>
             </w:r>
           </w:p>
         </w:tc>
         <w:tc>
-          <w:tcPr/>
-          <w:p>
-            <w:pPr>
-              <w:pStyle w:val="Compact"/>
-              <w:jc w:val="left"/>
-            </w:pPr>
-            <w:r>
+          <w:tcPr>
+            <w:shd w:fill="FFFFFF" w:val="clear"/>
+          </w:tcPr>
+          <w:p>
+            <w:pPr>
+              <w:pStyle w:val="Compact"/>
+              <w:jc w:val="left"/>
+            </w:pPr>
+            <w:r>
+              <w:rPr>
+                <w:color w:val="1A1A1A"/>
+                <w:sz w:val="19"/>
+              </w:rPr>
               <w:t xml:space="preserve">__________________</w:t>
             </w:r>
           </w:p>
@@ -8375,37 +10009,55 @@
       </w:tr>
       <w:tr>
         <w:tc>
-          <w:tcPr/>
-          <w:p>
-            <w:pPr>
-              <w:pStyle w:val="Compact"/>
-              <w:jc w:val="left"/>
-            </w:pPr>
-            <w:r>
+          <w:tcPr>
+            <w:shd w:fill="E8F8FF" w:val="clear"/>
+          </w:tcPr>
+          <w:p>
+            <w:pPr>
+              <w:pStyle w:val="Compact"/>
+              <w:jc w:val="left"/>
+            </w:pPr>
+            <w:r>
+              <w:rPr>
+                <w:color w:val="1A1A1A"/>
+                <w:sz w:val="19"/>
+              </w:rPr>
               <w:t xml:space="preserve">__________________</w:t>
             </w:r>
           </w:p>
         </w:tc>
         <w:tc>
-          <w:tcPr/>
-          <w:p>
-            <w:pPr>
-              <w:pStyle w:val="Compact"/>
-              <w:jc w:val="left"/>
-            </w:pPr>
-            <w:r>
+          <w:tcPr>
+            <w:shd w:fill="E8F8FF" w:val="clear"/>
+          </w:tcPr>
+          <w:p>
+            <w:pPr>
+              <w:pStyle w:val="Compact"/>
+              <w:jc w:val="left"/>
+            </w:pPr>
+            <w:r>
+              <w:rPr>
+                <w:color w:val="1A1A1A"/>
+                <w:sz w:val="19"/>
+              </w:rPr>
               <w:t xml:space="preserve">__________________</w:t>
             </w:r>
           </w:p>
         </w:tc>
         <w:tc>
-          <w:tcPr/>
-          <w:p>
-            <w:pPr>
-              <w:pStyle w:val="Compact"/>
-              <w:jc w:val="left"/>
-            </w:pPr>
-            <w:r>
+          <w:tcPr>
+            <w:shd w:fill="E8F8FF" w:val="clear"/>
+          </w:tcPr>
+          <w:p>
+            <w:pPr>
+              <w:pStyle w:val="Compact"/>
+              <w:jc w:val="left"/>
+            </w:pPr>
+            <w:r>
+              <w:rPr>
+                <w:color w:val="1A1A1A"/>
+                <w:sz w:val="19"/>
+              </w:rPr>
               <w:t xml:space="preserve">__________________</w:t>
             </w:r>
           </w:p>
@@ -8413,37 +10065,55 @@
       </w:tr>
       <w:tr>
         <w:tc>
-          <w:tcPr/>
-          <w:p>
-            <w:pPr>
-              <w:pStyle w:val="Compact"/>
-              <w:jc w:val="left"/>
-            </w:pPr>
-            <w:r>
+          <w:tcPr>
+            <w:shd w:fill="FFFFFF" w:val="clear"/>
+          </w:tcPr>
+          <w:p>
+            <w:pPr>
+              <w:pStyle w:val="Compact"/>
+              <w:jc w:val="left"/>
+            </w:pPr>
+            <w:r>
+              <w:rPr>
+                <w:color w:val="1A1A1A"/>
+                <w:sz w:val="19"/>
+              </w:rPr>
               <w:t xml:space="preserve">__________________</w:t>
             </w:r>
           </w:p>
         </w:tc>
         <w:tc>
-          <w:tcPr/>
-          <w:p>
-            <w:pPr>
-              <w:pStyle w:val="Compact"/>
-              <w:jc w:val="left"/>
-            </w:pPr>
-            <w:r>
+          <w:tcPr>
+            <w:shd w:fill="FFFFFF" w:val="clear"/>
+          </w:tcPr>
+          <w:p>
+            <w:pPr>
+              <w:pStyle w:val="Compact"/>
+              <w:jc w:val="left"/>
+            </w:pPr>
+            <w:r>
+              <w:rPr>
+                <w:color w:val="1A1A1A"/>
+                <w:sz w:val="19"/>
+              </w:rPr>
               <w:t xml:space="preserve">__________________</w:t>
             </w:r>
           </w:p>
         </w:tc>
         <w:tc>
-          <w:tcPr/>
-          <w:p>
-            <w:pPr>
-              <w:pStyle w:val="Compact"/>
-              <w:jc w:val="left"/>
-            </w:pPr>
-            <w:r>
+          <w:tcPr>
+            <w:shd w:fill="FFFFFF" w:val="clear"/>
+          </w:tcPr>
+          <w:p>
+            <w:pPr>
+              <w:pStyle w:val="Compact"/>
+              <w:jc w:val="left"/>
+            </w:pPr>
+            <w:r>
+              <w:rPr>
+                <w:color w:val="1A1A1A"/>
+                <w:sz w:val="19"/>
+              </w:rPr>
               <w:t xml:space="preserve">__________________</w:t>
             </w:r>
           </w:p>
@@ -8468,6 +10138,14 @@
         <w:tblW w:type="auto" w:w="0"/>
         <w:tblLook w:firstRow="0" w:lastRow="0" w:firstColumn="0" w:lastColumn="0" w:noHBand="0" w:noVBand="0" w:val="0000"/>
         <w:jc w:val="start"/>
+        <w:tblBorders>
+          <w:top w:val="single" w:sz="4" w:space="0" w:color="B0D4E8"/>
+          <w:left w:val="single" w:sz="4" w:space="0" w:color="B0D4E8"/>
+          <w:bottom w:val="single" w:sz="4" w:space="0" w:color="B0D4E8"/>
+          <w:right w:val="single" w:sz="4" w:space="0" w:color="B0D4E8"/>
+          <w:insideH w:val="single" w:sz="4" w:space="0" w:color="B0D4E8"/>
+          <w:insideV w:val="single" w:sz="4" w:space="0" w:color="B0D4E8"/>
+        </w:tblBorders>
       </w:tblPr>
       <w:tblGrid>
         <w:gridCol w:w="3960"/>
@@ -8475,7 +10153,9 @@
       </w:tblGrid>
       <w:tr>
         <w:tc>
-          <w:tcPr/>
+          <w:tcPr>
+            <w:shd w:fill="0099CC" w:val="clear"/>
+          </w:tcPr>
           <w:p>
             <w:pPr>
               <w:pStyle w:val="Compact"/>
@@ -8485,19 +10165,28 @@
               <w:rPr>
                 <w:bCs/>
                 <w:b/>
+                <w:color w:val="FFFFFF"/>
+                <w:sz w:val="20"/>
               </w:rPr>
               <w:t xml:space="preserve">Business Development Manager:</w:t>
             </w:r>
           </w:p>
         </w:tc>
         <w:tc>
-          <w:tcPr/>
-          <w:p>
-            <w:pPr>
-              <w:pStyle w:val="Compact"/>
-              <w:jc w:val="left"/>
-            </w:pPr>
-            <w:r>
+          <w:tcPr>
+            <w:shd w:fill="0099CC" w:val="clear"/>
+          </w:tcPr>
+          <w:p>
+            <w:pPr>
+              <w:pStyle w:val="Compact"/>
+              <w:jc w:val="left"/>
+            </w:pPr>
+            <w:r>
+              <w:rPr>
+                <w:b/>
+                <w:color w:val="FFFFFF"/>
+                <w:sz w:val="20"/>
+              </w:rPr>
               <w:t xml:space="preserve">________________________________</w:t>
             </w:r>
           </w:p>
@@ -8505,7 +10194,9 @@
       </w:tr>
       <w:tr>
         <w:tc>
-          <w:tcPr/>
+          <w:tcPr>
+            <w:shd w:fill="FFFFFF" w:val="clear"/>
+          </w:tcPr>
           <w:p>
             <w:pPr>
               <w:pStyle w:val="Compact"/>
@@ -8515,19 +10206,27 @@
               <w:rPr>
                 <w:bCs/>
                 <w:b/>
+                <w:color w:val="1A1A1A"/>
+                <w:sz w:val="19"/>
               </w:rPr>
               <w:t xml:space="preserve">Signature:</w:t>
             </w:r>
           </w:p>
         </w:tc>
         <w:tc>
-          <w:tcPr/>
-          <w:p>
-            <w:pPr>
-              <w:pStyle w:val="Compact"/>
-              <w:jc w:val="left"/>
-            </w:pPr>
-            <w:r>
+          <w:tcPr>
+            <w:shd w:fill="FFFFFF" w:val="clear"/>
+          </w:tcPr>
+          <w:p>
+            <w:pPr>
+              <w:pStyle w:val="Compact"/>
+              <w:jc w:val="left"/>
+            </w:pPr>
+            <w:r>
+              <w:rPr>
+                <w:color w:val="1A1A1A"/>
+                <w:sz w:val="19"/>
+              </w:rPr>
               <w:t xml:space="preserve">________________________________</w:t>
             </w:r>
           </w:p>
@@ -8535,7 +10234,9 @@
       </w:tr>
       <w:tr>
         <w:tc>
-          <w:tcPr/>
+          <w:tcPr>
+            <w:shd w:fill="E8F8FF" w:val="clear"/>
+          </w:tcPr>
           <w:p>
             <w:pPr>
               <w:pStyle w:val="Compact"/>
@@ -8545,19 +10246,27 @@
               <w:rPr>
                 <w:bCs/>
                 <w:b/>
+                <w:color w:val="1A1A1A"/>
+                <w:sz w:val="19"/>
               </w:rPr>
               <w:t xml:space="preserve">Date:</w:t>
             </w:r>
           </w:p>
         </w:tc>
         <w:tc>
-          <w:tcPr/>
-          <w:p>
-            <w:pPr>
-              <w:pStyle w:val="Compact"/>
-              <w:jc w:val="left"/>
-            </w:pPr>
-            <w:r>
+          <w:tcPr>
+            <w:shd w:fill="E8F8FF" w:val="clear"/>
+          </w:tcPr>
+          <w:p>
+            <w:pPr>
+              <w:pStyle w:val="Compact"/>
+              <w:jc w:val="left"/>
+            </w:pPr>
+            <w:r>
+              <w:rPr>
+                <w:color w:val="1A1A1A"/>
+                <w:sz w:val="19"/>
+              </w:rPr>
               <w:t xml:space="preserve">________________________________</w:t>
             </w:r>
           </w:p>
@@ -8590,6 +10299,14 @@
         <w:tblW w:type="auto" w:w="0"/>
         <w:tblLook w:firstRow="0" w:lastRow="0" w:firstColumn="0" w:lastColumn="0" w:noHBand="0" w:noVBand="0" w:val="0000"/>
         <w:jc w:val="start"/>
+        <w:tblBorders>
+          <w:top w:val="single" w:sz="4" w:space="0" w:color="B0D4E8"/>
+          <w:left w:val="single" w:sz="4" w:space="0" w:color="B0D4E8"/>
+          <w:bottom w:val="single" w:sz="4" w:space="0" w:color="B0D4E8"/>
+          <w:right w:val="single" w:sz="4" w:space="0" w:color="B0D4E8"/>
+          <w:insideH w:val="single" w:sz="4" w:space="0" w:color="B0D4E8"/>
+          <w:insideV w:val="single" w:sz="4" w:space="0" w:color="B0D4E8"/>
+        </w:tblBorders>
       </w:tblPr>
       <w:tblGrid>
         <w:gridCol w:w="3960"/>
@@ -8597,7 +10314,9 @@
       </w:tblGrid>
       <w:tr>
         <w:tc>
-          <w:tcPr/>
+          <w:tcPr>
+            <w:shd w:fill="0099CC" w:val="clear"/>
+          </w:tcPr>
           <w:p>
             <w:pPr>
               <w:pStyle w:val="Compact"/>
@@ -8607,19 +10326,28 @@
               <w:rPr>
                 <w:bCs/>
                 <w:b/>
+                <w:color w:val="FFFFFF"/>
+                <w:sz w:val="20"/>
               </w:rPr>
               <w:t xml:space="preserve">Employee Name:</w:t>
             </w:r>
           </w:p>
         </w:tc>
         <w:tc>
-          <w:tcPr/>
-          <w:p>
-            <w:pPr>
-              <w:pStyle w:val="Compact"/>
-              <w:jc w:val="left"/>
-            </w:pPr>
-            <w:r>
+          <w:tcPr>
+            <w:shd w:fill="0099CC" w:val="clear"/>
+          </w:tcPr>
+          <w:p>
+            <w:pPr>
+              <w:pStyle w:val="Compact"/>
+              <w:jc w:val="left"/>
+            </w:pPr>
+            <w:r>
+              <w:rPr>
+                <w:b/>
+                <w:color w:val="FFFFFF"/>
+                <w:sz w:val="20"/>
+              </w:rPr>
               <w:t xml:space="preserve">________________________________</w:t>
             </w:r>
           </w:p>
@@ -8627,7 +10355,9 @@
       </w:tr>
       <w:tr>
         <w:tc>
-          <w:tcPr/>
+          <w:tcPr>
+            <w:shd w:fill="FFFFFF" w:val="clear"/>
+          </w:tcPr>
           <w:p>
             <w:pPr>
               <w:pStyle w:val="Compact"/>
@@ -8637,19 +10367,27 @@
               <w:rPr>
                 <w:bCs/>
                 <w:b/>
+                <w:color w:val="1A1A1A"/>
+                <w:sz w:val="19"/>
               </w:rPr>
               <w:t xml:space="preserve">Signature:</w:t>
             </w:r>
           </w:p>
         </w:tc>
         <w:tc>
-          <w:tcPr/>
-          <w:p>
-            <w:pPr>
-              <w:pStyle w:val="Compact"/>
-              <w:jc w:val="left"/>
-            </w:pPr>
-            <w:r>
+          <w:tcPr>
+            <w:shd w:fill="FFFFFF" w:val="clear"/>
+          </w:tcPr>
+          <w:p>
+            <w:pPr>
+              <w:pStyle w:val="Compact"/>
+              <w:jc w:val="left"/>
+            </w:pPr>
+            <w:r>
+              <w:rPr>
+                <w:color w:val="1A1A1A"/>
+                <w:sz w:val="19"/>
+              </w:rPr>
               <w:t xml:space="preserve">________________________________</w:t>
             </w:r>
           </w:p>
@@ -8657,7 +10395,9 @@
       </w:tr>
       <w:tr>
         <w:tc>
-          <w:tcPr/>
+          <w:tcPr>
+            <w:shd w:fill="E8F8FF" w:val="clear"/>
+          </w:tcPr>
           <w:p>
             <w:pPr>
               <w:pStyle w:val="Compact"/>
@@ -8667,19 +10407,27 @@
               <w:rPr>
                 <w:bCs/>
                 <w:b/>
+                <w:color w:val="1A1A1A"/>
+                <w:sz w:val="19"/>
               </w:rPr>
               <w:t xml:space="preserve">Date:</w:t>
             </w:r>
           </w:p>
         </w:tc>
         <w:tc>
-          <w:tcPr/>
-          <w:p>
-            <w:pPr>
-              <w:pStyle w:val="Compact"/>
-              <w:jc w:val="left"/>
-            </w:pPr>
-            <w:r>
+          <w:tcPr>
+            <w:shd w:fill="E8F8FF" w:val="clear"/>
+          </w:tcPr>
+          <w:p>
+            <w:pPr>
+              <w:pStyle w:val="Compact"/>
+              <w:jc w:val="left"/>
+            </w:pPr>
+            <w:r>
+              <w:rPr>
+                <w:color w:val="1A1A1A"/>
+                <w:sz w:val="19"/>
+              </w:rPr>
               <w:t xml:space="preserve">________________________________</w:t>
             </w:r>
           </w:p>
@@ -8698,9 +10446,29 @@
     <w:bookmarkStart w:id="53" w:name="X2c0a53ea0a1b8c5c8f78afb41fc90499a2af5e4"/>
     <w:p>
       <w:pPr>
+        <w:pBdr>
+          <w:top w:val="single" w:sz="18" w:space="1" w:color="F5A623"/>
+          <w:bottom w:val="single" w:sz="6" w:space="1" w:color="0099CC"/>
+        </w:pBdr>
+        <w:spacing w:before="200" w:after="200"/>
+      </w:pPr>
+    </w:p>
+    <w:p>
+      <w:pPr>
         <w:pStyle w:val="Heading2"/>
-      </w:pPr>
-      <w:r>
+        <w:rPr>
+          <w:color w:val="0099CC"/>
+        </w:rPr>
+        <w:pBdr>
+          <w:bottom w:val="single" w:sz="6" w:space="2" w:color="00BFFF"/>
+        </w:pBdr>
+      </w:pPr>
+      <w:r>
+        <w:rPr>
+          <w:b/>
+          <w:color w:val="0099CC"/>
+          <w:sz w:val="32"/>
+        </w:rPr>
         <w:t xml:space="preserve">SCHEDULE B: PRE-EXISTING INTELLECTUAL PROPERTY</w:t>
       </w:r>
     </w:p>
@@ -8718,6 +10486,14 @@
         <w:tblW w:type="auto" w:w="0"/>
         <w:tblLook w:firstRow="1" w:lastRow="0" w:firstColumn="0" w:lastColumn="0" w:noHBand="0" w:noVBand="0" w:val="0020"/>
         <w:jc w:val="start"/>
+        <w:tblBorders>
+          <w:top w:val="single" w:sz="4" w:space="0" w:color="B0D4E8"/>
+          <w:left w:val="single" w:sz="4" w:space="0" w:color="B0D4E8"/>
+          <w:bottom w:val="single" w:sz="4" w:space="0" w:color="B0D4E8"/>
+          <w:right w:val="single" w:sz="4" w:space="0" w:color="B0D4E8"/>
+          <w:insideH w:val="single" w:sz="4" w:space="0" w:color="B0D4E8"/>
+          <w:insideV w:val="single" w:sz="4" w:space="0" w:color="B0D4E8"/>
+        </w:tblBorders>
       </w:tblPr>
       <w:tblGrid>
         <w:gridCol w:w="2640"/>
@@ -8729,37 +10505,58 @@
           <w:tblHeader w:val="true"/>
         </w:trPr>
         <w:tc>
-          <w:tcPr/>
-          <w:p>
-            <w:pPr>
-              <w:pStyle w:val="Compact"/>
-              <w:jc w:val="left"/>
-            </w:pPr>
-            <w:r>
+          <w:tcPr>
+            <w:shd w:fill="0099CC" w:val="clear"/>
+          </w:tcPr>
+          <w:p>
+            <w:pPr>
+              <w:pStyle w:val="Compact"/>
+              <w:jc w:val="left"/>
+            </w:pPr>
+            <w:r>
+              <w:rPr>
+                <w:b/>
+                <w:color w:val="FFFFFF"/>
+                <w:sz w:val="20"/>
+              </w:rPr>
               <w:t xml:space="preserve">Description</w:t>
             </w:r>
           </w:p>
         </w:tc>
         <w:tc>
-          <w:tcPr/>
-          <w:p>
-            <w:pPr>
-              <w:pStyle w:val="Compact"/>
-              <w:jc w:val="left"/>
-            </w:pPr>
-            <w:r>
+          <w:tcPr>
+            <w:shd w:fill="0099CC" w:val="clear"/>
+          </w:tcPr>
+          <w:p>
+            <w:pPr>
+              <w:pStyle w:val="Compact"/>
+              <w:jc w:val="left"/>
+            </w:pPr>
+            <w:r>
+              <w:rPr>
+                <w:b/>
+                <w:color w:val="FFFFFF"/>
+                <w:sz w:val="20"/>
+              </w:rPr>
               <w:t xml:space="preserve">Date Created</w:t>
             </w:r>
           </w:p>
         </w:tc>
         <w:tc>
-          <w:tcPr/>
-          <w:p>
-            <w:pPr>
-              <w:pStyle w:val="Compact"/>
-              <w:jc w:val="left"/>
-            </w:pPr>
-            <w:r>
+          <w:tcPr>
+            <w:shd w:fill="0099CC" w:val="clear"/>
+          </w:tcPr>
+          <w:p>
+            <w:pPr>
+              <w:pStyle w:val="Compact"/>
+              <w:jc w:val="left"/>
+            </w:pPr>
+            <w:r>
+              <w:rPr>
+                <w:b/>
+                <w:color w:val="FFFFFF"/>
+                <w:sz w:val="20"/>
+              </w:rPr>
               <w:t xml:space="preserve">Nature of IP</w:t>
             </w:r>
           </w:p>
@@ -8767,37 +10564,55 @@
       </w:tr>
       <w:tr>
         <w:tc>
-          <w:tcPr/>
-          <w:p>
-            <w:pPr>
-              <w:pStyle w:val="Compact"/>
-              <w:jc w:val="left"/>
-            </w:pPr>
-            <w:r>
+          <w:tcPr>
+            <w:shd w:fill="FFFFFF" w:val="clear"/>
+          </w:tcPr>
+          <w:p>
+            <w:pPr>
+              <w:pStyle w:val="Compact"/>
+              <w:jc w:val="left"/>
+            </w:pPr>
+            <w:r>
+              <w:rPr>
+                <w:color w:val="1A1A1A"/>
+                <w:sz w:val="19"/>
+              </w:rPr>
               <w:t xml:space="preserve">__________________</w:t>
             </w:r>
           </w:p>
         </w:tc>
         <w:tc>
-          <w:tcPr/>
-          <w:p>
-            <w:pPr>
-              <w:pStyle w:val="Compact"/>
-              <w:jc w:val="left"/>
-            </w:pPr>
-            <w:r>
+          <w:tcPr>
+            <w:shd w:fill="FFFFFF" w:val="clear"/>
+          </w:tcPr>
+          <w:p>
+            <w:pPr>
+              <w:pStyle w:val="Compact"/>
+              <w:jc w:val="left"/>
+            </w:pPr>
+            <w:r>
+              <w:rPr>
+                <w:color w:val="1A1A1A"/>
+                <w:sz w:val="19"/>
+              </w:rPr>
               <w:t xml:space="preserve">__________</w:t>
             </w:r>
           </w:p>
         </w:tc>
         <w:tc>
-          <w:tcPr/>
-          <w:p>
-            <w:pPr>
-              <w:pStyle w:val="Compact"/>
-              <w:jc w:val="left"/>
-            </w:pPr>
-            <w:r>
+          <w:tcPr>
+            <w:shd w:fill="FFFFFF" w:val="clear"/>
+          </w:tcPr>
+          <w:p>
+            <w:pPr>
+              <w:pStyle w:val="Compact"/>
+              <w:jc w:val="left"/>
+            </w:pPr>
+            <w:r>
+              <w:rPr>
+                <w:color w:val="1A1A1A"/>
+                <w:sz w:val="19"/>
+              </w:rPr>
               <w:t xml:space="preserve">______________</w:t>
             </w:r>
           </w:p>
@@ -8805,37 +10620,55 @@
       </w:tr>
       <w:tr>
         <w:tc>
-          <w:tcPr/>
-          <w:p>
-            <w:pPr>
-              <w:pStyle w:val="Compact"/>
-              <w:jc w:val="left"/>
-            </w:pPr>
-            <w:r>
+          <w:tcPr>
+            <w:shd w:fill="E8F8FF" w:val="clear"/>
+          </w:tcPr>
+          <w:p>
+            <w:pPr>
+              <w:pStyle w:val="Compact"/>
+              <w:jc w:val="left"/>
+            </w:pPr>
+            <w:r>
+              <w:rPr>
+                <w:color w:val="1A1A1A"/>
+                <w:sz w:val="19"/>
+              </w:rPr>
               <w:t xml:space="preserve">__________________</w:t>
             </w:r>
           </w:p>
         </w:tc>
         <w:tc>
-          <w:tcPr/>
-          <w:p>
-            <w:pPr>
-              <w:pStyle w:val="Compact"/>
-              <w:jc w:val="left"/>
-            </w:pPr>
-            <w:r>
+          <w:tcPr>
+            <w:shd w:fill="E8F8FF" w:val="clear"/>
+          </w:tcPr>
+          <w:p>
+            <w:pPr>
+              <w:pStyle w:val="Compact"/>
+              <w:jc w:val="left"/>
+            </w:pPr>
+            <w:r>
+              <w:rPr>
+                <w:color w:val="1A1A1A"/>
+                <w:sz w:val="19"/>
+              </w:rPr>
               <w:t xml:space="preserve">__________</w:t>
             </w:r>
           </w:p>
         </w:tc>
         <w:tc>
-          <w:tcPr/>
-          <w:p>
-            <w:pPr>
-              <w:pStyle w:val="Compact"/>
-              <w:jc w:val="left"/>
-            </w:pPr>
-            <w:r>
+          <w:tcPr>
+            <w:shd w:fill="E8F8FF" w:val="clear"/>
+          </w:tcPr>
+          <w:p>
+            <w:pPr>
+              <w:pStyle w:val="Compact"/>
+              <w:jc w:val="left"/>
+            </w:pPr>
+            <w:r>
+              <w:rPr>
+                <w:color w:val="1A1A1A"/>
+                <w:sz w:val="19"/>
+              </w:rPr>
               <w:t xml:space="preserve">______________</w:t>
             </w:r>
           </w:p>
@@ -8843,37 +10676,55 @@
       </w:tr>
       <w:tr>
         <w:tc>
-          <w:tcPr/>
-          <w:p>
-            <w:pPr>
-              <w:pStyle w:val="Compact"/>
-              <w:jc w:val="left"/>
-            </w:pPr>
-            <w:r>
+          <w:tcPr>
+            <w:shd w:fill="FFFFFF" w:val="clear"/>
+          </w:tcPr>
+          <w:p>
+            <w:pPr>
+              <w:pStyle w:val="Compact"/>
+              <w:jc w:val="left"/>
+            </w:pPr>
+            <w:r>
+              <w:rPr>
+                <w:color w:val="1A1A1A"/>
+                <w:sz w:val="19"/>
+              </w:rPr>
               <w:t xml:space="preserve">__________________</w:t>
             </w:r>
           </w:p>
         </w:tc>
         <w:tc>
-          <w:tcPr/>
-          <w:p>
-            <w:pPr>
-              <w:pStyle w:val="Compact"/>
-              <w:jc w:val="left"/>
-            </w:pPr>
-            <w:r>
+          <w:tcPr>
+            <w:shd w:fill="FFFFFF" w:val="clear"/>
+          </w:tcPr>
+          <w:p>
+            <w:pPr>
+              <w:pStyle w:val="Compact"/>
+              <w:jc w:val="left"/>
+            </w:pPr>
+            <w:r>
+              <w:rPr>
+                <w:color w:val="1A1A1A"/>
+                <w:sz w:val="19"/>
+              </w:rPr>
               <w:t xml:space="preserve">__________</w:t>
             </w:r>
           </w:p>
         </w:tc>
         <w:tc>
-          <w:tcPr/>
-          <w:p>
-            <w:pPr>
-              <w:pStyle w:val="Compact"/>
-              <w:jc w:val="left"/>
-            </w:pPr>
-            <w:r>
+          <w:tcPr>
+            <w:shd w:fill="FFFFFF" w:val="clear"/>
+          </w:tcPr>
+          <w:p>
+            <w:pPr>
+              <w:pStyle w:val="Compact"/>
+              <w:jc w:val="left"/>
+            </w:pPr>
+            <w:r>
+              <w:rPr>
+                <w:color w:val="1A1A1A"/>
+                <w:sz w:val="19"/>
+              </w:rPr>
               <w:t xml:space="preserve">______________</w:t>
             </w:r>
           </w:p>
@@ -8951,6 +10802,29 @@
         <w:right w:val="single" w:sz="18" w:space="24" w:color="E08A00"/>
       </w:pgBorders>
     </w:sectPr>
+    <w:p>
+      <w:pPr>
+        <w:pBdr>
+          <w:top w:val="single" w:sz="36" w:space="1" w:color="F5A623"/>
+          <w:bottom w:val="single" w:sz="12" w:space="0" w:color="00BFFF"/>
+        </w:pBdr>
+        <w:spacing w:before="300" w:after="0"/>
+      </w:pPr>
+    </w:p>
+    <w:p>
+      <w:pPr>
+        <w:jc w:val="center"/>
+        <w:spacing w:before="60" w:after="0"/>
+      </w:pPr>
+      <w:r>
+        <w:rPr>
+          <w:color w:val="0099CC"/>
+          <w:sz w:val="16"/>
+          <w:szCs w:val="16"/>
+        </w:rPr>
+        <w:t xml:space="preserve">PECH Group Holdings Ltd  |  Lagos, Nigeria  |  pechgroupholdings.tech</w:t>
+      </w:r>
+    </w:p>
   </w:body>
 </w:document>
 </file>

--- a/contracts/PECH_OFFICE_MARKETER_AGREEMENT.docx
+++ b/contracts/PECH_OFFICE_MARKETER_AGREEMENT.docx
@@ -58,36 +58,12 @@
         <w:spacing w:after="0"/>
       </w:pPr>
     </w:p>
-    <w:bookmarkStart w:id="21" w:name="pech-group-holdings-ltd"/>
-    <w:p>
-      <w:pPr>
-        <w:pStyle w:val="Heading1"/>
-        <w:rPr>
-          <w:color w:val="0099CC"/>
-        </w:rPr>
-        <w:pBdr>
-          <w:bottom w:val="single" w:sz="18" w:space="2" w:color="F5A623"/>
-        </w:pBdr>
-      </w:pPr>
-      <w:r>
-        <w:rPr>
-          <w:b/>
-          <w:color w:val="0099CC"/>
-          <w:sz w:val="44"/>
-        </w:rPr>
-        <w:t xml:space="preserve">PECH GROUP HOLDINGS LTD</w:t>
-      </w:r>
-    </w:p>
     <w:p>
       <w:pPr>
         <w:pStyle w:val="FirstParagraph"/>
       </w:pPr>
       <w:r>
-        <w:rPr>
-          <w:bCs/>
-          <w:b/>
-        </w:rPr>
-        <w:t xml:space="preserve">Technology and Infrastructure Enablers for People</w:t>
+        <w:t xml:space="preserve">📢</w:t>
       </w:r>
     </w:p>
     <w:p>
@@ -95,19 +71,21 @@
         <w:pStyle w:val="BodyText"/>
       </w:pPr>
       <w:r>
-        <w:t xml:space="preserve">Lagos, Nigeria |</w:t>
-      </w:r>
-      <w:r>
-        <w:t xml:space="preserve"> </w:t>
-      </w:r>
-      <w:hyperlink r:id="rId20">
-        <w:r>
-          <w:rPr>
-            <w:rStyle w:val="Hyperlink"/>
-          </w:rPr>
-          <w:t xml:space="preserve">pechgroupholdings.tech</w:t>
-        </w:r>
-      </w:hyperlink>
+        <w:t xml:space="preserve">TABLE OF CONTENTS</w:t>
+      </w:r>
+    </w:p>
+    <w:p>
+      <w:pPr>
+        <w:pStyle w:val="BodyText"/>
+      </w:pPr>
+      <w:r>
+        <w:t xml:space="preserve"> </w:t>
+      </w:r>
+    </w:p>
+    <w:p>
+      <w:pPr>
+        <w:pStyle w:val="BodyText"/>
+      </w:pPr>
     </w:p>
     <w:p>
       <w:r>
@@ -116,101 +94,7 @@
         </w:pict>
       </w:r>
     </w:p>
-    <w:bookmarkEnd w:id="21"/>
-    <w:bookmarkStart w:id="54" w:name="office-marketer-employment-agreement"/>
-    <w:p>
-      <w:pPr>
-        <w:pStyle w:val="Heading1"/>
-        <w:rPr>
-          <w:color w:val="0099CC"/>
-        </w:rPr>
-        <w:pBdr>
-          <w:bottom w:val="single" w:sz="18" w:space="2" w:color="F5A623"/>
-        </w:pBdr>
-      </w:pPr>
-      <w:r>
-        <w:rPr>
-          <w:b/>
-          <w:color w:val="0099CC"/>
-          <w:sz w:val="44"/>
-        </w:rPr>
-        <w:t xml:space="preserve">OFFICE MARKETER EMPLOYMENT AGREEMENT</w:t>
-      </w:r>
-    </w:p>
-    <w:p>
-      <w:pPr>
-        <w:pStyle w:val="FirstParagraph"/>
-      </w:pPr>
-      <w:r>
-        <w:rPr>
-          <w:bCs/>
-          <w:b/>
-        </w:rPr>
-        <w:t xml:space="preserve">Document Classification:</w:t>
-      </w:r>
-      <w:r>
-        <w:t xml:space="preserve"> </w:t>
-      </w:r>
-      <w:r>
-        <w:t xml:space="preserve">Confidential</w:t>
-      </w:r>
-    </w:p>
-    <w:p>
-      <w:pPr>
-        <w:pStyle w:val="BodyText"/>
-      </w:pPr>
-      <w:r>
-        <w:rPr>
-          <w:bCs/>
-          <w:b/>
-        </w:rPr>
-        <w:t xml:space="preserve">Effective Date:</w:t>
-      </w:r>
-      <w:r>
-        <w:t xml:space="preserve"> </w:t>
-      </w:r>
-      <w:r>
-        <w:t xml:space="preserve">_______________</w:t>
-      </w:r>
-    </w:p>
-    <w:p>
-      <w:pPr>
-        <w:pStyle w:val="BodyText"/>
-      </w:pPr>
-      <w:r>
-        <w:rPr>
-          <w:bCs/>
-          <w:b/>
-        </w:rPr>
-        <w:t xml:space="preserve">Contract Reference No.:</w:t>
-      </w:r>
-      <w:r>
-        <w:t xml:space="preserve"> </w:t>
-      </w:r>
-      <w:r>
-        <w:t xml:space="preserve">PECH/OMA/</w:t>
-      </w:r>
-      <w:r>
-        <w:rPr>
-          <w:iCs/>
-          <w:i/>
-          <w:bCs/>
-          <w:b/>
-        </w:rPr>
-        <w:t xml:space="preserve">/</w:t>
-      </w:r>
-      <w:r>
-        <w:t xml:space="preserve">___</w:t>
-      </w:r>
-    </w:p>
-    <w:p>
-      <w:r>
-        <w:pict>
-          <v:rect style="width:0;height:1.5pt" o:hralign="center" o:hrstd="t" o:hr="t"/>
-        </w:pict>
-      </w:r>
-    </w:p>
-    <w:bookmarkStart w:id="22" w:name="table-of-contents"/>
+    <w:bookmarkStart w:id="20" w:name="table-of-contents"/>
     <w:p>
       <w:pPr>
         <w:pBdr>
@@ -522,8 +406,8 @@
         </w:pict>
       </w:r>
     </w:p>
-    <w:bookmarkEnd w:id="22"/>
-    <w:bookmarkStart w:id="23" w:name="parties-definitions"/>
+    <w:bookmarkEnd w:id="20"/>
+    <w:bookmarkStart w:id="21" w:name="parties-definitions"/>
     <w:p>
       <w:pPr>
         <w:pBdr>
@@ -1637,8 +1521,8 @@
         </w:pict>
       </w:r>
     </w:p>
-    <w:bookmarkEnd w:id="23"/>
-    <w:bookmarkStart w:id="24" w:name="appointment-position"/>
+    <w:bookmarkEnd w:id="21"/>
+    <w:bookmarkStart w:id="22" w:name="appointment-position"/>
     <w:p>
       <w:pPr>
         <w:pBdr>
@@ -1867,8 +1751,8 @@
         </w:pict>
       </w:r>
     </w:p>
-    <w:bookmarkEnd w:id="24"/>
-    <w:bookmarkStart w:id="25" w:name="commencement-probation"/>
+    <w:bookmarkEnd w:id="22"/>
+    <w:bookmarkStart w:id="23" w:name="commencement-probation"/>
     <w:p>
       <w:pPr>
         <w:pBdr>
@@ -2147,8 +2031,8 @@
         </w:pict>
       </w:r>
     </w:p>
-    <w:bookmarkEnd w:id="25"/>
-    <w:bookmarkStart w:id="26" w:name="place-of-work"/>
+    <w:bookmarkEnd w:id="23"/>
+    <w:bookmarkStart w:id="24" w:name="place-of-work"/>
     <w:p>
       <w:pPr>
         <w:pBdr>
@@ -2237,8 +2121,8 @@
         </w:pict>
       </w:r>
     </w:p>
-    <w:bookmarkEnd w:id="26"/>
-    <w:bookmarkStart w:id="27" w:name="working-hours"/>
+    <w:bookmarkEnd w:id="24"/>
+    <w:bookmarkStart w:id="25" w:name="working-hours"/>
     <w:p>
       <w:pPr>
         <w:pBdr>
@@ -2322,8 +2206,8 @@
         </w:pict>
       </w:r>
     </w:p>
-    <w:bookmarkEnd w:id="27"/>
-    <w:bookmarkStart w:id="28" w:name="remuneration"/>
+    <w:bookmarkEnd w:id="25"/>
+    <w:bookmarkStart w:id="26" w:name="remuneration"/>
     <w:p>
       <w:pPr>
         <w:pBdr>
@@ -2669,8 +2553,8 @@
         </w:pict>
       </w:r>
     </w:p>
-    <w:bookmarkEnd w:id="28"/>
-    <w:bookmarkStart w:id="29" w:name="statutory-benefits"/>
+    <w:bookmarkEnd w:id="26"/>
+    <w:bookmarkStart w:id="27" w:name="statutory-benefits"/>
     <w:p>
       <w:pPr>
         <w:pBdr>
@@ -2920,8 +2804,8 @@
         </w:pict>
       </w:r>
     </w:p>
-    <w:bookmarkEnd w:id="29"/>
-    <w:bookmarkStart w:id="30" w:name="additional-benefits"/>
+    <w:bookmarkEnd w:id="27"/>
+    <w:bookmarkStart w:id="28" w:name="additional-benefits"/>
     <w:p>
       <w:pPr>
         <w:pBdr>
@@ -3149,8 +3033,8 @@
         </w:pict>
       </w:r>
     </w:p>
-    <w:bookmarkEnd w:id="30"/>
-    <w:bookmarkStart w:id="31" w:name="sales-targets-kpis"/>
+    <w:bookmarkEnd w:id="28"/>
+    <w:bookmarkStart w:id="29" w:name="sales-targets-kpis"/>
     <w:p>
       <w:pPr>
         <w:pBdr>
@@ -3888,8 +3772,8 @@
         </w:pict>
       </w:r>
     </w:p>
-    <w:bookmarkEnd w:id="31"/>
-    <w:bookmarkStart w:id="32" w:name="commission-structure"/>
+    <w:bookmarkEnd w:id="29"/>
+    <w:bookmarkStart w:id="30" w:name="commission-structure"/>
     <w:p>
       <w:pPr>
         <w:pBdr>
@@ -4527,8 +4411,8 @@
         </w:pict>
       </w:r>
     </w:p>
-    <w:bookmarkEnd w:id="32"/>
-    <w:bookmarkStart w:id="33" w:name="marketing-materials-brand-guidelines"/>
+    <w:bookmarkEnd w:id="30"/>
+    <w:bookmarkStart w:id="31" w:name="marketing-materials-brand-guidelines"/>
     <w:p>
       <w:pPr>
         <w:pBdr>
@@ -4732,8 +4616,8 @@
         </w:pict>
       </w:r>
     </w:p>
-    <w:bookmarkEnd w:id="33"/>
-    <w:bookmarkStart w:id="34" w:name="customer-relationship-management"/>
+    <w:bookmarkEnd w:id="31"/>
+    <w:bookmarkStart w:id="32" w:name="customer-relationship-management"/>
     <w:p>
       <w:pPr>
         <w:pBdr>
@@ -4922,8 +4806,8 @@
         </w:pict>
       </w:r>
     </w:p>
-    <w:bookmarkEnd w:id="34"/>
-    <w:bookmarkStart w:id="35" w:name="intellectual-property"/>
+    <w:bookmarkEnd w:id="32"/>
+    <w:bookmarkStart w:id="33" w:name="intellectual-property"/>
     <w:p>
       <w:pPr>
         <w:pBdr>
@@ -5185,8 +5069,8 @@
         </w:pict>
       </w:r>
     </w:p>
-    <w:bookmarkEnd w:id="35"/>
-    <w:bookmarkStart w:id="36" w:name="confidentiality"/>
+    <w:bookmarkEnd w:id="33"/>
+    <w:bookmarkStart w:id="34" w:name="confidentiality"/>
     <w:p>
       <w:pPr>
         <w:pBdr>
@@ -5574,8 +5458,8 @@
         </w:pict>
       </w:r>
     </w:p>
-    <w:bookmarkEnd w:id="36"/>
-    <w:bookmarkStart w:id="37" w:name="non-competition"/>
+    <w:bookmarkEnd w:id="34"/>
+    <w:bookmarkStart w:id="35" w:name="non-competition"/>
     <w:p>
       <w:pPr>
         <w:pBdr>
@@ -5797,8 +5681,8 @@
         </w:pict>
       </w:r>
     </w:p>
-    <w:bookmarkEnd w:id="37"/>
-    <w:bookmarkStart w:id="38" w:name="non-solicitation"/>
+    <w:bookmarkEnd w:id="35"/>
+    <w:bookmarkStart w:id="36" w:name="non-solicitation"/>
     <w:p>
       <w:pPr>
         <w:pBdr>
@@ -5974,8 +5858,8 @@
         </w:pict>
       </w:r>
     </w:p>
-    <w:bookmarkEnd w:id="38"/>
-    <w:bookmarkStart w:id="39" w:name="media-policy"/>
+    <w:bookmarkEnd w:id="36"/>
+    <w:bookmarkStart w:id="37" w:name="media-policy"/>
     <w:p>
       <w:pPr>
         <w:pBdr>
@@ -6203,8 +6087,8 @@
         </w:pict>
       </w:r>
     </w:p>
-    <w:bookmarkEnd w:id="39"/>
-    <w:bookmarkStart w:id="40" w:name="data-protection"/>
+    <w:bookmarkEnd w:id="37"/>
+    <w:bookmarkStart w:id="38" w:name="data-protection"/>
     <w:p>
       <w:pPr>
         <w:pBdr>
@@ -6566,8 +6450,8 @@
         </w:pict>
       </w:r>
     </w:p>
-    <w:bookmarkEnd w:id="40"/>
-    <w:bookmarkStart w:id="41" w:name="code-of-conduct"/>
+    <w:bookmarkEnd w:id="38"/>
+    <w:bookmarkStart w:id="39" w:name="code-of-conduct"/>
     <w:p>
       <w:pPr>
         <w:pBdr>
@@ -6764,8 +6648,8 @@
         </w:pict>
       </w:r>
     </w:p>
-    <w:bookmarkEnd w:id="41"/>
-    <w:bookmarkStart w:id="42" w:name="termination"/>
+    <w:bookmarkEnd w:id="39"/>
+    <w:bookmarkStart w:id="40" w:name="termination"/>
     <w:p>
       <w:pPr>
         <w:pBdr>
@@ -7357,8 +7241,8 @@
         </w:pict>
       </w:r>
     </w:p>
-    <w:bookmarkEnd w:id="42"/>
-    <w:bookmarkStart w:id="43" w:name="dispute-resolution"/>
+    <w:bookmarkEnd w:id="40"/>
+    <w:bookmarkStart w:id="41" w:name="dispute-resolution"/>
     <w:p>
       <w:pPr>
         <w:pBdr>
@@ -7580,8 +7464,8 @@
         </w:pict>
       </w:r>
     </w:p>
-    <w:bookmarkEnd w:id="43"/>
-    <w:bookmarkStart w:id="44" w:name="general-provisions"/>
+    <w:bookmarkEnd w:id="41"/>
+    <w:bookmarkStart w:id="42" w:name="general-provisions"/>
     <w:p>
       <w:pPr>
         <w:pBdr>
@@ -7866,8 +7750,8 @@
         </w:pict>
       </w:r>
     </w:p>
-    <w:bookmarkEnd w:id="44"/>
-    <w:bookmarkStart w:id="46" w:name="signature-block"/>
+    <w:bookmarkEnd w:id="42"/>
+    <w:bookmarkStart w:id="44" w:name="signature-block"/>
     <w:p>
       <w:pPr>
         <w:pBdr>
@@ -7896,7 +7780,7 @@
         <w:t xml:space="preserve">23. SIGNATURE BLOCK</w:t>
       </w:r>
     </w:p>
-    <w:bookmarkStart w:id="45" w:name="declaration"/>
+    <w:bookmarkStart w:id="43" w:name="declaration"/>
     <w:p>
       <w:pPr>
         <w:pStyle w:val="Heading3"/>
@@ -8591,9 +8475,9 @@
         </w:pict>
       </w:r>
     </w:p>
-    <w:bookmarkEnd w:id="45"/>
-    <w:bookmarkEnd w:id="46"/>
-    <w:bookmarkStart w:id="52" w:name="X761c2e7707c64e2bba137a7b4f58a4f8913f521"/>
+    <w:bookmarkEnd w:id="43"/>
+    <w:bookmarkEnd w:id="44"/>
+    <w:bookmarkStart w:id="50" w:name="X761c2e7707c64e2bba137a7b4f58a4f8913f521"/>
     <w:p>
       <w:pPr>
         <w:pBdr>
@@ -8622,7 +8506,7 @@
         <w:t xml:space="preserve">SCHEDULE A: SALES TARGETS &amp; COMMISSION DETAILS</w:t>
       </w:r>
     </w:p>
-    <w:bookmarkStart w:id="47" w:name="a.1-quarterly-sales-targets"/>
+    <w:bookmarkStart w:id="45" w:name="a.1-quarterly-sales-targets"/>
     <w:p>
       <w:pPr>
         <w:pStyle w:val="Heading3"/>
@@ -9006,8 +8890,8 @@
         </w:tc>
       </w:tr>
     </w:tbl>
-    <w:bookmarkEnd w:id="47"/>
-    <w:bookmarkStart w:id="48" w:name="a.2-commission-rate-summary"/>
+    <w:bookmarkEnd w:id="45"/>
+    <w:bookmarkStart w:id="46" w:name="a.2-commission-rate-summary"/>
     <w:p>
       <w:pPr>
         <w:pStyle w:val="Heading3"/>
@@ -9387,8 +9271,8 @@
         </w:tc>
       </w:tr>
     </w:tbl>
-    <w:bookmarkEnd w:id="48"/>
-    <w:bookmarkStart w:id="49" w:name="a.3-performance-bonus-thresholds"/>
+    <w:bookmarkEnd w:id="46"/>
+    <w:bookmarkStart w:id="47" w:name="a.3-performance-bonus-thresholds"/>
     <w:p>
       <w:pPr>
         <w:pStyle w:val="Heading3"/>
@@ -9582,8 +9466,8 @@
         </w:tc>
       </w:tr>
     </w:tbl>
-    <w:bookmarkEnd w:id="49"/>
-    <w:bookmarkStart w:id="50" w:name="a.4-monthly-lead-generation-targets"/>
+    <w:bookmarkEnd w:id="47"/>
+    <w:bookmarkStart w:id="48" w:name="a.4-monthly-lead-generation-targets"/>
     <w:p>
       <w:pPr>
         <w:pStyle w:val="Heading3"/>
@@ -9851,8 +9735,8 @@
         </w:tc>
       </w:tr>
     </w:tbl>
-    <w:bookmarkEnd w:id="50"/>
-    <w:bookmarkStart w:id="51" w:name="a.5-assigned-product-lines"/>
+    <w:bookmarkEnd w:id="48"/>
+    <w:bookmarkStart w:id="49" w:name="a.5-assigned-product-lines"/>
     <w:p>
       <w:pPr>
         <w:pStyle w:val="Heading3"/>
@@ -10441,9 +10325,9 @@
         </w:pict>
       </w:r>
     </w:p>
-    <w:bookmarkEnd w:id="51"/>
-    <w:bookmarkEnd w:id="52"/>
-    <w:bookmarkStart w:id="53" w:name="X2c0a53ea0a1b8c5c8f78afb41fc90499a2af5e4"/>
+    <w:bookmarkEnd w:id="49"/>
+    <w:bookmarkEnd w:id="50"/>
+    <w:bookmarkStart w:id="51" w:name="X2c0a53ea0a1b8c5c8f78afb41fc90499a2af5e4"/>
     <w:p>
       <w:pPr>
         <w:pBdr>
@@ -10792,16 +10676,8 @@
         <w:t xml:space="preserve">PECH Group Holdings Ltd | Confidential | pechgroupholdings.tech</w:t>
       </w:r>
     </w:p>
-    <w:bookmarkEnd w:id="53"/>
-    <w:bookmarkEnd w:id="54"/>
-    <w:sectPr>
-      <w:pgBorders w:offsetFrom="page">
-        <w:top w:val="single" w:sz="18" w:space="24" w:color="00BFFF"/>
-        <w:left w:val="single" w:sz="18" w:space="24" w:color="0099CC"/>
-        <w:bottom w:val="single" w:sz="18" w:space="24" w:color="F5A623"/>
-        <w:right w:val="single" w:sz="18" w:space="24" w:color="E08A00"/>
-      </w:pgBorders>
-    </w:sectPr>
+    <w:bookmarkEnd w:id="51"/>
+    <w:sectPr/>
     <w:p>
       <w:pPr>
         <w:pBdr>
